--- a/PlantOps_AI_Enterprise_Requirements_v2.docx
+++ b/PlantOps_AI_Enterprise_Requirements_v2.docx
@@ -2,6 +2,18 @@
 <file path=word/document.xml><?xml version="1.0" encoding="utf-8"?>
 <w:document xmlns:wpc="http://schemas.microsoft.com/office/word/2010/wordprocessingCanvas" xmlns:cx="http://schemas.microsoft.com/office/drawing/2014/chartex" xmlns:cx1="http://schemas.microsoft.com/office/drawing/2015/9/8/chartex" xmlns:cx2="http://schemas.microsoft.com/office/drawing/2015/10/21/chartex" xmlns:cx3="http://schemas.microsoft.com/office/drawing/2016/5/9/chartex" xmlns:cx4="http://schemas.microsoft.com/office/drawing/2016/5/10/chartex" xmlns:cx5="http://schemas.microsoft.com/office/drawing/2016/5/11/chartex" xmlns:cx6="http://schemas.microsoft.com/office/drawing/2016/5/12/chartex" xmlns:cx7="http://schemas.microsoft.com/office/drawing/2016/5/13/chartex" xmlns:cx8="http://schemas.microsoft.com/office/drawing/2016/5/14/chartex" xmlns:mc="http://schemas.openxmlformats.org/markup-compatibility/2006" xmlns:aink="http://schemas.microsoft.com/office/drawing/2016/ink" xmlns:am3d="http://schemas.microsoft.com/office/drawing/2017/model3d" xmlns:o="urn:schemas-microsoft-com:office:office" xmlns:oel="http://schemas.microsoft.com/office/2019/extlst" xmlns:r="http://schemas.openxmlformats.org/officeDocument/2006/relationships" xmlns:m="http://schemas.openxmlformats.org/officeDocument/2006/math" xmlns:v="urn:schemas-microsoft-com:vml" xmlns:wp14="http://schemas.microsoft.com/office/word/2010/wordprocessingDrawing" xmlns:wp="http://schemas.openxmlformats.org/drawingml/2006/wordprocessingDrawing" xmlns:w10="urn:schemas-microsoft-com:office:word" xmlns:w="http://schemas.openxmlformats.org/wordprocessingml/2006/main" xmlns:w14="http://schemas.microsoft.com/office/word/2010/wordml" xmlns:w15="http://schemas.microsoft.com/office/word/2012/wordml" xmlns:w16cex="http://schemas.microsoft.com/office/word/2018/wordml/cex" xmlns:w16cid="http://schemas.microsoft.com/office/word/2016/wordml/cid" xmlns:w16="http://schemas.microsoft.com/office/word/2018/wordml" xmlns:w16du="http://schemas.microsoft.com/office/word/2023/wordml/word16du" xmlns:w16sdtdh="http://schemas.microsoft.com/office/word/2020/wordml/sdtdatahash" xmlns:w16sdtfl="http://schemas.microsoft.com/office/word/2024/wordml/sdtformatlock" xmlns:w16se="http://schemas.microsoft.com/office/word/2015/wordml/symex" xmlns:wpg="http://schemas.microsoft.com/office/word/2010/wordprocessingGroup" xmlns:wpi="http://schemas.microsoft.com/office/word/2010/wordprocessingInk" xmlns:wne="http://schemas.microsoft.com/office/word/2006/wordml" xmlns:wps="http://schemas.microsoft.com/office/word/2010/wordprocessingShape" mc:Ignorable="w14 w15 w16se w16cid w16 w16cex w16sdtdh w16sdtfl w16du wp14">
   <w:body>
+    <w:p>
+      <w:pPr>
+        <w:spacing w:before="2600" w:after="120"/>
+        <w:rPr>
+          <w:b/>
+          <w:bCs/>
+          <w:color w:val="1F3A5F"/>
+          <w:sz w:val="76"/>
+          <w:szCs w:val="76"/>
+        </w:rPr>
+      </w:pPr>
+    </w:p>
     <w:p>
       <w:pPr>
         <w:spacing w:before="2600" w:after="120"/>
@@ -14,17 +26,7 @@
           <w:sz w:val="76"/>
           <w:szCs w:val="76"/>
         </w:rPr>
-        <w:t>PLANTOPS</w:t>
-      </w:r>
-      <w:r>
-        <w:rPr>
-          <w:b/>
-          <w:bCs/>
-          <w:color w:val="1F3A5F"/>
-          <w:sz w:val="76"/>
-          <w:szCs w:val="76"/>
-        </w:rPr>
-        <w:t xml:space="preserve"> AI</w:t>
+        <w:t>PLANTOPS AI</w:t>
       </w:r>
     </w:p>
     <w:p>
@@ -108,12 +110,6 @@
         <w:gridCol w:w="7229"/>
       </w:tblGrid>
       <w:tr>
-        <w:tblPrEx>
-          <w:tblCellMar>
-            <w:top w:w="0" w:type="dxa"/>
-            <w:bottom w:w="0" w:type="dxa"/>
-          </w:tblCellMar>
-        </w:tblPrEx>
         <w:trPr>
           <w:cantSplit/>
           <w:tblHeader/>
@@ -174,12 +170,6 @@
         </w:tc>
       </w:tr>
       <w:tr>
-        <w:tblPrEx>
-          <w:tblCellMar>
-            <w:top w:w="0" w:type="dxa"/>
-            <w:bottom w:w="0" w:type="dxa"/>
-          </w:tblCellMar>
-        </w:tblPrEx>
         <w:trPr>
           <w:cantSplit/>
         </w:trPr>
@@ -231,12 +221,6 @@
         </w:tc>
       </w:tr>
       <w:tr>
-        <w:tblPrEx>
-          <w:tblCellMar>
-            <w:top w:w="0" w:type="dxa"/>
-            <w:bottom w:w="0" w:type="dxa"/>
-          </w:tblCellMar>
-        </w:tblPrEx>
         <w:trPr>
           <w:cantSplit/>
         </w:trPr>
@@ -290,12 +274,6 @@
         </w:tc>
       </w:tr>
       <w:tr>
-        <w:tblPrEx>
-          <w:tblCellMar>
-            <w:top w:w="0" w:type="dxa"/>
-            <w:bottom w:w="0" w:type="dxa"/>
-          </w:tblCellMar>
-        </w:tblPrEx>
         <w:trPr>
           <w:cantSplit/>
         </w:trPr>
@@ -356,12 +334,6 @@
         </w:tc>
       </w:tr>
       <w:tr>
-        <w:tblPrEx>
-          <w:tblCellMar>
-            <w:top w:w="0" w:type="dxa"/>
-            <w:bottom w:w="0" w:type="dxa"/>
-          </w:tblCellMar>
-        </w:tblPrEx>
         <w:trPr>
           <w:cantSplit/>
         </w:trPr>
@@ -619,12 +591,6 @@
         <w:gridCol w:w="6940"/>
       </w:tblGrid>
       <w:tr>
-        <w:tblPrEx>
-          <w:tblCellMar>
-            <w:top w:w="0" w:type="dxa"/>
-            <w:bottom w:w="0" w:type="dxa"/>
-          </w:tblCellMar>
-        </w:tblPrEx>
         <w:trPr>
           <w:cantSplit/>
           <w:tblHeader/>
@@ -712,12 +678,6 @@
         </w:tc>
       </w:tr>
       <w:tr>
-        <w:tblPrEx>
-          <w:tblCellMar>
-            <w:top w:w="0" w:type="dxa"/>
-            <w:bottom w:w="0" w:type="dxa"/>
-          </w:tblCellMar>
-        </w:tblPrEx>
         <w:trPr>
           <w:cantSplit/>
         </w:trPr>
@@ -792,12 +752,6 @@
         </w:tc>
       </w:tr>
       <w:tr>
-        <w:tblPrEx>
-          <w:tblCellMar>
-            <w:top w:w="0" w:type="dxa"/>
-            <w:bottom w:w="0" w:type="dxa"/>
-          </w:tblCellMar>
-        </w:tblPrEx>
         <w:trPr>
           <w:cantSplit/>
         </w:trPr>
@@ -6310,12 +6264,6 @@
         <w:gridCol w:w="2892"/>
       </w:tblGrid>
       <w:tr>
-        <w:tblPrEx>
-          <w:tblCellMar>
-            <w:top w:w="0" w:type="dxa"/>
-            <w:bottom w:w="0" w:type="dxa"/>
-          </w:tblCellMar>
-        </w:tblPrEx>
         <w:trPr>
           <w:cantSplit/>
           <w:tblHeader/>
@@ -6403,12 +6351,6 @@
         </w:tc>
       </w:tr>
       <w:tr>
-        <w:tblPrEx>
-          <w:tblCellMar>
-            <w:top w:w="0" w:type="dxa"/>
-            <w:bottom w:w="0" w:type="dxa"/>
-          </w:tblCellMar>
-        </w:tblPrEx>
         <w:trPr>
           <w:cantSplit/>
         </w:trPr>
@@ -6483,12 +6425,6 @@
         </w:tc>
       </w:tr>
       <w:tr>
-        <w:tblPrEx>
-          <w:tblCellMar>
-            <w:top w:w="0" w:type="dxa"/>
-            <w:bottom w:w="0" w:type="dxa"/>
-          </w:tblCellMar>
-        </w:tblPrEx>
         <w:trPr>
           <w:cantSplit/>
         </w:trPr>
@@ -6566,12 +6502,6 @@
         </w:tc>
       </w:tr>
       <w:tr>
-        <w:tblPrEx>
-          <w:tblCellMar>
-            <w:top w:w="0" w:type="dxa"/>
-            <w:bottom w:w="0" w:type="dxa"/>
-          </w:tblCellMar>
-        </w:tblPrEx>
         <w:trPr>
           <w:cantSplit/>
         </w:trPr>
@@ -6646,12 +6576,6 @@
         </w:tc>
       </w:tr>
       <w:tr>
-        <w:tblPrEx>
-          <w:tblCellMar>
-            <w:top w:w="0" w:type="dxa"/>
-            <w:bottom w:w="0" w:type="dxa"/>
-          </w:tblCellMar>
-        </w:tblPrEx>
         <w:trPr>
           <w:cantSplit/>
         </w:trPr>
@@ -6729,12 +6653,6 @@
         </w:tc>
       </w:tr>
       <w:tr>
-        <w:tblPrEx>
-          <w:tblCellMar>
-            <w:top w:w="0" w:type="dxa"/>
-            <w:bottom w:w="0" w:type="dxa"/>
-          </w:tblCellMar>
-        </w:tblPrEx>
         <w:trPr>
           <w:cantSplit/>
         </w:trPr>
@@ -6809,12 +6727,6 @@
         </w:tc>
       </w:tr>
       <w:tr>
-        <w:tblPrEx>
-          <w:tblCellMar>
-            <w:top w:w="0" w:type="dxa"/>
-            <w:bottom w:w="0" w:type="dxa"/>
-          </w:tblCellMar>
-        </w:tblPrEx>
         <w:trPr>
           <w:cantSplit/>
         </w:trPr>
@@ -6918,12 +6830,6 @@
         <w:gridCol w:w="9638"/>
       </w:tblGrid>
       <w:tr>
-        <w:tblPrEx>
-          <w:tblCellMar>
-            <w:top w:w="0" w:type="dxa"/>
-            <w:bottom w:w="0" w:type="dxa"/>
-          </w:tblCellMar>
-        </w:tblPrEx>
         <w:trPr>
           <w:cantSplit/>
         </w:trPr>
@@ -7057,12 +6963,6 @@
         <w:gridCol w:w="996"/>
       </w:tblGrid>
       <w:tr>
-        <w:tblPrEx>
-          <w:tblCellMar>
-            <w:top w:w="0" w:type="dxa"/>
-            <w:bottom w:w="0" w:type="dxa"/>
-          </w:tblCellMar>
-        </w:tblPrEx>
         <w:trPr>
           <w:cantSplit/>
           <w:tblHeader/>
@@ -7177,12 +7077,6 @@
         </w:tc>
       </w:tr>
       <w:tr>
-        <w:tblPrEx>
-          <w:tblCellMar>
-            <w:top w:w="0" w:type="dxa"/>
-            <w:bottom w:w="0" w:type="dxa"/>
-          </w:tblCellMar>
-        </w:tblPrEx>
         <w:trPr>
           <w:cantSplit/>
         </w:trPr>
@@ -7280,12 +7174,6 @@
         </w:tc>
       </w:tr>
       <w:tr>
-        <w:tblPrEx>
-          <w:tblCellMar>
-            <w:top w:w="0" w:type="dxa"/>
-            <w:bottom w:w="0" w:type="dxa"/>
-          </w:tblCellMar>
-        </w:tblPrEx>
         <w:trPr>
           <w:cantSplit/>
         </w:trPr>
@@ -7387,12 +7275,6 @@
         </w:tc>
       </w:tr>
       <w:tr>
-        <w:tblPrEx>
-          <w:tblCellMar>
-            <w:top w:w="0" w:type="dxa"/>
-            <w:bottom w:w="0" w:type="dxa"/>
-          </w:tblCellMar>
-        </w:tblPrEx>
         <w:trPr>
           <w:cantSplit/>
         </w:trPr>
@@ -7490,12 +7372,6 @@
         </w:tc>
       </w:tr>
       <w:tr>
-        <w:tblPrEx>
-          <w:tblCellMar>
-            <w:top w:w="0" w:type="dxa"/>
-            <w:bottom w:w="0" w:type="dxa"/>
-          </w:tblCellMar>
-        </w:tblPrEx>
         <w:trPr>
           <w:cantSplit/>
         </w:trPr>
@@ -7613,12 +7489,6 @@
         </w:tc>
       </w:tr>
       <w:tr>
-        <w:tblPrEx>
-          <w:tblCellMar>
-            <w:top w:w="0" w:type="dxa"/>
-            <w:bottom w:w="0" w:type="dxa"/>
-          </w:tblCellMar>
-        </w:tblPrEx>
         <w:trPr>
           <w:cantSplit/>
         </w:trPr>
@@ -7716,12 +7586,6 @@
         </w:tc>
       </w:tr>
       <w:tr>
-        <w:tblPrEx>
-          <w:tblCellMar>
-            <w:top w:w="0" w:type="dxa"/>
-            <w:bottom w:w="0" w:type="dxa"/>
-          </w:tblCellMar>
-        </w:tblPrEx>
         <w:trPr>
           <w:cantSplit/>
         </w:trPr>
@@ -7832,12 +7696,6 @@
         </w:tc>
       </w:tr>
       <w:tr>
-        <w:tblPrEx>
-          <w:tblCellMar>
-            <w:top w:w="0" w:type="dxa"/>
-            <w:bottom w:w="0" w:type="dxa"/>
-          </w:tblCellMar>
-        </w:tblPrEx>
         <w:trPr>
           <w:cantSplit/>
         </w:trPr>
@@ -7935,12 +7793,6 @@
         </w:tc>
       </w:tr>
       <w:tr>
-        <w:tblPrEx>
-          <w:tblCellMar>
-            <w:top w:w="0" w:type="dxa"/>
-            <w:bottom w:w="0" w:type="dxa"/>
-          </w:tblCellMar>
-        </w:tblPrEx>
         <w:trPr>
           <w:cantSplit/>
         </w:trPr>
@@ -8042,12 +7894,6 @@
         </w:tc>
       </w:tr>
       <w:tr>
-        <w:tblPrEx>
-          <w:tblCellMar>
-            <w:top w:w="0" w:type="dxa"/>
-            <w:bottom w:w="0" w:type="dxa"/>
-          </w:tblCellMar>
-        </w:tblPrEx>
         <w:trPr>
           <w:cantSplit/>
         </w:trPr>
@@ -8161,12 +8007,6 @@
         </w:tc>
       </w:tr>
       <w:tr>
-        <w:tblPrEx>
-          <w:tblCellMar>
-            <w:top w:w="0" w:type="dxa"/>
-            <w:bottom w:w="0" w:type="dxa"/>
-          </w:tblCellMar>
-        </w:tblPrEx>
         <w:trPr>
           <w:cantSplit/>
         </w:trPr>
@@ -8268,12 +8108,6 @@
         </w:tc>
       </w:tr>
       <w:tr>
-        <w:tblPrEx>
-          <w:tblCellMar>
-            <w:top w:w="0" w:type="dxa"/>
-            <w:bottom w:w="0" w:type="dxa"/>
-          </w:tblCellMar>
-        </w:tblPrEx>
         <w:trPr>
           <w:cantSplit/>
         </w:trPr>
@@ -8371,12 +8205,6 @@
         </w:tc>
       </w:tr>
       <w:tr>
-        <w:tblPrEx>
-          <w:tblCellMar>
-            <w:top w:w="0" w:type="dxa"/>
-            <w:bottom w:w="0" w:type="dxa"/>
-          </w:tblCellMar>
-        </w:tblPrEx>
         <w:trPr>
           <w:cantSplit/>
         </w:trPr>
@@ -8666,12 +8494,6 @@
         <w:gridCol w:w="7325"/>
       </w:tblGrid>
       <w:tr>
-        <w:tblPrEx>
-          <w:tblCellMar>
-            <w:top w:w="0" w:type="dxa"/>
-            <w:bottom w:w="0" w:type="dxa"/>
-          </w:tblCellMar>
-        </w:tblPrEx>
         <w:trPr>
           <w:cantSplit/>
           <w:tblHeader/>
@@ -8732,12 +8554,6 @@
         </w:tc>
       </w:tr>
       <w:tr>
-        <w:tblPrEx>
-          <w:tblCellMar>
-            <w:top w:w="0" w:type="dxa"/>
-            <w:bottom w:w="0" w:type="dxa"/>
-          </w:tblCellMar>
-        </w:tblPrEx>
         <w:trPr>
           <w:cantSplit/>
         </w:trPr>
@@ -8789,12 +8605,6 @@
         </w:tc>
       </w:tr>
       <w:tr>
-        <w:tblPrEx>
-          <w:tblCellMar>
-            <w:top w:w="0" w:type="dxa"/>
-            <w:bottom w:w="0" w:type="dxa"/>
-          </w:tblCellMar>
-        </w:tblPrEx>
         <w:trPr>
           <w:cantSplit/>
         </w:trPr>
@@ -8848,12 +8658,6 @@
         </w:tc>
       </w:tr>
       <w:tr>
-        <w:tblPrEx>
-          <w:tblCellMar>
-            <w:top w:w="0" w:type="dxa"/>
-            <w:bottom w:w="0" w:type="dxa"/>
-          </w:tblCellMar>
-        </w:tblPrEx>
         <w:trPr>
           <w:cantSplit/>
         </w:trPr>
@@ -8905,12 +8709,6 @@
         </w:tc>
       </w:tr>
       <w:tr>
-        <w:tblPrEx>
-          <w:tblCellMar>
-            <w:top w:w="0" w:type="dxa"/>
-            <w:bottom w:w="0" w:type="dxa"/>
-          </w:tblCellMar>
-        </w:tblPrEx>
         <w:trPr>
           <w:cantSplit/>
         </w:trPr>
@@ -8964,12 +8762,6 @@
         </w:tc>
       </w:tr>
       <w:tr>
-        <w:tblPrEx>
-          <w:tblCellMar>
-            <w:top w:w="0" w:type="dxa"/>
-            <w:bottom w:w="0" w:type="dxa"/>
-          </w:tblCellMar>
-        </w:tblPrEx>
         <w:trPr>
           <w:cantSplit/>
         </w:trPr>
@@ -9037,12 +8829,6 @@
         </w:tc>
       </w:tr>
       <w:tr>
-        <w:tblPrEx>
-          <w:tblCellMar>
-            <w:top w:w="0" w:type="dxa"/>
-            <w:bottom w:w="0" w:type="dxa"/>
-          </w:tblCellMar>
-        </w:tblPrEx>
         <w:trPr>
           <w:cantSplit/>
         </w:trPr>
@@ -9096,12 +8882,6 @@
         </w:tc>
       </w:tr>
       <w:tr>
-        <w:tblPrEx>
-          <w:tblCellMar>
-            <w:top w:w="0" w:type="dxa"/>
-            <w:bottom w:w="0" w:type="dxa"/>
-          </w:tblCellMar>
-        </w:tblPrEx>
         <w:trPr>
           <w:cantSplit/>
         </w:trPr>
@@ -9153,12 +8933,6 @@
         </w:tc>
       </w:tr>
       <w:tr>
-        <w:tblPrEx>
-          <w:tblCellMar>
-            <w:top w:w="0" w:type="dxa"/>
-            <w:bottom w:w="0" w:type="dxa"/>
-          </w:tblCellMar>
-        </w:tblPrEx>
         <w:trPr>
           <w:cantSplit/>
         </w:trPr>
@@ -9258,12 +9032,6 @@
         <w:gridCol w:w="7037"/>
       </w:tblGrid>
       <w:tr>
-        <w:tblPrEx>
-          <w:tblCellMar>
-            <w:top w:w="0" w:type="dxa"/>
-            <w:bottom w:w="0" w:type="dxa"/>
-          </w:tblCellMar>
-        </w:tblPrEx>
         <w:trPr>
           <w:cantSplit/>
           <w:tblHeader/>
@@ -9351,12 +9119,6 @@
         </w:tc>
       </w:tr>
       <w:tr>
-        <w:tblPrEx>
-          <w:tblCellMar>
-            <w:top w:w="0" w:type="dxa"/>
-            <w:bottom w:w="0" w:type="dxa"/>
-          </w:tblCellMar>
-        </w:tblPrEx>
         <w:trPr>
           <w:cantSplit/>
         </w:trPr>
@@ -9431,12 +9193,6 @@
         </w:tc>
       </w:tr>
       <w:tr>
-        <w:tblPrEx>
-          <w:tblCellMar>
-            <w:top w:w="0" w:type="dxa"/>
-            <w:bottom w:w="0" w:type="dxa"/>
-          </w:tblCellMar>
-        </w:tblPrEx>
         <w:trPr>
           <w:cantSplit/>
         </w:trPr>
@@ -9514,12 +9270,6 @@
         </w:tc>
       </w:tr>
       <w:tr>
-        <w:tblPrEx>
-          <w:tblCellMar>
-            <w:top w:w="0" w:type="dxa"/>
-            <w:bottom w:w="0" w:type="dxa"/>
-          </w:tblCellMar>
-        </w:tblPrEx>
         <w:trPr>
           <w:cantSplit/>
         </w:trPr>
@@ -9594,12 +9344,6 @@
         </w:tc>
       </w:tr>
       <w:tr>
-        <w:tblPrEx>
-          <w:tblCellMar>
-            <w:top w:w="0" w:type="dxa"/>
-            <w:bottom w:w="0" w:type="dxa"/>
-          </w:tblCellMar>
-        </w:tblPrEx>
         <w:trPr>
           <w:cantSplit/>
         </w:trPr>
@@ -9794,12 +9538,6 @@
         <w:gridCol w:w="2412"/>
       </w:tblGrid>
       <w:tr>
-        <w:tblPrEx>
-          <w:tblCellMar>
-            <w:top w:w="0" w:type="dxa"/>
-            <w:bottom w:w="0" w:type="dxa"/>
-          </w:tblCellMar>
-        </w:tblPrEx>
         <w:trPr>
           <w:cantSplit/>
           <w:tblHeader/>
@@ -9914,12 +9652,6 @@
         </w:tc>
       </w:tr>
       <w:tr>
-        <w:tblPrEx>
-          <w:tblCellMar>
-            <w:top w:w="0" w:type="dxa"/>
-            <w:bottom w:w="0" w:type="dxa"/>
-          </w:tblCellMar>
-        </w:tblPrEx>
         <w:trPr>
           <w:cantSplit/>
         </w:trPr>
@@ -10017,12 +9749,6 @@
         </w:tc>
       </w:tr>
       <w:tr>
-        <w:tblPrEx>
-          <w:tblCellMar>
-            <w:top w:w="0" w:type="dxa"/>
-            <w:bottom w:w="0" w:type="dxa"/>
-          </w:tblCellMar>
-        </w:tblPrEx>
         <w:trPr>
           <w:cantSplit/>
         </w:trPr>
@@ -10124,12 +9850,6 @@
         </w:tc>
       </w:tr>
       <w:tr>
-        <w:tblPrEx>
-          <w:tblCellMar>
-            <w:top w:w="0" w:type="dxa"/>
-            <w:bottom w:w="0" w:type="dxa"/>
-          </w:tblCellMar>
-        </w:tblPrEx>
         <w:trPr>
           <w:cantSplit/>
         </w:trPr>
@@ -10227,12 +9947,6 @@
         </w:tc>
       </w:tr>
       <w:tr>
-        <w:tblPrEx>
-          <w:tblCellMar>
-            <w:top w:w="0" w:type="dxa"/>
-            <w:bottom w:w="0" w:type="dxa"/>
-          </w:tblCellMar>
-        </w:tblPrEx>
         <w:trPr>
           <w:cantSplit/>
         </w:trPr>
@@ -10334,12 +10048,6 @@
         </w:tc>
       </w:tr>
       <w:tr>
-        <w:tblPrEx>
-          <w:tblCellMar>
-            <w:top w:w="0" w:type="dxa"/>
-            <w:bottom w:w="0" w:type="dxa"/>
-          </w:tblCellMar>
-        </w:tblPrEx>
         <w:trPr>
           <w:cantSplit/>
         </w:trPr>
@@ -10437,12 +10145,6 @@
         </w:tc>
       </w:tr>
       <w:tr>
-        <w:tblPrEx>
-          <w:tblCellMar>
-            <w:top w:w="0" w:type="dxa"/>
-            <w:bottom w:w="0" w:type="dxa"/>
-          </w:tblCellMar>
-        </w:tblPrEx>
         <w:trPr>
           <w:cantSplit/>
         </w:trPr>
@@ -10544,12 +10246,6 @@
         </w:tc>
       </w:tr>
       <w:tr>
-        <w:tblPrEx>
-          <w:tblCellMar>
-            <w:top w:w="0" w:type="dxa"/>
-            <w:bottom w:w="0" w:type="dxa"/>
-          </w:tblCellMar>
-        </w:tblPrEx>
         <w:trPr>
           <w:cantSplit/>
         </w:trPr>
@@ -10647,12 +10343,6 @@
         </w:tc>
       </w:tr>
       <w:tr>
-        <w:tblPrEx>
-          <w:tblCellMar>
-            <w:top w:w="0" w:type="dxa"/>
-            <w:bottom w:w="0" w:type="dxa"/>
-          </w:tblCellMar>
-        </w:tblPrEx>
         <w:trPr>
           <w:cantSplit/>
         </w:trPr>
@@ -10754,12 +10444,6 @@
         </w:tc>
       </w:tr>
       <w:tr>
-        <w:tblPrEx>
-          <w:tblCellMar>
-            <w:top w:w="0" w:type="dxa"/>
-            <w:bottom w:w="0" w:type="dxa"/>
-          </w:tblCellMar>
-        </w:tblPrEx>
         <w:trPr>
           <w:cantSplit/>
         </w:trPr>
@@ -10873,12 +10557,6 @@
         </w:tc>
       </w:tr>
       <w:tr>
-        <w:tblPrEx>
-          <w:tblCellMar>
-            <w:top w:w="0" w:type="dxa"/>
-            <w:bottom w:w="0" w:type="dxa"/>
-          </w:tblCellMar>
-        </w:tblPrEx>
         <w:trPr>
           <w:cantSplit/>
         </w:trPr>
@@ -10980,12 +10658,6 @@
         </w:tc>
       </w:tr>
       <w:tr>
-        <w:tblPrEx>
-          <w:tblCellMar>
-            <w:top w:w="0" w:type="dxa"/>
-            <w:bottom w:w="0" w:type="dxa"/>
-          </w:tblCellMar>
-        </w:tblPrEx>
         <w:trPr>
           <w:cantSplit/>
         </w:trPr>
@@ -11083,12 +10755,6 @@
         </w:tc>
       </w:tr>
       <w:tr>
-        <w:tblPrEx>
-          <w:tblCellMar>
-            <w:top w:w="0" w:type="dxa"/>
-            <w:bottom w:w="0" w:type="dxa"/>
-          </w:tblCellMar>
-        </w:tblPrEx>
         <w:trPr>
           <w:cantSplit/>
         </w:trPr>
@@ -11190,12 +10856,6 @@
         </w:tc>
       </w:tr>
       <w:tr>
-        <w:tblPrEx>
-          <w:tblCellMar>
-            <w:top w:w="0" w:type="dxa"/>
-            <w:bottom w:w="0" w:type="dxa"/>
-          </w:tblCellMar>
-        </w:tblPrEx>
         <w:trPr>
           <w:cantSplit/>
         </w:trPr>
@@ -11293,12 +10953,6 @@
         </w:tc>
       </w:tr>
       <w:tr>
-        <w:tblPrEx>
-          <w:tblCellMar>
-            <w:top w:w="0" w:type="dxa"/>
-            <w:bottom w:w="0" w:type="dxa"/>
-          </w:tblCellMar>
-        </w:tblPrEx>
         <w:trPr>
           <w:cantSplit/>
         </w:trPr>
@@ -11638,12 +11292,6 @@
         <w:gridCol w:w="966"/>
       </w:tblGrid>
       <w:tr>
-        <w:tblPrEx>
-          <w:tblCellMar>
-            <w:top w:w="0" w:type="dxa"/>
-            <w:bottom w:w="0" w:type="dxa"/>
-          </w:tblCellMar>
-        </w:tblPrEx>
         <w:trPr>
           <w:cantSplit/>
           <w:tblHeader/>
@@ -11758,12 +11406,6 @@
         </w:tc>
       </w:tr>
       <w:tr>
-        <w:tblPrEx>
-          <w:tblCellMar>
-            <w:top w:w="0" w:type="dxa"/>
-            <w:bottom w:w="0" w:type="dxa"/>
-          </w:tblCellMar>
-        </w:tblPrEx>
         <w:trPr>
           <w:cantSplit/>
         </w:trPr>
@@ -11861,12 +11503,6 @@
         </w:tc>
       </w:tr>
       <w:tr>
-        <w:tblPrEx>
-          <w:tblCellMar>
-            <w:top w:w="0" w:type="dxa"/>
-            <w:bottom w:w="0" w:type="dxa"/>
-          </w:tblCellMar>
-        </w:tblPrEx>
         <w:trPr>
           <w:cantSplit/>
         </w:trPr>
@@ -11968,12 +11604,6 @@
         </w:tc>
       </w:tr>
       <w:tr>
-        <w:tblPrEx>
-          <w:tblCellMar>
-            <w:top w:w="0" w:type="dxa"/>
-            <w:bottom w:w="0" w:type="dxa"/>
-          </w:tblCellMar>
-        </w:tblPrEx>
         <w:trPr>
           <w:cantSplit/>
         </w:trPr>
@@ -12071,12 +11701,6 @@
         </w:tc>
       </w:tr>
       <w:tr>
-        <w:tblPrEx>
-          <w:tblCellMar>
-            <w:top w:w="0" w:type="dxa"/>
-            <w:bottom w:w="0" w:type="dxa"/>
-          </w:tblCellMar>
-        </w:tblPrEx>
         <w:trPr>
           <w:cantSplit/>
         </w:trPr>
@@ -12178,12 +11802,6 @@
         </w:tc>
       </w:tr>
       <w:tr>
-        <w:tblPrEx>
-          <w:tblCellMar>
-            <w:top w:w="0" w:type="dxa"/>
-            <w:bottom w:w="0" w:type="dxa"/>
-          </w:tblCellMar>
-        </w:tblPrEx>
         <w:trPr>
           <w:cantSplit/>
         </w:trPr>
@@ -12281,12 +11899,6 @@
         </w:tc>
       </w:tr>
       <w:tr>
-        <w:tblPrEx>
-          <w:tblCellMar>
-            <w:top w:w="0" w:type="dxa"/>
-            <w:bottom w:w="0" w:type="dxa"/>
-          </w:tblCellMar>
-        </w:tblPrEx>
         <w:trPr>
           <w:cantSplit/>
         </w:trPr>
@@ -12388,12 +12000,6 @@
         </w:tc>
       </w:tr>
       <w:tr>
-        <w:tblPrEx>
-          <w:tblCellMar>
-            <w:top w:w="0" w:type="dxa"/>
-            <w:bottom w:w="0" w:type="dxa"/>
-          </w:tblCellMar>
-        </w:tblPrEx>
         <w:trPr>
           <w:cantSplit/>
         </w:trPr>
@@ -12491,12 +12097,6 @@
         </w:tc>
       </w:tr>
       <w:tr>
-        <w:tblPrEx>
-          <w:tblCellMar>
-            <w:top w:w="0" w:type="dxa"/>
-            <w:bottom w:w="0" w:type="dxa"/>
-          </w:tblCellMar>
-        </w:tblPrEx>
         <w:trPr>
           <w:cantSplit/>
         </w:trPr>
@@ -12598,12 +12198,6 @@
         </w:tc>
       </w:tr>
       <w:tr>
-        <w:tblPrEx>
-          <w:tblCellMar>
-            <w:top w:w="0" w:type="dxa"/>
-            <w:bottom w:w="0" w:type="dxa"/>
-          </w:tblCellMar>
-        </w:tblPrEx>
         <w:trPr>
           <w:cantSplit/>
         </w:trPr>
@@ -12701,12 +12295,6 @@
         </w:tc>
       </w:tr>
       <w:tr>
-        <w:tblPrEx>
-          <w:tblCellMar>
-            <w:top w:w="0" w:type="dxa"/>
-            <w:bottom w:w="0" w:type="dxa"/>
-          </w:tblCellMar>
-        </w:tblPrEx>
         <w:trPr>
           <w:cantSplit/>
         </w:trPr>
@@ -12808,12 +12396,6 @@
         </w:tc>
       </w:tr>
       <w:tr>
-        <w:tblPrEx>
-          <w:tblCellMar>
-            <w:top w:w="0" w:type="dxa"/>
-            <w:bottom w:w="0" w:type="dxa"/>
-          </w:tblCellMar>
-        </w:tblPrEx>
         <w:trPr>
           <w:cantSplit/>
         </w:trPr>
@@ -12911,12 +12493,6 @@
         </w:tc>
       </w:tr>
       <w:tr>
-        <w:tblPrEx>
-          <w:tblCellMar>
-            <w:top w:w="0" w:type="dxa"/>
-            <w:bottom w:w="0" w:type="dxa"/>
-          </w:tblCellMar>
-        </w:tblPrEx>
         <w:trPr>
           <w:cantSplit/>
         </w:trPr>
@@ -13018,12 +12594,6 @@
         </w:tc>
       </w:tr>
       <w:tr>
-        <w:tblPrEx>
-          <w:tblCellMar>
-            <w:top w:w="0" w:type="dxa"/>
-            <w:bottom w:w="0" w:type="dxa"/>
-          </w:tblCellMar>
-        </w:tblPrEx>
         <w:trPr>
           <w:cantSplit/>
         </w:trPr>
@@ -13121,12 +12691,6 @@
         </w:tc>
       </w:tr>
       <w:tr>
-        <w:tblPrEx>
-          <w:tblCellMar>
-            <w:top w:w="0" w:type="dxa"/>
-            <w:bottom w:w="0" w:type="dxa"/>
-          </w:tblCellMar>
-        </w:tblPrEx>
         <w:trPr>
           <w:cantSplit/>
         </w:trPr>
@@ -13228,12 +12792,6 @@
         </w:tc>
       </w:tr>
       <w:tr>
-        <w:tblPrEx>
-          <w:tblCellMar>
-            <w:top w:w="0" w:type="dxa"/>
-            <w:bottom w:w="0" w:type="dxa"/>
-          </w:tblCellMar>
-        </w:tblPrEx>
         <w:trPr>
           <w:cantSplit/>
         </w:trPr>
@@ -13331,12 +12889,6 @@
         </w:tc>
       </w:tr>
       <w:tr>
-        <w:tblPrEx>
-          <w:tblCellMar>
-            <w:top w:w="0" w:type="dxa"/>
-            <w:bottom w:w="0" w:type="dxa"/>
-          </w:tblCellMar>
-        </w:tblPrEx>
         <w:trPr>
           <w:cantSplit/>
         </w:trPr>
@@ -13438,12 +12990,6 @@
         </w:tc>
       </w:tr>
       <w:tr>
-        <w:tblPrEx>
-          <w:tblCellMar>
-            <w:top w:w="0" w:type="dxa"/>
-            <w:bottom w:w="0" w:type="dxa"/>
-          </w:tblCellMar>
-        </w:tblPrEx>
         <w:trPr>
           <w:cantSplit/>
         </w:trPr>
@@ -13541,12 +13087,6 @@
         </w:tc>
       </w:tr>
       <w:tr>
-        <w:tblPrEx>
-          <w:tblCellMar>
-            <w:top w:w="0" w:type="dxa"/>
-            <w:bottom w:w="0" w:type="dxa"/>
-          </w:tblCellMar>
-        </w:tblPrEx>
         <w:trPr>
           <w:cantSplit/>
         </w:trPr>
@@ -13648,12 +13188,6 @@
         </w:tc>
       </w:tr>
       <w:tr>
-        <w:tblPrEx>
-          <w:tblCellMar>
-            <w:top w:w="0" w:type="dxa"/>
-            <w:bottom w:w="0" w:type="dxa"/>
-          </w:tblCellMar>
-        </w:tblPrEx>
         <w:trPr>
           <w:cantSplit/>
         </w:trPr>
@@ -13751,12 +13285,6 @@
         </w:tc>
       </w:tr>
       <w:tr>
-        <w:tblPrEx>
-          <w:tblCellMar>
-            <w:top w:w="0" w:type="dxa"/>
-            <w:bottom w:w="0" w:type="dxa"/>
-          </w:tblCellMar>
-        </w:tblPrEx>
         <w:trPr>
           <w:cantSplit/>
         </w:trPr>
@@ -13858,12 +13386,6 @@
         </w:tc>
       </w:tr>
       <w:tr>
-        <w:tblPrEx>
-          <w:tblCellMar>
-            <w:top w:w="0" w:type="dxa"/>
-            <w:bottom w:w="0" w:type="dxa"/>
-          </w:tblCellMar>
-        </w:tblPrEx>
         <w:trPr>
           <w:cantSplit/>
         </w:trPr>
@@ -14030,12 +13552,6 @@
         <w:gridCol w:w="1000"/>
       </w:tblGrid>
       <w:tr>
-        <w:tblPrEx>
-          <w:tblCellMar>
-            <w:top w:w="0" w:type="dxa"/>
-            <w:bottom w:w="0" w:type="dxa"/>
-          </w:tblCellMar>
-        </w:tblPrEx>
         <w:trPr>
           <w:cantSplit/>
           <w:tblHeader/>
@@ -14150,12 +13666,6 @@
         </w:tc>
       </w:tr>
       <w:tr>
-        <w:tblPrEx>
-          <w:tblCellMar>
-            <w:top w:w="0" w:type="dxa"/>
-            <w:bottom w:w="0" w:type="dxa"/>
-          </w:tblCellMar>
-        </w:tblPrEx>
         <w:trPr>
           <w:cantSplit/>
         </w:trPr>
@@ -14291,12 +13801,6 @@
         </w:tc>
       </w:tr>
       <w:tr>
-        <w:tblPrEx>
-          <w:tblCellMar>
-            <w:top w:w="0" w:type="dxa"/>
-            <w:bottom w:w="0" w:type="dxa"/>
-          </w:tblCellMar>
-        </w:tblPrEx>
         <w:trPr>
           <w:cantSplit/>
         </w:trPr>
@@ -14420,12 +13924,6 @@
         </w:tc>
       </w:tr>
       <w:tr>
-        <w:tblPrEx>
-          <w:tblCellMar>
-            <w:top w:w="0" w:type="dxa"/>
-            <w:bottom w:w="0" w:type="dxa"/>
-          </w:tblCellMar>
-        </w:tblPrEx>
         <w:trPr>
           <w:cantSplit/>
         </w:trPr>
@@ -14547,12 +14045,6 @@
         </w:tc>
       </w:tr>
       <w:tr>
-        <w:tblPrEx>
-          <w:tblCellMar>
-            <w:top w:w="0" w:type="dxa"/>
-            <w:bottom w:w="0" w:type="dxa"/>
-          </w:tblCellMar>
-        </w:tblPrEx>
         <w:trPr>
           <w:cantSplit/>
         </w:trPr>
@@ -14660,12 +14152,6 @@
         </w:tc>
       </w:tr>
       <w:tr>
-        <w:tblPrEx>
-          <w:tblCellMar>
-            <w:top w:w="0" w:type="dxa"/>
-            <w:bottom w:w="0" w:type="dxa"/>
-          </w:tblCellMar>
-        </w:tblPrEx>
         <w:trPr>
           <w:cantSplit/>
         </w:trPr>
@@ -14769,12 +14255,6 @@
         </w:tc>
       </w:tr>
       <w:tr>
-        <w:tblPrEx>
-          <w:tblCellMar>
-            <w:top w:w="0" w:type="dxa"/>
-            <w:bottom w:w="0" w:type="dxa"/>
-          </w:tblCellMar>
-        </w:tblPrEx>
         <w:trPr>
           <w:cantSplit/>
         </w:trPr>
@@ -14882,12 +14362,6 @@
         </w:tc>
       </w:tr>
       <w:tr>
-        <w:tblPrEx>
-          <w:tblCellMar>
-            <w:top w:w="0" w:type="dxa"/>
-            <w:bottom w:w="0" w:type="dxa"/>
-          </w:tblCellMar>
-        </w:tblPrEx>
         <w:trPr>
           <w:cantSplit/>
         </w:trPr>
@@ -15007,12 +14481,6 @@
         </w:tc>
       </w:tr>
       <w:tr>
-        <w:tblPrEx>
-          <w:tblCellMar>
-            <w:top w:w="0" w:type="dxa"/>
-            <w:bottom w:w="0" w:type="dxa"/>
-          </w:tblCellMar>
-        </w:tblPrEx>
         <w:trPr>
           <w:cantSplit/>
         </w:trPr>
@@ -15120,12 +14588,6 @@
         </w:tc>
       </w:tr>
       <w:tr>
-        <w:tblPrEx>
-          <w:tblCellMar>
-            <w:top w:w="0" w:type="dxa"/>
-            <w:bottom w:w="0" w:type="dxa"/>
-          </w:tblCellMar>
-        </w:tblPrEx>
         <w:trPr>
           <w:cantSplit/>
         </w:trPr>
@@ -15229,12 +14691,6 @@
         </w:tc>
       </w:tr>
       <w:tr>
-        <w:tblPrEx>
-          <w:tblCellMar>
-            <w:top w:w="0" w:type="dxa"/>
-            <w:bottom w:w="0" w:type="dxa"/>
-          </w:tblCellMar>
-        </w:tblPrEx>
         <w:trPr>
           <w:cantSplit/>
         </w:trPr>
@@ -15342,12 +14798,6 @@
         </w:tc>
       </w:tr>
       <w:tr>
-        <w:tblPrEx>
-          <w:tblCellMar>
-            <w:top w:w="0" w:type="dxa"/>
-            <w:bottom w:w="0" w:type="dxa"/>
-          </w:tblCellMar>
-        </w:tblPrEx>
         <w:trPr>
           <w:cantSplit/>
         </w:trPr>
@@ -15451,12 +14901,6 @@
         </w:tc>
       </w:tr>
       <w:tr>
-        <w:tblPrEx>
-          <w:tblCellMar>
-            <w:top w:w="0" w:type="dxa"/>
-            <w:bottom w:w="0" w:type="dxa"/>
-          </w:tblCellMar>
-        </w:tblPrEx>
         <w:trPr>
           <w:cantSplit/>
         </w:trPr>
@@ -15603,12 +15047,6 @@
         <w:gridCol w:w="1000"/>
       </w:tblGrid>
       <w:tr>
-        <w:tblPrEx>
-          <w:tblCellMar>
-            <w:top w:w="0" w:type="dxa"/>
-            <w:bottom w:w="0" w:type="dxa"/>
-          </w:tblCellMar>
-        </w:tblPrEx>
         <w:trPr>
           <w:cantSplit/>
           <w:tblHeader/>
@@ -15723,12 +15161,6 @@
         </w:tc>
       </w:tr>
       <w:tr>
-        <w:tblPrEx>
-          <w:tblCellMar>
-            <w:top w:w="0" w:type="dxa"/>
-            <w:bottom w:w="0" w:type="dxa"/>
-          </w:tblCellMar>
-        </w:tblPrEx>
         <w:trPr>
           <w:cantSplit/>
         </w:trPr>
@@ -15832,12 +15264,6 @@
         </w:tc>
       </w:tr>
       <w:tr>
-        <w:tblPrEx>
-          <w:tblCellMar>
-            <w:top w:w="0" w:type="dxa"/>
-            <w:bottom w:w="0" w:type="dxa"/>
-          </w:tblCellMar>
-        </w:tblPrEx>
         <w:trPr>
           <w:cantSplit/>
         </w:trPr>
@@ -15945,12 +15371,6 @@
         </w:tc>
       </w:tr>
       <w:tr>
-        <w:tblPrEx>
-          <w:tblCellMar>
-            <w:top w:w="0" w:type="dxa"/>
-            <w:bottom w:w="0" w:type="dxa"/>
-          </w:tblCellMar>
-        </w:tblPrEx>
         <w:trPr>
           <w:cantSplit/>
         </w:trPr>
@@ -16054,12 +15474,6 @@
         </w:tc>
       </w:tr>
       <w:tr>
-        <w:tblPrEx>
-          <w:tblCellMar>
-            <w:top w:w="0" w:type="dxa"/>
-            <w:bottom w:w="0" w:type="dxa"/>
-          </w:tblCellMar>
-        </w:tblPrEx>
         <w:trPr>
           <w:cantSplit/>
         </w:trPr>
@@ -16167,12 +15581,6 @@
         </w:tc>
       </w:tr>
       <w:tr>
-        <w:tblPrEx>
-          <w:tblCellMar>
-            <w:top w:w="0" w:type="dxa"/>
-            <w:bottom w:w="0" w:type="dxa"/>
-          </w:tblCellMar>
-        </w:tblPrEx>
         <w:trPr>
           <w:cantSplit/>
         </w:trPr>
@@ -16276,12 +15684,6 @@
         </w:tc>
       </w:tr>
       <w:tr>
-        <w:tblPrEx>
-          <w:tblCellMar>
-            <w:top w:w="0" w:type="dxa"/>
-            <w:bottom w:w="0" w:type="dxa"/>
-          </w:tblCellMar>
-        </w:tblPrEx>
         <w:trPr>
           <w:cantSplit/>
         </w:trPr>
@@ -16389,12 +15791,6 @@
         </w:tc>
       </w:tr>
       <w:tr>
-        <w:tblPrEx>
-          <w:tblCellMar>
-            <w:top w:w="0" w:type="dxa"/>
-            <w:bottom w:w="0" w:type="dxa"/>
-          </w:tblCellMar>
-        </w:tblPrEx>
         <w:trPr>
           <w:cantSplit/>
         </w:trPr>
@@ -16498,12 +15894,6 @@
         </w:tc>
       </w:tr>
       <w:tr>
-        <w:tblPrEx>
-          <w:tblCellMar>
-            <w:top w:w="0" w:type="dxa"/>
-            <w:bottom w:w="0" w:type="dxa"/>
-          </w:tblCellMar>
-        </w:tblPrEx>
         <w:trPr>
           <w:cantSplit/>
         </w:trPr>
@@ -16612,12 +16002,6 @@
         </w:tc>
       </w:tr>
       <w:tr>
-        <w:tblPrEx>
-          <w:tblCellMar>
-            <w:top w:w="0" w:type="dxa"/>
-            <w:bottom w:w="0" w:type="dxa"/>
-          </w:tblCellMar>
-        </w:tblPrEx>
         <w:trPr>
           <w:cantSplit/>
         </w:trPr>
@@ -16721,12 +16105,6 @@
         </w:tc>
       </w:tr>
       <w:tr>
-        <w:tblPrEx>
-          <w:tblCellMar>
-            <w:top w:w="0" w:type="dxa"/>
-            <w:bottom w:w="0" w:type="dxa"/>
-          </w:tblCellMar>
-        </w:tblPrEx>
         <w:trPr>
           <w:cantSplit/>
         </w:trPr>
@@ -16834,12 +16212,6 @@
         </w:tc>
       </w:tr>
       <w:tr>
-        <w:tblPrEx>
-          <w:tblCellMar>
-            <w:top w:w="0" w:type="dxa"/>
-            <w:bottom w:w="0" w:type="dxa"/>
-          </w:tblCellMar>
-        </w:tblPrEx>
         <w:trPr>
           <w:cantSplit/>
         </w:trPr>
@@ -16943,12 +16315,6 @@
         </w:tc>
       </w:tr>
       <w:tr>
-        <w:tblPrEx>
-          <w:tblCellMar>
-            <w:top w:w="0" w:type="dxa"/>
-            <w:bottom w:w="0" w:type="dxa"/>
-          </w:tblCellMar>
-        </w:tblPrEx>
         <w:trPr>
           <w:cantSplit/>
         </w:trPr>
@@ -17103,12 +16469,6 @@
         <w:gridCol w:w="1000"/>
       </w:tblGrid>
       <w:tr>
-        <w:tblPrEx>
-          <w:tblCellMar>
-            <w:top w:w="0" w:type="dxa"/>
-            <w:bottom w:w="0" w:type="dxa"/>
-          </w:tblCellMar>
-        </w:tblPrEx>
         <w:trPr>
           <w:cantSplit/>
           <w:tblHeader/>
@@ -17223,12 +16583,6 @@
         </w:tc>
       </w:tr>
       <w:tr>
-        <w:tblPrEx>
-          <w:tblCellMar>
-            <w:top w:w="0" w:type="dxa"/>
-            <w:bottom w:w="0" w:type="dxa"/>
-          </w:tblCellMar>
-        </w:tblPrEx>
         <w:trPr>
           <w:cantSplit/>
         </w:trPr>
@@ -17332,12 +16686,6 @@
         </w:tc>
       </w:tr>
       <w:tr>
-        <w:tblPrEx>
-          <w:tblCellMar>
-            <w:top w:w="0" w:type="dxa"/>
-            <w:bottom w:w="0" w:type="dxa"/>
-          </w:tblCellMar>
-        </w:tblPrEx>
         <w:trPr>
           <w:cantSplit/>
         </w:trPr>
@@ -17445,12 +16793,6 @@
         </w:tc>
       </w:tr>
       <w:tr>
-        <w:tblPrEx>
-          <w:tblCellMar>
-            <w:top w:w="0" w:type="dxa"/>
-            <w:bottom w:w="0" w:type="dxa"/>
-          </w:tblCellMar>
-        </w:tblPrEx>
         <w:trPr>
           <w:cantSplit/>
         </w:trPr>
@@ -17554,12 +16896,6 @@
         </w:tc>
       </w:tr>
       <w:tr>
-        <w:tblPrEx>
-          <w:tblCellMar>
-            <w:top w:w="0" w:type="dxa"/>
-            <w:bottom w:w="0" w:type="dxa"/>
-          </w:tblCellMar>
-        </w:tblPrEx>
         <w:trPr>
           <w:cantSplit/>
         </w:trPr>
@@ -17667,12 +17003,6 @@
         </w:tc>
       </w:tr>
       <w:tr>
-        <w:tblPrEx>
-          <w:tblCellMar>
-            <w:top w:w="0" w:type="dxa"/>
-            <w:bottom w:w="0" w:type="dxa"/>
-          </w:tblCellMar>
-        </w:tblPrEx>
         <w:trPr>
           <w:cantSplit/>
         </w:trPr>
@@ -17792,12 +17122,6 @@
         </w:tc>
       </w:tr>
       <w:tr>
-        <w:tblPrEx>
-          <w:tblCellMar>
-            <w:top w:w="0" w:type="dxa"/>
-            <w:bottom w:w="0" w:type="dxa"/>
-          </w:tblCellMar>
-        </w:tblPrEx>
         <w:trPr>
           <w:cantSplit/>
         </w:trPr>
@@ -17905,12 +17229,6 @@
         </w:tc>
       </w:tr>
       <w:tr>
-        <w:tblPrEx>
-          <w:tblCellMar>
-            <w:top w:w="0" w:type="dxa"/>
-            <w:bottom w:w="0" w:type="dxa"/>
-          </w:tblCellMar>
-        </w:tblPrEx>
         <w:trPr>
           <w:cantSplit/>
         </w:trPr>
@@ -18014,12 +17332,6 @@
         </w:tc>
       </w:tr>
       <w:tr>
-        <w:tblPrEx>
-          <w:tblCellMar>
-            <w:top w:w="0" w:type="dxa"/>
-            <w:bottom w:w="0" w:type="dxa"/>
-          </w:tblCellMar>
-        </w:tblPrEx>
         <w:trPr>
           <w:cantSplit/>
         </w:trPr>
@@ -18127,12 +17439,6 @@
         </w:tc>
       </w:tr>
       <w:tr>
-        <w:tblPrEx>
-          <w:tblCellMar>
-            <w:top w:w="0" w:type="dxa"/>
-            <w:bottom w:w="0" w:type="dxa"/>
-          </w:tblCellMar>
-        </w:tblPrEx>
         <w:trPr>
           <w:cantSplit/>
         </w:trPr>
@@ -18236,12 +17542,6 @@
         </w:tc>
       </w:tr>
       <w:tr>
-        <w:tblPrEx>
-          <w:tblCellMar>
-            <w:top w:w="0" w:type="dxa"/>
-            <w:bottom w:w="0" w:type="dxa"/>
-          </w:tblCellMar>
-        </w:tblPrEx>
         <w:trPr>
           <w:cantSplit/>
         </w:trPr>
@@ -18349,12 +17649,6 @@
         </w:tc>
       </w:tr>
       <w:tr>
-        <w:tblPrEx>
-          <w:tblCellMar>
-            <w:top w:w="0" w:type="dxa"/>
-            <w:bottom w:w="0" w:type="dxa"/>
-          </w:tblCellMar>
-        </w:tblPrEx>
         <w:trPr>
           <w:cantSplit/>
         </w:trPr>
@@ -18458,12 +17752,6 @@
         </w:tc>
       </w:tr>
       <w:tr>
-        <w:tblPrEx>
-          <w:tblCellMar>
-            <w:top w:w="0" w:type="dxa"/>
-            <w:bottom w:w="0" w:type="dxa"/>
-          </w:tblCellMar>
-        </w:tblPrEx>
         <w:trPr>
           <w:cantSplit/>
         </w:trPr>
@@ -18610,12 +17898,6 @@
         <w:gridCol w:w="1000"/>
       </w:tblGrid>
       <w:tr>
-        <w:tblPrEx>
-          <w:tblCellMar>
-            <w:top w:w="0" w:type="dxa"/>
-            <w:bottom w:w="0" w:type="dxa"/>
-          </w:tblCellMar>
-        </w:tblPrEx>
         <w:trPr>
           <w:cantSplit/>
           <w:tblHeader/>
@@ -18730,12 +18012,6 @@
         </w:tc>
       </w:tr>
       <w:tr>
-        <w:tblPrEx>
-          <w:tblCellMar>
-            <w:top w:w="0" w:type="dxa"/>
-            <w:bottom w:w="0" w:type="dxa"/>
-          </w:tblCellMar>
-        </w:tblPrEx>
         <w:trPr>
           <w:cantSplit/>
         </w:trPr>
@@ -18839,12 +18115,6 @@
         </w:tc>
       </w:tr>
       <w:tr>
-        <w:tblPrEx>
-          <w:tblCellMar>
-            <w:top w:w="0" w:type="dxa"/>
-            <w:bottom w:w="0" w:type="dxa"/>
-          </w:tblCellMar>
-        </w:tblPrEx>
         <w:trPr>
           <w:cantSplit/>
         </w:trPr>
@@ -18952,12 +18222,6 @@
         </w:tc>
       </w:tr>
       <w:tr>
-        <w:tblPrEx>
-          <w:tblCellMar>
-            <w:top w:w="0" w:type="dxa"/>
-            <w:bottom w:w="0" w:type="dxa"/>
-          </w:tblCellMar>
-        </w:tblPrEx>
         <w:trPr>
           <w:cantSplit/>
         </w:trPr>
@@ -19061,12 +18325,6 @@
         </w:tc>
       </w:tr>
       <w:tr>
-        <w:tblPrEx>
-          <w:tblCellMar>
-            <w:top w:w="0" w:type="dxa"/>
-            <w:bottom w:w="0" w:type="dxa"/>
-          </w:tblCellMar>
-        </w:tblPrEx>
         <w:trPr>
           <w:cantSplit/>
         </w:trPr>
@@ -19174,12 +18432,6 @@
         </w:tc>
       </w:tr>
       <w:tr>
-        <w:tblPrEx>
-          <w:tblCellMar>
-            <w:top w:w="0" w:type="dxa"/>
-            <w:bottom w:w="0" w:type="dxa"/>
-          </w:tblCellMar>
-        </w:tblPrEx>
         <w:trPr>
           <w:cantSplit/>
         </w:trPr>
@@ -19283,12 +18535,6 @@
         </w:tc>
       </w:tr>
       <w:tr>
-        <w:tblPrEx>
-          <w:tblCellMar>
-            <w:top w:w="0" w:type="dxa"/>
-            <w:bottom w:w="0" w:type="dxa"/>
-          </w:tblCellMar>
-        </w:tblPrEx>
         <w:trPr>
           <w:cantSplit/>
         </w:trPr>
@@ -19397,12 +18643,6 @@
         </w:tc>
       </w:tr>
       <w:tr>
-        <w:tblPrEx>
-          <w:tblCellMar>
-            <w:top w:w="0" w:type="dxa"/>
-            <w:bottom w:w="0" w:type="dxa"/>
-          </w:tblCellMar>
-        </w:tblPrEx>
         <w:trPr>
           <w:cantSplit/>
         </w:trPr>
@@ -19506,12 +18746,6 @@
         </w:tc>
       </w:tr>
       <w:tr>
-        <w:tblPrEx>
-          <w:tblCellMar>
-            <w:top w:w="0" w:type="dxa"/>
-            <w:bottom w:w="0" w:type="dxa"/>
-          </w:tblCellMar>
-        </w:tblPrEx>
         <w:trPr>
           <w:cantSplit/>
         </w:trPr>
@@ -19619,12 +18853,6 @@
         </w:tc>
       </w:tr>
       <w:tr>
-        <w:tblPrEx>
-          <w:tblCellMar>
-            <w:top w:w="0" w:type="dxa"/>
-            <w:bottom w:w="0" w:type="dxa"/>
-          </w:tblCellMar>
-        </w:tblPrEx>
         <w:trPr>
           <w:cantSplit/>
         </w:trPr>
@@ -19728,12 +18956,6 @@
         </w:tc>
       </w:tr>
       <w:tr>
-        <w:tblPrEx>
-          <w:tblCellMar>
-            <w:top w:w="0" w:type="dxa"/>
-            <w:bottom w:w="0" w:type="dxa"/>
-          </w:tblCellMar>
-        </w:tblPrEx>
         <w:trPr>
           <w:cantSplit/>
         </w:trPr>
@@ -19880,12 +19102,6 @@
         <w:gridCol w:w="1000"/>
       </w:tblGrid>
       <w:tr>
-        <w:tblPrEx>
-          <w:tblCellMar>
-            <w:top w:w="0" w:type="dxa"/>
-            <w:bottom w:w="0" w:type="dxa"/>
-          </w:tblCellMar>
-        </w:tblPrEx>
         <w:trPr>
           <w:cantSplit/>
           <w:tblHeader/>
@@ -20000,12 +19216,6 @@
         </w:tc>
       </w:tr>
       <w:tr>
-        <w:tblPrEx>
-          <w:tblCellMar>
-            <w:top w:w="0" w:type="dxa"/>
-            <w:bottom w:w="0" w:type="dxa"/>
-          </w:tblCellMar>
-        </w:tblPrEx>
         <w:trPr>
           <w:cantSplit/>
         </w:trPr>
@@ -20109,12 +19319,6 @@
         </w:tc>
       </w:tr>
       <w:tr>
-        <w:tblPrEx>
-          <w:tblCellMar>
-            <w:top w:w="0" w:type="dxa"/>
-            <w:bottom w:w="0" w:type="dxa"/>
-          </w:tblCellMar>
-        </w:tblPrEx>
         <w:trPr>
           <w:cantSplit/>
         </w:trPr>
@@ -20222,12 +19426,6 @@
         </w:tc>
       </w:tr>
       <w:tr>
-        <w:tblPrEx>
-          <w:tblCellMar>
-            <w:top w:w="0" w:type="dxa"/>
-            <w:bottom w:w="0" w:type="dxa"/>
-          </w:tblCellMar>
-        </w:tblPrEx>
         <w:trPr>
           <w:cantSplit/>
         </w:trPr>
@@ -20331,12 +19529,6 @@
         </w:tc>
       </w:tr>
       <w:tr>
-        <w:tblPrEx>
-          <w:tblCellMar>
-            <w:top w:w="0" w:type="dxa"/>
-            <w:bottom w:w="0" w:type="dxa"/>
-          </w:tblCellMar>
-        </w:tblPrEx>
         <w:trPr>
           <w:cantSplit/>
         </w:trPr>
@@ -20444,12 +19636,6 @@
         </w:tc>
       </w:tr>
       <w:tr>
-        <w:tblPrEx>
-          <w:tblCellMar>
-            <w:top w:w="0" w:type="dxa"/>
-            <w:bottom w:w="0" w:type="dxa"/>
-          </w:tblCellMar>
-        </w:tblPrEx>
         <w:trPr>
           <w:cantSplit/>
         </w:trPr>
@@ -20553,12 +19739,6 @@
         </w:tc>
       </w:tr>
       <w:tr>
-        <w:tblPrEx>
-          <w:tblCellMar>
-            <w:top w:w="0" w:type="dxa"/>
-            <w:bottom w:w="0" w:type="dxa"/>
-          </w:tblCellMar>
-        </w:tblPrEx>
         <w:trPr>
           <w:cantSplit/>
         </w:trPr>
@@ -20666,12 +19846,6 @@
         </w:tc>
       </w:tr>
       <w:tr>
-        <w:tblPrEx>
-          <w:tblCellMar>
-            <w:top w:w="0" w:type="dxa"/>
-            <w:bottom w:w="0" w:type="dxa"/>
-          </w:tblCellMar>
-        </w:tblPrEx>
         <w:trPr>
           <w:cantSplit/>
         </w:trPr>
@@ -20775,12 +19949,6 @@
         </w:tc>
       </w:tr>
       <w:tr>
-        <w:tblPrEx>
-          <w:tblCellMar>
-            <w:top w:w="0" w:type="dxa"/>
-            <w:bottom w:w="0" w:type="dxa"/>
-          </w:tblCellMar>
-        </w:tblPrEx>
         <w:trPr>
           <w:cantSplit/>
         </w:trPr>
@@ -20904,12 +20072,6 @@
         </w:tc>
       </w:tr>
       <w:tr>
-        <w:tblPrEx>
-          <w:tblCellMar>
-            <w:top w:w="0" w:type="dxa"/>
-            <w:bottom w:w="0" w:type="dxa"/>
-          </w:tblCellMar>
-        </w:tblPrEx>
         <w:trPr>
           <w:cantSplit/>
         </w:trPr>
@@ -21060,12 +20222,6 @@
         <w:gridCol w:w="1000"/>
       </w:tblGrid>
       <w:tr>
-        <w:tblPrEx>
-          <w:tblCellMar>
-            <w:top w:w="0" w:type="dxa"/>
-            <w:bottom w:w="0" w:type="dxa"/>
-          </w:tblCellMar>
-        </w:tblPrEx>
         <w:trPr>
           <w:cantSplit/>
           <w:tblHeader/>
@@ -21180,12 +20336,6 @@
         </w:tc>
       </w:tr>
       <w:tr>
-        <w:tblPrEx>
-          <w:tblCellMar>
-            <w:top w:w="0" w:type="dxa"/>
-            <w:bottom w:w="0" w:type="dxa"/>
-          </w:tblCellMar>
-        </w:tblPrEx>
         <w:trPr>
           <w:cantSplit/>
         </w:trPr>
@@ -21289,12 +20439,6 @@
         </w:tc>
       </w:tr>
       <w:tr>
-        <w:tblPrEx>
-          <w:tblCellMar>
-            <w:top w:w="0" w:type="dxa"/>
-            <w:bottom w:w="0" w:type="dxa"/>
-          </w:tblCellMar>
-        </w:tblPrEx>
         <w:trPr>
           <w:cantSplit/>
         </w:trPr>
@@ -21402,12 +20546,6 @@
         </w:tc>
       </w:tr>
       <w:tr>
-        <w:tblPrEx>
-          <w:tblCellMar>
-            <w:top w:w="0" w:type="dxa"/>
-            <w:bottom w:w="0" w:type="dxa"/>
-          </w:tblCellMar>
-        </w:tblPrEx>
         <w:trPr>
           <w:cantSplit/>
         </w:trPr>
@@ -21511,12 +20649,6 @@
         </w:tc>
       </w:tr>
       <w:tr>
-        <w:tblPrEx>
-          <w:tblCellMar>
-            <w:top w:w="0" w:type="dxa"/>
-            <w:bottom w:w="0" w:type="dxa"/>
-          </w:tblCellMar>
-        </w:tblPrEx>
         <w:trPr>
           <w:cantSplit/>
         </w:trPr>
@@ -21624,12 +20756,6 @@
         </w:tc>
       </w:tr>
       <w:tr>
-        <w:tblPrEx>
-          <w:tblCellMar>
-            <w:top w:w="0" w:type="dxa"/>
-            <w:bottom w:w="0" w:type="dxa"/>
-          </w:tblCellMar>
-        </w:tblPrEx>
         <w:trPr>
           <w:cantSplit/>
         </w:trPr>
@@ -21733,12 +20859,6 @@
         </w:tc>
       </w:tr>
       <w:tr>
-        <w:tblPrEx>
-          <w:tblCellMar>
-            <w:top w:w="0" w:type="dxa"/>
-            <w:bottom w:w="0" w:type="dxa"/>
-          </w:tblCellMar>
-        </w:tblPrEx>
         <w:trPr>
           <w:cantSplit/>
         </w:trPr>
@@ -21846,12 +20966,6 @@
         </w:tc>
       </w:tr>
       <w:tr>
-        <w:tblPrEx>
-          <w:tblCellMar>
-            <w:top w:w="0" w:type="dxa"/>
-            <w:bottom w:w="0" w:type="dxa"/>
-          </w:tblCellMar>
-        </w:tblPrEx>
         <w:trPr>
           <w:cantSplit/>
         </w:trPr>
@@ -21956,12 +21070,6 @@
         </w:tc>
       </w:tr>
       <w:tr>
-        <w:tblPrEx>
-          <w:tblCellMar>
-            <w:top w:w="0" w:type="dxa"/>
-            <w:bottom w:w="0" w:type="dxa"/>
-          </w:tblCellMar>
-        </w:tblPrEx>
         <w:trPr>
           <w:cantSplit/>
         </w:trPr>
@@ -22069,12 +21177,6 @@
         </w:tc>
       </w:tr>
       <w:tr>
-        <w:tblPrEx>
-          <w:tblCellMar>
-            <w:top w:w="0" w:type="dxa"/>
-            <w:bottom w:w="0" w:type="dxa"/>
-          </w:tblCellMar>
-        </w:tblPrEx>
         <w:trPr>
           <w:cantSplit/>
         </w:trPr>
@@ -22178,12 +21280,6 @@
         </w:tc>
       </w:tr>
       <w:tr>
-        <w:tblPrEx>
-          <w:tblCellMar>
-            <w:top w:w="0" w:type="dxa"/>
-            <w:bottom w:w="0" w:type="dxa"/>
-          </w:tblCellMar>
-        </w:tblPrEx>
         <w:trPr>
           <w:cantSplit/>
         </w:trPr>
@@ -22291,12 +21387,6 @@
         </w:tc>
       </w:tr>
       <w:tr>
-        <w:tblPrEx>
-          <w:tblCellMar>
-            <w:top w:w="0" w:type="dxa"/>
-            <w:bottom w:w="0" w:type="dxa"/>
-          </w:tblCellMar>
-        </w:tblPrEx>
         <w:trPr>
           <w:cantSplit/>
         </w:trPr>
@@ -22400,12 +21490,6 @@
         </w:tc>
       </w:tr>
       <w:tr>
-        <w:tblPrEx>
-          <w:tblCellMar>
-            <w:top w:w="0" w:type="dxa"/>
-            <w:bottom w:w="0" w:type="dxa"/>
-          </w:tblCellMar>
-        </w:tblPrEx>
         <w:trPr>
           <w:cantSplit/>
         </w:trPr>
@@ -22513,12 +21597,6 @@
         </w:tc>
       </w:tr>
       <w:tr>
-        <w:tblPrEx>
-          <w:tblCellMar>
-            <w:top w:w="0" w:type="dxa"/>
-            <w:bottom w:w="0" w:type="dxa"/>
-          </w:tblCellMar>
-        </w:tblPrEx>
         <w:trPr>
           <w:cantSplit/>
         </w:trPr>
@@ -22622,12 +21700,6 @@
         </w:tc>
       </w:tr>
       <w:tr>
-        <w:tblPrEx>
-          <w:tblCellMar>
-            <w:top w:w="0" w:type="dxa"/>
-            <w:bottom w:w="0" w:type="dxa"/>
-          </w:tblCellMar>
-        </w:tblPrEx>
         <w:trPr>
           <w:cantSplit/>
         </w:trPr>
@@ -22735,12 +21807,6 @@
         </w:tc>
       </w:tr>
       <w:tr>
-        <w:tblPrEx>
-          <w:tblCellMar>
-            <w:top w:w="0" w:type="dxa"/>
-            <w:bottom w:w="0" w:type="dxa"/>
-          </w:tblCellMar>
-        </w:tblPrEx>
         <w:trPr>
           <w:cantSplit/>
         </w:trPr>
@@ -22844,12 +21910,6 @@
         </w:tc>
       </w:tr>
       <w:tr>
-        <w:tblPrEx>
-          <w:tblCellMar>
-            <w:top w:w="0" w:type="dxa"/>
-            <w:bottom w:w="0" w:type="dxa"/>
-          </w:tblCellMar>
-        </w:tblPrEx>
         <w:trPr>
           <w:cantSplit/>
         </w:trPr>
@@ -22957,12 +22017,6 @@
         </w:tc>
       </w:tr>
       <w:tr>
-        <w:tblPrEx>
-          <w:tblCellMar>
-            <w:top w:w="0" w:type="dxa"/>
-            <w:bottom w:w="0" w:type="dxa"/>
-          </w:tblCellMar>
-        </w:tblPrEx>
         <w:trPr>
           <w:cantSplit/>
         </w:trPr>
@@ -23066,12 +22120,6 @@
         </w:tc>
       </w:tr>
       <w:tr>
-        <w:tblPrEx>
-          <w:tblCellMar>
-            <w:top w:w="0" w:type="dxa"/>
-            <w:bottom w:w="0" w:type="dxa"/>
-          </w:tblCellMar>
-        </w:tblPrEx>
         <w:trPr>
           <w:cantSplit/>
         </w:trPr>
@@ -23218,12 +22266,6 @@
         <w:gridCol w:w="1000"/>
       </w:tblGrid>
       <w:tr>
-        <w:tblPrEx>
-          <w:tblCellMar>
-            <w:top w:w="0" w:type="dxa"/>
-            <w:bottom w:w="0" w:type="dxa"/>
-          </w:tblCellMar>
-        </w:tblPrEx>
         <w:trPr>
           <w:cantSplit/>
           <w:tblHeader/>
@@ -23338,12 +22380,6 @@
         </w:tc>
       </w:tr>
       <w:tr>
-        <w:tblPrEx>
-          <w:tblCellMar>
-            <w:top w:w="0" w:type="dxa"/>
-            <w:bottom w:w="0" w:type="dxa"/>
-          </w:tblCellMar>
-        </w:tblPrEx>
         <w:trPr>
           <w:cantSplit/>
         </w:trPr>
@@ -23447,12 +22483,6 @@
         </w:tc>
       </w:tr>
       <w:tr>
-        <w:tblPrEx>
-          <w:tblCellMar>
-            <w:top w:w="0" w:type="dxa"/>
-            <w:bottom w:w="0" w:type="dxa"/>
-          </w:tblCellMar>
-        </w:tblPrEx>
         <w:trPr>
           <w:cantSplit/>
         </w:trPr>
@@ -23560,12 +22590,6 @@
         </w:tc>
       </w:tr>
       <w:tr>
-        <w:tblPrEx>
-          <w:tblCellMar>
-            <w:top w:w="0" w:type="dxa"/>
-            <w:bottom w:w="0" w:type="dxa"/>
-          </w:tblCellMar>
-        </w:tblPrEx>
         <w:trPr>
           <w:cantSplit/>
         </w:trPr>
@@ -23669,12 +22693,6 @@
         </w:tc>
       </w:tr>
       <w:tr>
-        <w:tblPrEx>
-          <w:tblCellMar>
-            <w:top w:w="0" w:type="dxa"/>
-            <w:bottom w:w="0" w:type="dxa"/>
-          </w:tblCellMar>
-        </w:tblPrEx>
         <w:trPr>
           <w:cantSplit/>
         </w:trPr>
@@ -23782,12 +22800,6 @@
         </w:tc>
       </w:tr>
       <w:tr>
-        <w:tblPrEx>
-          <w:tblCellMar>
-            <w:top w:w="0" w:type="dxa"/>
-            <w:bottom w:w="0" w:type="dxa"/>
-          </w:tblCellMar>
-        </w:tblPrEx>
         <w:trPr>
           <w:cantSplit/>
         </w:trPr>
@@ -23891,12 +22903,6 @@
         </w:tc>
       </w:tr>
       <w:tr>
-        <w:tblPrEx>
-          <w:tblCellMar>
-            <w:top w:w="0" w:type="dxa"/>
-            <w:bottom w:w="0" w:type="dxa"/>
-          </w:tblCellMar>
-        </w:tblPrEx>
         <w:trPr>
           <w:cantSplit/>
         </w:trPr>
@@ -24004,12 +23010,6 @@
         </w:tc>
       </w:tr>
       <w:tr>
-        <w:tblPrEx>
-          <w:tblCellMar>
-            <w:top w:w="0" w:type="dxa"/>
-            <w:bottom w:w="0" w:type="dxa"/>
-          </w:tblCellMar>
-        </w:tblPrEx>
         <w:trPr>
           <w:cantSplit/>
         </w:trPr>
@@ -24113,12 +23113,6 @@
         </w:tc>
       </w:tr>
       <w:tr>
-        <w:tblPrEx>
-          <w:tblCellMar>
-            <w:top w:w="0" w:type="dxa"/>
-            <w:bottom w:w="0" w:type="dxa"/>
-          </w:tblCellMar>
-        </w:tblPrEx>
         <w:trPr>
           <w:cantSplit/>
         </w:trPr>
@@ -24226,12 +23220,6 @@
         </w:tc>
       </w:tr>
       <w:tr>
-        <w:tblPrEx>
-          <w:tblCellMar>
-            <w:top w:w="0" w:type="dxa"/>
-            <w:bottom w:w="0" w:type="dxa"/>
-          </w:tblCellMar>
-        </w:tblPrEx>
         <w:trPr>
           <w:cantSplit/>
         </w:trPr>
@@ -24335,12 +23323,6 @@
         </w:tc>
       </w:tr>
       <w:tr>
-        <w:tblPrEx>
-          <w:tblCellMar>
-            <w:top w:w="0" w:type="dxa"/>
-            <w:bottom w:w="0" w:type="dxa"/>
-          </w:tblCellMar>
-        </w:tblPrEx>
         <w:trPr>
           <w:cantSplit/>
         </w:trPr>
@@ -24449,12 +23431,6 @@
         </w:tc>
       </w:tr>
       <w:tr>
-        <w:tblPrEx>
-          <w:tblCellMar>
-            <w:top w:w="0" w:type="dxa"/>
-            <w:bottom w:w="0" w:type="dxa"/>
-          </w:tblCellMar>
-        </w:tblPrEx>
         <w:trPr>
           <w:cantSplit/>
         </w:trPr>
@@ -24558,12 +23534,6 @@
         </w:tc>
       </w:tr>
       <w:tr>
-        <w:tblPrEx>
-          <w:tblCellMar>
-            <w:top w:w="0" w:type="dxa"/>
-            <w:bottom w:w="0" w:type="dxa"/>
-          </w:tblCellMar>
-        </w:tblPrEx>
         <w:trPr>
           <w:cantSplit/>
         </w:trPr>
@@ -24671,12 +23641,6 @@
         </w:tc>
       </w:tr>
       <w:tr>
-        <w:tblPrEx>
-          <w:tblCellMar>
-            <w:top w:w="0" w:type="dxa"/>
-            <w:bottom w:w="0" w:type="dxa"/>
-          </w:tblCellMar>
-        </w:tblPrEx>
         <w:trPr>
           <w:cantSplit/>
         </w:trPr>
@@ -24780,12 +23744,6 @@
         </w:tc>
       </w:tr>
       <w:tr>
-        <w:tblPrEx>
-          <w:tblCellMar>
-            <w:top w:w="0" w:type="dxa"/>
-            <w:bottom w:w="0" w:type="dxa"/>
-          </w:tblCellMar>
-        </w:tblPrEx>
         <w:trPr>
           <w:cantSplit/>
         </w:trPr>
@@ -24893,12 +23851,6 @@
         </w:tc>
       </w:tr>
       <w:tr>
-        <w:tblPrEx>
-          <w:tblCellMar>
-            <w:top w:w="0" w:type="dxa"/>
-            <w:bottom w:w="0" w:type="dxa"/>
-          </w:tblCellMar>
-        </w:tblPrEx>
         <w:trPr>
           <w:cantSplit/>
         </w:trPr>
@@ -25002,12 +23954,6 @@
         </w:tc>
       </w:tr>
       <w:tr>
-        <w:tblPrEx>
-          <w:tblCellMar>
-            <w:top w:w="0" w:type="dxa"/>
-            <w:bottom w:w="0" w:type="dxa"/>
-          </w:tblCellMar>
-        </w:tblPrEx>
         <w:trPr>
           <w:cantSplit/>
         </w:trPr>
@@ -25115,12 +24061,6 @@
         </w:tc>
       </w:tr>
       <w:tr>
-        <w:tblPrEx>
-          <w:tblCellMar>
-            <w:top w:w="0" w:type="dxa"/>
-            <w:bottom w:w="0" w:type="dxa"/>
-          </w:tblCellMar>
-        </w:tblPrEx>
         <w:trPr>
           <w:cantSplit/>
         </w:trPr>
@@ -25263,12 +24203,6 @@
         <w:gridCol w:w="1000"/>
       </w:tblGrid>
       <w:tr>
-        <w:tblPrEx>
-          <w:tblCellMar>
-            <w:top w:w="0" w:type="dxa"/>
-            <w:bottom w:w="0" w:type="dxa"/>
-          </w:tblCellMar>
-        </w:tblPrEx>
         <w:trPr>
           <w:cantSplit/>
           <w:tblHeader/>
@@ -25383,12 +24317,6 @@
         </w:tc>
       </w:tr>
       <w:tr>
-        <w:tblPrEx>
-          <w:tblCellMar>
-            <w:top w:w="0" w:type="dxa"/>
-            <w:bottom w:w="0" w:type="dxa"/>
-          </w:tblCellMar>
-        </w:tblPrEx>
         <w:trPr>
           <w:cantSplit/>
         </w:trPr>
@@ -25492,12 +24420,6 @@
         </w:tc>
       </w:tr>
       <w:tr>
-        <w:tblPrEx>
-          <w:tblCellMar>
-            <w:top w:w="0" w:type="dxa"/>
-            <w:bottom w:w="0" w:type="dxa"/>
-          </w:tblCellMar>
-        </w:tblPrEx>
         <w:trPr>
           <w:cantSplit/>
         </w:trPr>
@@ -25605,12 +24527,6 @@
         </w:tc>
       </w:tr>
       <w:tr>
-        <w:tblPrEx>
-          <w:tblCellMar>
-            <w:top w:w="0" w:type="dxa"/>
-            <w:bottom w:w="0" w:type="dxa"/>
-          </w:tblCellMar>
-        </w:tblPrEx>
         <w:trPr>
           <w:cantSplit/>
         </w:trPr>
@@ -25714,12 +24630,6 @@
         </w:tc>
       </w:tr>
       <w:tr>
-        <w:tblPrEx>
-          <w:tblCellMar>
-            <w:top w:w="0" w:type="dxa"/>
-            <w:bottom w:w="0" w:type="dxa"/>
-          </w:tblCellMar>
-        </w:tblPrEx>
         <w:trPr>
           <w:cantSplit/>
         </w:trPr>
@@ -25827,12 +24737,6 @@
         </w:tc>
       </w:tr>
       <w:tr>
-        <w:tblPrEx>
-          <w:tblCellMar>
-            <w:top w:w="0" w:type="dxa"/>
-            <w:bottom w:w="0" w:type="dxa"/>
-          </w:tblCellMar>
-        </w:tblPrEx>
         <w:trPr>
           <w:cantSplit/>
         </w:trPr>
@@ -25936,12 +24840,6 @@
         </w:tc>
       </w:tr>
       <w:tr>
-        <w:tblPrEx>
-          <w:tblCellMar>
-            <w:top w:w="0" w:type="dxa"/>
-            <w:bottom w:w="0" w:type="dxa"/>
-          </w:tblCellMar>
-        </w:tblPrEx>
         <w:trPr>
           <w:cantSplit/>
         </w:trPr>
@@ -26049,12 +24947,6 @@
         </w:tc>
       </w:tr>
       <w:tr>
-        <w:tblPrEx>
-          <w:tblCellMar>
-            <w:top w:w="0" w:type="dxa"/>
-            <w:bottom w:w="0" w:type="dxa"/>
-          </w:tblCellMar>
-        </w:tblPrEx>
         <w:trPr>
           <w:cantSplit/>
         </w:trPr>
@@ -26158,12 +25050,6 @@
         </w:tc>
       </w:tr>
       <w:tr>
-        <w:tblPrEx>
-          <w:tblCellMar>
-            <w:top w:w="0" w:type="dxa"/>
-            <w:bottom w:w="0" w:type="dxa"/>
-          </w:tblCellMar>
-        </w:tblPrEx>
         <w:trPr>
           <w:cantSplit/>
         </w:trPr>
@@ -26271,12 +25157,6 @@
         </w:tc>
       </w:tr>
       <w:tr>
-        <w:tblPrEx>
-          <w:tblCellMar>
-            <w:top w:w="0" w:type="dxa"/>
-            <w:bottom w:w="0" w:type="dxa"/>
-          </w:tblCellMar>
-        </w:tblPrEx>
         <w:trPr>
           <w:cantSplit/>
         </w:trPr>
@@ -26419,12 +25299,6 @@
         <w:gridCol w:w="1000"/>
       </w:tblGrid>
       <w:tr>
-        <w:tblPrEx>
-          <w:tblCellMar>
-            <w:top w:w="0" w:type="dxa"/>
-            <w:bottom w:w="0" w:type="dxa"/>
-          </w:tblCellMar>
-        </w:tblPrEx>
         <w:trPr>
           <w:cantSplit/>
           <w:tblHeader/>
@@ -26539,12 +25413,6 @@
         </w:tc>
       </w:tr>
       <w:tr>
-        <w:tblPrEx>
-          <w:tblCellMar>
-            <w:top w:w="0" w:type="dxa"/>
-            <w:bottom w:w="0" w:type="dxa"/>
-          </w:tblCellMar>
-        </w:tblPrEx>
         <w:trPr>
           <w:cantSplit/>
         </w:trPr>
@@ -26648,12 +25516,6 @@
         </w:tc>
       </w:tr>
       <w:tr>
-        <w:tblPrEx>
-          <w:tblCellMar>
-            <w:top w:w="0" w:type="dxa"/>
-            <w:bottom w:w="0" w:type="dxa"/>
-          </w:tblCellMar>
-        </w:tblPrEx>
         <w:trPr>
           <w:cantSplit/>
         </w:trPr>
@@ -26761,12 +25623,6 @@
         </w:tc>
       </w:tr>
       <w:tr>
-        <w:tblPrEx>
-          <w:tblCellMar>
-            <w:top w:w="0" w:type="dxa"/>
-            <w:bottom w:w="0" w:type="dxa"/>
-          </w:tblCellMar>
-        </w:tblPrEx>
         <w:trPr>
           <w:cantSplit/>
         </w:trPr>
@@ -26870,12 +25726,6 @@
         </w:tc>
       </w:tr>
       <w:tr>
-        <w:tblPrEx>
-          <w:tblCellMar>
-            <w:top w:w="0" w:type="dxa"/>
-            <w:bottom w:w="0" w:type="dxa"/>
-          </w:tblCellMar>
-        </w:tblPrEx>
         <w:trPr>
           <w:cantSplit/>
         </w:trPr>
@@ -26983,12 +25833,6 @@
         </w:tc>
       </w:tr>
       <w:tr>
-        <w:tblPrEx>
-          <w:tblCellMar>
-            <w:top w:w="0" w:type="dxa"/>
-            <w:bottom w:w="0" w:type="dxa"/>
-          </w:tblCellMar>
-        </w:tblPrEx>
         <w:trPr>
           <w:cantSplit/>
         </w:trPr>
@@ -27093,12 +25937,6 @@
         </w:tc>
       </w:tr>
       <w:tr>
-        <w:tblPrEx>
-          <w:tblCellMar>
-            <w:top w:w="0" w:type="dxa"/>
-            <w:bottom w:w="0" w:type="dxa"/>
-          </w:tblCellMar>
-        </w:tblPrEx>
         <w:trPr>
           <w:cantSplit/>
         </w:trPr>
@@ -27206,12 +26044,6 @@
         </w:tc>
       </w:tr>
       <w:tr>
-        <w:tblPrEx>
-          <w:tblCellMar>
-            <w:top w:w="0" w:type="dxa"/>
-            <w:bottom w:w="0" w:type="dxa"/>
-          </w:tblCellMar>
-        </w:tblPrEx>
         <w:trPr>
           <w:cantSplit/>
         </w:trPr>
@@ -27315,12 +26147,6 @@
         </w:tc>
       </w:tr>
       <w:tr>
-        <w:tblPrEx>
-          <w:tblCellMar>
-            <w:top w:w="0" w:type="dxa"/>
-            <w:bottom w:w="0" w:type="dxa"/>
-          </w:tblCellMar>
-        </w:tblPrEx>
         <w:trPr>
           <w:cantSplit/>
         </w:trPr>
@@ -27428,12 +26254,6 @@
         </w:tc>
       </w:tr>
       <w:tr>
-        <w:tblPrEx>
-          <w:tblCellMar>
-            <w:top w:w="0" w:type="dxa"/>
-            <w:bottom w:w="0" w:type="dxa"/>
-          </w:tblCellMar>
-        </w:tblPrEx>
         <w:trPr>
           <w:cantSplit/>
         </w:trPr>
@@ -27537,12 +26357,6 @@
         </w:tc>
       </w:tr>
       <w:tr>
-        <w:tblPrEx>
-          <w:tblCellMar>
-            <w:top w:w="0" w:type="dxa"/>
-            <w:bottom w:w="0" w:type="dxa"/>
-          </w:tblCellMar>
-        </w:tblPrEx>
         <w:trPr>
           <w:cantSplit/>
         </w:trPr>
@@ -27650,12 +26464,6 @@
         </w:tc>
       </w:tr>
       <w:tr>
-        <w:tblPrEx>
-          <w:tblCellMar>
-            <w:top w:w="0" w:type="dxa"/>
-            <w:bottom w:w="0" w:type="dxa"/>
-          </w:tblCellMar>
-        </w:tblPrEx>
         <w:trPr>
           <w:cantSplit/>
         </w:trPr>
@@ -27759,12 +26567,6 @@
         </w:tc>
       </w:tr>
       <w:tr>
-        <w:tblPrEx>
-          <w:tblCellMar>
-            <w:top w:w="0" w:type="dxa"/>
-            <w:bottom w:w="0" w:type="dxa"/>
-          </w:tblCellMar>
-        </w:tblPrEx>
         <w:trPr>
           <w:cantSplit/>
         </w:trPr>
@@ -27872,12 +26674,6 @@
         </w:tc>
       </w:tr>
       <w:tr>
-        <w:tblPrEx>
-          <w:tblCellMar>
-            <w:top w:w="0" w:type="dxa"/>
-            <w:bottom w:w="0" w:type="dxa"/>
-          </w:tblCellMar>
-        </w:tblPrEx>
         <w:trPr>
           <w:cantSplit/>
         </w:trPr>
@@ -27981,12 +26777,6 @@
         </w:tc>
       </w:tr>
       <w:tr>
-        <w:tblPrEx>
-          <w:tblCellMar>
-            <w:top w:w="0" w:type="dxa"/>
-            <w:bottom w:w="0" w:type="dxa"/>
-          </w:tblCellMar>
-        </w:tblPrEx>
         <w:trPr>
           <w:cantSplit/>
         </w:trPr>
@@ -28094,12 +26884,6 @@
         </w:tc>
       </w:tr>
       <w:tr>
-        <w:tblPrEx>
-          <w:tblCellMar>
-            <w:top w:w="0" w:type="dxa"/>
-            <w:bottom w:w="0" w:type="dxa"/>
-          </w:tblCellMar>
-        </w:tblPrEx>
         <w:trPr>
           <w:cantSplit/>
         </w:trPr>
@@ -28242,12 +27026,6 @@
         <w:gridCol w:w="1000"/>
       </w:tblGrid>
       <w:tr>
-        <w:tblPrEx>
-          <w:tblCellMar>
-            <w:top w:w="0" w:type="dxa"/>
-            <w:bottom w:w="0" w:type="dxa"/>
-          </w:tblCellMar>
-        </w:tblPrEx>
         <w:trPr>
           <w:cantSplit/>
           <w:tblHeader/>
@@ -28362,12 +27140,6 @@
         </w:tc>
       </w:tr>
       <w:tr>
-        <w:tblPrEx>
-          <w:tblCellMar>
-            <w:top w:w="0" w:type="dxa"/>
-            <w:bottom w:w="0" w:type="dxa"/>
-          </w:tblCellMar>
-        </w:tblPrEx>
         <w:trPr>
           <w:cantSplit/>
         </w:trPr>
@@ -28471,12 +27243,6 @@
         </w:tc>
       </w:tr>
       <w:tr>
-        <w:tblPrEx>
-          <w:tblCellMar>
-            <w:top w:w="0" w:type="dxa"/>
-            <w:bottom w:w="0" w:type="dxa"/>
-          </w:tblCellMar>
-        </w:tblPrEx>
         <w:trPr>
           <w:cantSplit/>
         </w:trPr>
@@ -28584,12 +27350,6 @@
         </w:tc>
       </w:tr>
       <w:tr>
-        <w:tblPrEx>
-          <w:tblCellMar>
-            <w:top w:w="0" w:type="dxa"/>
-            <w:bottom w:w="0" w:type="dxa"/>
-          </w:tblCellMar>
-        </w:tblPrEx>
         <w:trPr>
           <w:cantSplit/>
         </w:trPr>
@@ -28693,12 +27453,6 @@
         </w:tc>
       </w:tr>
       <w:tr>
-        <w:tblPrEx>
-          <w:tblCellMar>
-            <w:top w:w="0" w:type="dxa"/>
-            <w:bottom w:w="0" w:type="dxa"/>
-          </w:tblCellMar>
-        </w:tblPrEx>
         <w:trPr>
           <w:cantSplit/>
         </w:trPr>
@@ -28806,12 +27560,6 @@
         </w:tc>
       </w:tr>
       <w:tr>
-        <w:tblPrEx>
-          <w:tblCellMar>
-            <w:top w:w="0" w:type="dxa"/>
-            <w:bottom w:w="0" w:type="dxa"/>
-          </w:tblCellMar>
-        </w:tblPrEx>
         <w:trPr>
           <w:cantSplit/>
         </w:trPr>
@@ -28915,12 +27663,6 @@
         </w:tc>
       </w:tr>
       <w:tr>
-        <w:tblPrEx>
-          <w:tblCellMar>
-            <w:top w:w="0" w:type="dxa"/>
-            <w:bottom w:w="0" w:type="dxa"/>
-          </w:tblCellMar>
-        </w:tblPrEx>
         <w:trPr>
           <w:cantSplit/>
         </w:trPr>
@@ -29028,12 +27770,6 @@
         </w:tc>
       </w:tr>
       <w:tr>
-        <w:tblPrEx>
-          <w:tblCellMar>
-            <w:top w:w="0" w:type="dxa"/>
-            <w:bottom w:w="0" w:type="dxa"/>
-          </w:tblCellMar>
-        </w:tblPrEx>
         <w:trPr>
           <w:cantSplit/>
         </w:trPr>
@@ -29137,12 +27873,6 @@
         </w:tc>
       </w:tr>
       <w:tr>
-        <w:tblPrEx>
-          <w:tblCellMar>
-            <w:top w:w="0" w:type="dxa"/>
-            <w:bottom w:w="0" w:type="dxa"/>
-          </w:tblCellMar>
-        </w:tblPrEx>
         <w:trPr>
           <w:cantSplit/>
         </w:trPr>
@@ -29250,12 +27980,6 @@
         </w:tc>
       </w:tr>
       <w:tr>
-        <w:tblPrEx>
-          <w:tblCellMar>
-            <w:top w:w="0" w:type="dxa"/>
-            <w:bottom w:w="0" w:type="dxa"/>
-          </w:tblCellMar>
-        </w:tblPrEx>
         <w:trPr>
           <w:cantSplit/>
         </w:trPr>
@@ -29359,12 +28083,6 @@
         </w:tc>
       </w:tr>
       <w:tr>
-        <w:tblPrEx>
-          <w:tblCellMar>
-            <w:top w:w="0" w:type="dxa"/>
-            <w:bottom w:w="0" w:type="dxa"/>
-          </w:tblCellMar>
-        </w:tblPrEx>
         <w:trPr>
           <w:cantSplit/>
         </w:trPr>
@@ -29472,12 +28190,6 @@
         </w:tc>
       </w:tr>
       <w:tr>
-        <w:tblPrEx>
-          <w:tblCellMar>
-            <w:top w:w="0" w:type="dxa"/>
-            <w:bottom w:w="0" w:type="dxa"/>
-          </w:tblCellMar>
-        </w:tblPrEx>
         <w:trPr>
           <w:cantSplit/>
         </w:trPr>
@@ -29581,12 +28293,6 @@
         </w:tc>
       </w:tr>
       <w:tr>
-        <w:tblPrEx>
-          <w:tblCellMar>
-            <w:top w:w="0" w:type="dxa"/>
-            <w:bottom w:w="0" w:type="dxa"/>
-          </w:tblCellMar>
-        </w:tblPrEx>
         <w:trPr>
           <w:cantSplit/>
         </w:trPr>
@@ -29694,12 +28400,6 @@
         </w:tc>
       </w:tr>
       <w:tr>
-        <w:tblPrEx>
-          <w:tblCellMar>
-            <w:top w:w="0" w:type="dxa"/>
-            <w:bottom w:w="0" w:type="dxa"/>
-          </w:tblCellMar>
-        </w:tblPrEx>
         <w:trPr>
           <w:cantSplit/>
         </w:trPr>
@@ -29803,12 +28503,6 @@
         </w:tc>
       </w:tr>
       <w:tr>
-        <w:tblPrEx>
-          <w:tblCellMar>
-            <w:top w:w="0" w:type="dxa"/>
-            <w:bottom w:w="0" w:type="dxa"/>
-          </w:tblCellMar>
-        </w:tblPrEx>
         <w:trPr>
           <w:cantSplit/>
         </w:trPr>
@@ -29916,12 +28610,6 @@
         </w:tc>
       </w:tr>
       <w:tr>
-        <w:tblPrEx>
-          <w:tblCellMar>
-            <w:top w:w="0" w:type="dxa"/>
-            <w:bottom w:w="0" w:type="dxa"/>
-          </w:tblCellMar>
-        </w:tblPrEx>
         <w:trPr>
           <w:cantSplit/>
         </w:trPr>
@@ -30025,12 +28713,6 @@
         </w:tc>
       </w:tr>
       <w:tr>
-        <w:tblPrEx>
-          <w:tblCellMar>
-            <w:top w:w="0" w:type="dxa"/>
-            <w:bottom w:w="0" w:type="dxa"/>
-          </w:tblCellMar>
-        </w:tblPrEx>
         <w:trPr>
           <w:cantSplit/>
         </w:trPr>
@@ -30139,12 +28821,6 @@
         </w:tc>
       </w:tr>
       <w:tr>
-        <w:tblPrEx>
-          <w:tblCellMar>
-            <w:top w:w="0" w:type="dxa"/>
-            <w:bottom w:w="0" w:type="dxa"/>
-          </w:tblCellMar>
-        </w:tblPrEx>
         <w:trPr>
           <w:cantSplit/>
         </w:trPr>
@@ -30257,12 +28933,6 @@
         </w:tc>
       </w:tr>
       <w:tr>
-        <w:tblPrEx>
-          <w:tblCellMar>
-            <w:top w:w="0" w:type="dxa"/>
-            <w:bottom w:w="0" w:type="dxa"/>
-          </w:tblCellMar>
-        </w:tblPrEx>
         <w:trPr>
           <w:cantSplit/>
         </w:trPr>
@@ -30409,12 +29079,6 @@
         <w:gridCol w:w="1000"/>
       </w:tblGrid>
       <w:tr>
-        <w:tblPrEx>
-          <w:tblCellMar>
-            <w:top w:w="0" w:type="dxa"/>
-            <w:bottom w:w="0" w:type="dxa"/>
-          </w:tblCellMar>
-        </w:tblPrEx>
         <w:trPr>
           <w:cantSplit/>
           <w:tblHeader/>
@@ -30529,12 +29193,6 @@
         </w:tc>
       </w:tr>
       <w:tr>
-        <w:tblPrEx>
-          <w:tblCellMar>
-            <w:top w:w="0" w:type="dxa"/>
-            <w:bottom w:w="0" w:type="dxa"/>
-          </w:tblCellMar>
-        </w:tblPrEx>
         <w:trPr>
           <w:cantSplit/>
         </w:trPr>
@@ -30638,12 +29296,6 @@
         </w:tc>
       </w:tr>
       <w:tr>
-        <w:tblPrEx>
-          <w:tblCellMar>
-            <w:top w:w="0" w:type="dxa"/>
-            <w:bottom w:w="0" w:type="dxa"/>
-          </w:tblCellMar>
-        </w:tblPrEx>
         <w:trPr>
           <w:cantSplit/>
         </w:trPr>
@@ -30767,12 +29419,6 @@
         </w:tc>
       </w:tr>
       <w:tr>
-        <w:tblPrEx>
-          <w:tblCellMar>
-            <w:top w:w="0" w:type="dxa"/>
-            <w:bottom w:w="0" w:type="dxa"/>
-          </w:tblCellMar>
-        </w:tblPrEx>
         <w:trPr>
           <w:cantSplit/>
         </w:trPr>
@@ -30876,12 +29522,6 @@
         </w:tc>
       </w:tr>
       <w:tr>
-        <w:tblPrEx>
-          <w:tblCellMar>
-            <w:top w:w="0" w:type="dxa"/>
-            <w:bottom w:w="0" w:type="dxa"/>
-          </w:tblCellMar>
-        </w:tblPrEx>
         <w:trPr>
           <w:cantSplit/>
         </w:trPr>
@@ -30989,12 +29629,6 @@
         </w:tc>
       </w:tr>
       <w:tr>
-        <w:tblPrEx>
-          <w:tblCellMar>
-            <w:top w:w="0" w:type="dxa"/>
-            <w:bottom w:w="0" w:type="dxa"/>
-          </w:tblCellMar>
-        </w:tblPrEx>
         <w:trPr>
           <w:cantSplit/>
         </w:trPr>
@@ -31098,12 +29732,6 @@
         </w:tc>
       </w:tr>
       <w:tr>
-        <w:tblPrEx>
-          <w:tblCellMar>
-            <w:top w:w="0" w:type="dxa"/>
-            <w:bottom w:w="0" w:type="dxa"/>
-          </w:tblCellMar>
-        </w:tblPrEx>
         <w:trPr>
           <w:cantSplit/>
         </w:trPr>
@@ -31211,12 +29839,6 @@
         </w:tc>
       </w:tr>
       <w:tr>
-        <w:tblPrEx>
-          <w:tblCellMar>
-            <w:top w:w="0" w:type="dxa"/>
-            <w:bottom w:w="0" w:type="dxa"/>
-          </w:tblCellMar>
-        </w:tblPrEx>
         <w:trPr>
           <w:cantSplit/>
         </w:trPr>
@@ -31320,12 +29942,6 @@
         </w:tc>
       </w:tr>
       <w:tr>
-        <w:tblPrEx>
-          <w:tblCellMar>
-            <w:top w:w="0" w:type="dxa"/>
-            <w:bottom w:w="0" w:type="dxa"/>
-          </w:tblCellMar>
-        </w:tblPrEx>
         <w:trPr>
           <w:cantSplit/>
         </w:trPr>
@@ -31433,12 +30049,6 @@
         </w:tc>
       </w:tr>
       <w:tr>
-        <w:tblPrEx>
-          <w:tblCellMar>
-            <w:top w:w="0" w:type="dxa"/>
-            <w:bottom w:w="0" w:type="dxa"/>
-          </w:tblCellMar>
-        </w:tblPrEx>
         <w:trPr>
           <w:cantSplit/>
         </w:trPr>
@@ -31542,12 +30152,6 @@
         </w:tc>
       </w:tr>
       <w:tr>
-        <w:tblPrEx>
-          <w:tblCellMar>
-            <w:top w:w="0" w:type="dxa"/>
-            <w:bottom w:w="0" w:type="dxa"/>
-          </w:tblCellMar>
-        </w:tblPrEx>
         <w:trPr>
           <w:cantSplit/>
         </w:trPr>
@@ -31655,12 +30259,6 @@
         </w:tc>
       </w:tr>
       <w:tr>
-        <w:tblPrEx>
-          <w:tblCellMar>
-            <w:top w:w="0" w:type="dxa"/>
-            <w:bottom w:w="0" w:type="dxa"/>
-          </w:tblCellMar>
-        </w:tblPrEx>
         <w:trPr>
           <w:cantSplit/>
         </w:trPr>
@@ -31764,12 +30362,6 @@
         </w:tc>
       </w:tr>
       <w:tr>
-        <w:tblPrEx>
-          <w:tblCellMar>
-            <w:top w:w="0" w:type="dxa"/>
-            <w:bottom w:w="0" w:type="dxa"/>
-          </w:tblCellMar>
-        </w:tblPrEx>
         <w:trPr>
           <w:cantSplit/>
         </w:trPr>
@@ -31877,12 +30469,6 @@
         </w:tc>
       </w:tr>
       <w:tr>
-        <w:tblPrEx>
-          <w:tblCellMar>
-            <w:top w:w="0" w:type="dxa"/>
-            <w:bottom w:w="0" w:type="dxa"/>
-          </w:tblCellMar>
-        </w:tblPrEx>
         <w:trPr>
           <w:cantSplit/>
         </w:trPr>
@@ -32025,12 +30611,6 @@
         <w:gridCol w:w="1000"/>
       </w:tblGrid>
       <w:tr>
-        <w:tblPrEx>
-          <w:tblCellMar>
-            <w:top w:w="0" w:type="dxa"/>
-            <w:bottom w:w="0" w:type="dxa"/>
-          </w:tblCellMar>
-        </w:tblPrEx>
         <w:trPr>
           <w:cantSplit/>
           <w:tblHeader/>
@@ -32145,12 +30725,6 @@
         </w:tc>
       </w:tr>
       <w:tr>
-        <w:tblPrEx>
-          <w:tblCellMar>
-            <w:top w:w="0" w:type="dxa"/>
-            <w:bottom w:w="0" w:type="dxa"/>
-          </w:tblCellMar>
-        </w:tblPrEx>
         <w:trPr>
           <w:cantSplit/>
         </w:trPr>
@@ -32254,12 +30828,6 @@
         </w:tc>
       </w:tr>
       <w:tr>
-        <w:tblPrEx>
-          <w:tblCellMar>
-            <w:top w:w="0" w:type="dxa"/>
-            <w:bottom w:w="0" w:type="dxa"/>
-          </w:tblCellMar>
-        </w:tblPrEx>
         <w:trPr>
           <w:cantSplit/>
         </w:trPr>
@@ -32367,12 +30935,6 @@
         </w:tc>
       </w:tr>
       <w:tr>
-        <w:tblPrEx>
-          <w:tblCellMar>
-            <w:top w:w="0" w:type="dxa"/>
-            <w:bottom w:w="0" w:type="dxa"/>
-          </w:tblCellMar>
-        </w:tblPrEx>
         <w:trPr>
           <w:cantSplit/>
         </w:trPr>
@@ -32476,12 +31038,6 @@
         </w:tc>
       </w:tr>
       <w:tr>
-        <w:tblPrEx>
-          <w:tblCellMar>
-            <w:top w:w="0" w:type="dxa"/>
-            <w:bottom w:w="0" w:type="dxa"/>
-          </w:tblCellMar>
-        </w:tblPrEx>
         <w:trPr>
           <w:cantSplit/>
         </w:trPr>
@@ -32685,12 +31241,6 @@
         </w:tc>
       </w:tr>
       <w:tr>
-        <w:tblPrEx>
-          <w:tblCellMar>
-            <w:top w:w="0" w:type="dxa"/>
-            <w:bottom w:w="0" w:type="dxa"/>
-          </w:tblCellMar>
-        </w:tblPrEx>
         <w:trPr>
           <w:cantSplit/>
         </w:trPr>
@@ -32794,12 +31344,6 @@
         </w:tc>
       </w:tr>
       <w:tr>
-        <w:tblPrEx>
-          <w:tblCellMar>
-            <w:top w:w="0" w:type="dxa"/>
-            <w:bottom w:w="0" w:type="dxa"/>
-          </w:tblCellMar>
-        </w:tblPrEx>
         <w:trPr>
           <w:cantSplit/>
         </w:trPr>
@@ -32907,12 +31451,6 @@
         </w:tc>
       </w:tr>
       <w:tr>
-        <w:tblPrEx>
-          <w:tblCellMar>
-            <w:top w:w="0" w:type="dxa"/>
-            <w:bottom w:w="0" w:type="dxa"/>
-          </w:tblCellMar>
-        </w:tblPrEx>
         <w:trPr>
           <w:cantSplit/>
         </w:trPr>
@@ -33017,12 +31555,6 @@
         </w:tc>
       </w:tr>
       <w:tr>
-        <w:tblPrEx>
-          <w:tblCellMar>
-            <w:top w:w="0" w:type="dxa"/>
-            <w:bottom w:w="0" w:type="dxa"/>
-          </w:tblCellMar>
-        </w:tblPrEx>
         <w:trPr>
           <w:cantSplit/>
         </w:trPr>
@@ -33130,12 +31662,6 @@
         </w:tc>
       </w:tr>
       <w:tr>
-        <w:tblPrEx>
-          <w:tblCellMar>
-            <w:top w:w="0" w:type="dxa"/>
-            <w:bottom w:w="0" w:type="dxa"/>
-          </w:tblCellMar>
-        </w:tblPrEx>
         <w:trPr>
           <w:cantSplit/>
         </w:trPr>
@@ -33239,12 +31765,6 @@
         </w:tc>
       </w:tr>
       <w:tr>
-        <w:tblPrEx>
-          <w:tblCellMar>
-            <w:top w:w="0" w:type="dxa"/>
-            <w:bottom w:w="0" w:type="dxa"/>
-          </w:tblCellMar>
-        </w:tblPrEx>
         <w:trPr>
           <w:cantSplit/>
         </w:trPr>
@@ -33352,12 +31872,6 @@
         </w:tc>
       </w:tr>
       <w:tr>
-        <w:tblPrEx>
-          <w:tblCellMar>
-            <w:top w:w="0" w:type="dxa"/>
-            <w:bottom w:w="0" w:type="dxa"/>
-          </w:tblCellMar>
-        </w:tblPrEx>
         <w:trPr>
           <w:cantSplit/>
         </w:trPr>
@@ -33461,12 +31975,6 @@
         </w:tc>
       </w:tr>
       <w:tr>
-        <w:tblPrEx>
-          <w:tblCellMar>
-            <w:top w:w="0" w:type="dxa"/>
-            <w:bottom w:w="0" w:type="dxa"/>
-          </w:tblCellMar>
-        </w:tblPrEx>
         <w:trPr>
           <w:cantSplit/>
         </w:trPr>
@@ -33613,12 +32121,6 @@
         <w:gridCol w:w="1000"/>
       </w:tblGrid>
       <w:tr>
-        <w:tblPrEx>
-          <w:tblCellMar>
-            <w:top w:w="0" w:type="dxa"/>
-            <w:bottom w:w="0" w:type="dxa"/>
-          </w:tblCellMar>
-        </w:tblPrEx>
         <w:trPr>
           <w:cantSplit/>
           <w:tblHeader/>
@@ -33733,12 +32235,6 @@
         </w:tc>
       </w:tr>
       <w:tr>
-        <w:tblPrEx>
-          <w:tblCellMar>
-            <w:top w:w="0" w:type="dxa"/>
-            <w:bottom w:w="0" w:type="dxa"/>
-          </w:tblCellMar>
-        </w:tblPrEx>
         <w:trPr>
           <w:cantSplit/>
         </w:trPr>
@@ -33842,12 +32338,6 @@
         </w:tc>
       </w:tr>
       <w:tr>
-        <w:tblPrEx>
-          <w:tblCellMar>
-            <w:top w:w="0" w:type="dxa"/>
-            <w:bottom w:w="0" w:type="dxa"/>
-          </w:tblCellMar>
-        </w:tblPrEx>
         <w:trPr>
           <w:cantSplit/>
         </w:trPr>
@@ -33955,12 +32445,6 @@
         </w:tc>
       </w:tr>
       <w:tr>
-        <w:tblPrEx>
-          <w:tblCellMar>
-            <w:top w:w="0" w:type="dxa"/>
-            <w:bottom w:w="0" w:type="dxa"/>
-          </w:tblCellMar>
-        </w:tblPrEx>
         <w:trPr>
           <w:cantSplit/>
         </w:trPr>
@@ -34064,12 +32548,6 @@
         </w:tc>
       </w:tr>
       <w:tr>
-        <w:tblPrEx>
-          <w:tblCellMar>
-            <w:top w:w="0" w:type="dxa"/>
-            <w:bottom w:w="0" w:type="dxa"/>
-          </w:tblCellMar>
-        </w:tblPrEx>
         <w:trPr>
           <w:cantSplit/>
         </w:trPr>
@@ -34177,12 +32655,6 @@
         </w:tc>
       </w:tr>
       <w:tr>
-        <w:tblPrEx>
-          <w:tblCellMar>
-            <w:top w:w="0" w:type="dxa"/>
-            <w:bottom w:w="0" w:type="dxa"/>
-          </w:tblCellMar>
-        </w:tblPrEx>
         <w:trPr>
           <w:cantSplit/>
         </w:trPr>
@@ -34333,12 +32805,6 @@
         <w:gridCol w:w="1000"/>
       </w:tblGrid>
       <w:tr>
-        <w:tblPrEx>
-          <w:tblCellMar>
-            <w:top w:w="0" w:type="dxa"/>
-            <w:bottom w:w="0" w:type="dxa"/>
-          </w:tblCellMar>
-        </w:tblPrEx>
         <w:trPr>
           <w:cantSplit/>
           <w:tblHeader/>
@@ -34453,12 +32919,6 @@
         </w:tc>
       </w:tr>
       <w:tr>
-        <w:tblPrEx>
-          <w:tblCellMar>
-            <w:top w:w="0" w:type="dxa"/>
-            <w:bottom w:w="0" w:type="dxa"/>
-          </w:tblCellMar>
-        </w:tblPrEx>
         <w:trPr>
           <w:cantSplit/>
         </w:trPr>
@@ -34562,12 +33022,6 @@
         </w:tc>
       </w:tr>
       <w:tr>
-        <w:tblPrEx>
-          <w:tblCellMar>
-            <w:top w:w="0" w:type="dxa"/>
-            <w:bottom w:w="0" w:type="dxa"/>
-          </w:tblCellMar>
-        </w:tblPrEx>
         <w:trPr>
           <w:cantSplit/>
         </w:trPr>
@@ -34675,12 +33129,6 @@
         </w:tc>
       </w:tr>
       <w:tr>
-        <w:tblPrEx>
-          <w:tblCellMar>
-            <w:top w:w="0" w:type="dxa"/>
-            <w:bottom w:w="0" w:type="dxa"/>
-          </w:tblCellMar>
-        </w:tblPrEx>
         <w:trPr>
           <w:cantSplit/>
         </w:trPr>
@@ -34784,12 +33232,6 @@
         </w:tc>
       </w:tr>
       <w:tr>
-        <w:tblPrEx>
-          <w:tblCellMar>
-            <w:top w:w="0" w:type="dxa"/>
-            <w:bottom w:w="0" w:type="dxa"/>
-          </w:tblCellMar>
-        </w:tblPrEx>
         <w:trPr>
           <w:cantSplit/>
         </w:trPr>
@@ -34897,12 +33339,6 @@
         </w:tc>
       </w:tr>
       <w:tr>
-        <w:tblPrEx>
-          <w:tblCellMar>
-            <w:top w:w="0" w:type="dxa"/>
-            <w:bottom w:w="0" w:type="dxa"/>
-          </w:tblCellMar>
-        </w:tblPrEx>
         <w:trPr>
           <w:cantSplit/>
         </w:trPr>
@@ -35006,12 +33442,6 @@
         </w:tc>
       </w:tr>
       <w:tr>
-        <w:tblPrEx>
-          <w:tblCellMar>
-            <w:top w:w="0" w:type="dxa"/>
-            <w:bottom w:w="0" w:type="dxa"/>
-          </w:tblCellMar>
-        </w:tblPrEx>
         <w:trPr>
           <w:cantSplit/>
         </w:trPr>
@@ -35119,12 +33549,6 @@
         </w:tc>
       </w:tr>
       <w:tr>
-        <w:tblPrEx>
-          <w:tblCellMar>
-            <w:top w:w="0" w:type="dxa"/>
-            <w:bottom w:w="0" w:type="dxa"/>
-          </w:tblCellMar>
-        </w:tblPrEx>
         <w:trPr>
           <w:cantSplit/>
         </w:trPr>
@@ -35267,12 +33691,6 @@
         <w:gridCol w:w="1000"/>
       </w:tblGrid>
       <w:tr>
-        <w:tblPrEx>
-          <w:tblCellMar>
-            <w:top w:w="0" w:type="dxa"/>
-            <w:bottom w:w="0" w:type="dxa"/>
-          </w:tblCellMar>
-        </w:tblPrEx>
         <w:trPr>
           <w:cantSplit/>
           <w:tblHeader/>
@@ -35387,12 +33805,6 @@
         </w:tc>
       </w:tr>
       <w:tr>
-        <w:tblPrEx>
-          <w:tblCellMar>
-            <w:top w:w="0" w:type="dxa"/>
-            <w:bottom w:w="0" w:type="dxa"/>
-          </w:tblCellMar>
-        </w:tblPrEx>
         <w:trPr>
           <w:cantSplit/>
         </w:trPr>
@@ -35496,12 +33908,6 @@
         </w:tc>
       </w:tr>
       <w:tr>
-        <w:tblPrEx>
-          <w:tblCellMar>
-            <w:top w:w="0" w:type="dxa"/>
-            <w:bottom w:w="0" w:type="dxa"/>
-          </w:tblCellMar>
-        </w:tblPrEx>
         <w:trPr>
           <w:cantSplit/>
         </w:trPr>
@@ -35609,12 +34015,6 @@
         </w:tc>
       </w:tr>
       <w:tr>
-        <w:tblPrEx>
-          <w:tblCellMar>
-            <w:top w:w="0" w:type="dxa"/>
-            <w:bottom w:w="0" w:type="dxa"/>
-          </w:tblCellMar>
-        </w:tblPrEx>
         <w:trPr>
           <w:cantSplit/>
         </w:trPr>
@@ -35718,12 +34118,6 @@
         </w:tc>
       </w:tr>
       <w:tr>
-        <w:tblPrEx>
-          <w:tblCellMar>
-            <w:top w:w="0" w:type="dxa"/>
-            <w:bottom w:w="0" w:type="dxa"/>
-          </w:tblCellMar>
-        </w:tblPrEx>
         <w:trPr>
           <w:cantSplit/>
         </w:trPr>
@@ -35832,12 +34226,6 @@
         </w:tc>
       </w:tr>
       <w:tr>
-        <w:tblPrEx>
-          <w:tblCellMar>
-            <w:top w:w="0" w:type="dxa"/>
-            <w:bottom w:w="0" w:type="dxa"/>
-          </w:tblCellMar>
-        </w:tblPrEx>
         <w:trPr>
           <w:cantSplit/>
         </w:trPr>
@@ -35941,12 +34329,6 @@
         </w:tc>
       </w:tr>
       <w:tr>
-        <w:tblPrEx>
-          <w:tblCellMar>
-            <w:top w:w="0" w:type="dxa"/>
-            <w:bottom w:w="0" w:type="dxa"/>
-          </w:tblCellMar>
-        </w:tblPrEx>
         <w:trPr>
           <w:cantSplit/>
         </w:trPr>
@@ -36054,12 +34436,6 @@
         </w:tc>
       </w:tr>
       <w:tr>
-        <w:tblPrEx>
-          <w:tblCellMar>
-            <w:top w:w="0" w:type="dxa"/>
-            <w:bottom w:w="0" w:type="dxa"/>
-          </w:tblCellMar>
-        </w:tblPrEx>
         <w:trPr>
           <w:cantSplit/>
         </w:trPr>
@@ -36163,12 +34539,6 @@
         </w:tc>
       </w:tr>
       <w:tr>
-        <w:tblPrEx>
-          <w:tblCellMar>
-            <w:top w:w="0" w:type="dxa"/>
-            <w:bottom w:w="0" w:type="dxa"/>
-          </w:tblCellMar>
-        </w:tblPrEx>
         <w:trPr>
           <w:cantSplit/>
         </w:trPr>
@@ -36276,12 +34646,6 @@
         </w:tc>
       </w:tr>
       <w:tr>
-        <w:tblPrEx>
-          <w:tblCellMar>
-            <w:top w:w="0" w:type="dxa"/>
-            <w:bottom w:w="0" w:type="dxa"/>
-          </w:tblCellMar>
-        </w:tblPrEx>
         <w:trPr>
           <w:cantSplit/>
         </w:trPr>
@@ -36385,12 +34749,6 @@
         </w:tc>
       </w:tr>
       <w:tr>
-        <w:tblPrEx>
-          <w:tblCellMar>
-            <w:top w:w="0" w:type="dxa"/>
-            <w:bottom w:w="0" w:type="dxa"/>
-          </w:tblCellMar>
-        </w:tblPrEx>
         <w:trPr>
           <w:cantSplit/>
         </w:trPr>
@@ -36537,12 +34895,6 @@
         <w:gridCol w:w="1000"/>
       </w:tblGrid>
       <w:tr>
-        <w:tblPrEx>
-          <w:tblCellMar>
-            <w:top w:w="0" w:type="dxa"/>
-            <w:bottom w:w="0" w:type="dxa"/>
-          </w:tblCellMar>
-        </w:tblPrEx>
         <w:trPr>
           <w:cantSplit/>
           <w:tblHeader/>
@@ -36657,12 +35009,6 @@
         </w:tc>
       </w:tr>
       <w:tr>
-        <w:tblPrEx>
-          <w:tblCellMar>
-            <w:top w:w="0" w:type="dxa"/>
-            <w:bottom w:w="0" w:type="dxa"/>
-          </w:tblCellMar>
-        </w:tblPrEx>
         <w:trPr>
           <w:cantSplit/>
         </w:trPr>
@@ -36782,12 +35128,6 @@
         </w:tc>
       </w:tr>
       <w:tr>
-        <w:tblPrEx>
-          <w:tblCellMar>
-            <w:top w:w="0" w:type="dxa"/>
-            <w:bottom w:w="0" w:type="dxa"/>
-          </w:tblCellMar>
-        </w:tblPrEx>
         <w:trPr>
           <w:cantSplit/>
         </w:trPr>
@@ -36895,12 +35235,6 @@
         </w:tc>
       </w:tr>
       <w:tr>
-        <w:tblPrEx>
-          <w:tblCellMar>
-            <w:top w:w="0" w:type="dxa"/>
-            <w:bottom w:w="0" w:type="dxa"/>
-          </w:tblCellMar>
-        </w:tblPrEx>
         <w:trPr>
           <w:cantSplit/>
         </w:trPr>
@@ -37004,12 +35338,6 @@
         </w:tc>
       </w:tr>
       <w:tr>
-        <w:tblPrEx>
-          <w:tblCellMar>
-            <w:top w:w="0" w:type="dxa"/>
-            <w:bottom w:w="0" w:type="dxa"/>
-          </w:tblCellMar>
-        </w:tblPrEx>
         <w:trPr>
           <w:cantSplit/>
         </w:trPr>
@@ -37117,12 +35445,6 @@
         </w:tc>
       </w:tr>
       <w:tr>
-        <w:tblPrEx>
-          <w:tblCellMar>
-            <w:top w:w="0" w:type="dxa"/>
-            <w:bottom w:w="0" w:type="dxa"/>
-          </w:tblCellMar>
-        </w:tblPrEx>
         <w:trPr>
           <w:cantSplit/>
         </w:trPr>
@@ -37226,12 +35548,6 @@
         </w:tc>
       </w:tr>
       <w:tr>
-        <w:tblPrEx>
-          <w:tblCellMar>
-            <w:top w:w="0" w:type="dxa"/>
-            <w:bottom w:w="0" w:type="dxa"/>
-          </w:tblCellMar>
-        </w:tblPrEx>
         <w:trPr>
           <w:cantSplit/>
         </w:trPr>
@@ -37339,12 +35655,6 @@
         </w:tc>
       </w:tr>
       <w:tr>
-        <w:tblPrEx>
-          <w:tblCellMar>
-            <w:top w:w="0" w:type="dxa"/>
-            <w:bottom w:w="0" w:type="dxa"/>
-          </w:tblCellMar>
-        </w:tblPrEx>
         <w:trPr>
           <w:cantSplit/>
         </w:trPr>
@@ -37448,12 +35758,6 @@
         </w:tc>
       </w:tr>
       <w:tr>
-        <w:tblPrEx>
-          <w:tblCellMar>
-            <w:top w:w="0" w:type="dxa"/>
-            <w:bottom w:w="0" w:type="dxa"/>
-          </w:tblCellMar>
-        </w:tblPrEx>
         <w:trPr>
           <w:cantSplit/>
         </w:trPr>
@@ -37620,12 +35924,6 @@
         <w:gridCol w:w="2639"/>
       </w:tblGrid>
       <w:tr>
-        <w:tblPrEx>
-          <w:tblCellMar>
-            <w:top w:w="0" w:type="dxa"/>
-            <w:bottom w:w="0" w:type="dxa"/>
-          </w:tblCellMar>
-        </w:tblPrEx>
         <w:trPr>
           <w:cantSplit/>
           <w:tblHeader/>
@@ -37740,12 +36038,6 @@
         </w:tc>
       </w:tr>
       <w:tr>
-        <w:tblPrEx>
-          <w:tblCellMar>
-            <w:top w:w="0" w:type="dxa"/>
-            <w:bottom w:w="0" w:type="dxa"/>
-          </w:tblCellMar>
-        </w:tblPrEx>
         <w:trPr>
           <w:cantSplit/>
         </w:trPr>
@@ -37843,12 +36135,6 @@
         </w:tc>
       </w:tr>
       <w:tr>
-        <w:tblPrEx>
-          <w:tblCellMar>
-            <w:top w:w="0" w:type="dxa"/>
-            <w:bottom w:w="0" w:type="dxa"/>
-          </w:tblCellMar>
-        </w:tblPrEx>
         <w:trPr>
           <w:cantSplit/>
         </w:trPr>
@@ -37950,12 +36236,6 @@
         </w:tc>
       </w:tr>
       <w:tr>
-        <w:tblPrEx>
-          <w:tblCellMar>
-            <w:top w:w="0" w:type="dxa"/>
-            <w:bottom w:w="0" w:type="dxa"/>
-          </w:tblCellMar>
-        </w:tblPrEx>
         <w:trPr>
           <w:cantSplit/>
         </w:trPr>
@@ -38053,12 +36333,6 @@
         </w:tc>
       </w:tr>
       <w:tr>
-        <w:tblPrEx>
-          <w:tblCellMar>
-            <w:top w:w="0" w:type="dxa"/>
-            <w:bottom w:w="0" w:type="dxa"/>
-          </w:tblCellMar>
-        </w:tblPrEx>
         <w:trPr>
           <w:cantSplit/>
         </w:trPr>
@@ -38160,12 +36434,6 @@
         </w:tc>
       </w:tr>
       <w:tr>
-        <w:tblPrEx>
-          <w:tblCellMar>
-            <w:top w:w="0" w:type="dxa"/>
-            <w:bottom w:w="0" w:type="dxa"/>
-          </w:tblCellMar>
-        </w:tblPrEx>
         <w:trPr>
           <w:cantSplit/>
         </w:trPr>
@@ -38263,12 +36531,6 @@
         </w:tc>
       </w:tr>
       <w:tr>
-        <w:tblPrEx>
-          <w:tblCellMar>
-            <w:top w:w="0" w:type="dxa"/>
-            <w:bottom w:w="0" w:type="dxa"/>
-          </w:tblCellMar>
-        </w:tblPrEx>
         <w:trPr>
           <w:cantSplit/>
         </w:trPr>
@@ -38370,12 +36632,6 @@
         </w:tc>
       </w:tr>
       <w:tr>
-        <w:tblPrEx>
-          <w:tblCellMar>
-            <w:top w:w="0" w:type="dxa"/>
-            <w:bottom w:w="0" w:type="dxa"/>
-          </w:tblCellMar>
-        </w:tblPrEx>
         <w:trPr>
           <w:cantSplit/>
         </w:trPr>
@@ -38473,12 +36729,6 @@
         </w:tc>
       </w:tr>
       <w:tr>
-        <w:tblPrEx>
-          <w:tblCellMar>
-            <w:top w:w="0" w:type="dxa"/>
-            <w:bottom w:w="0" w:type="dxa"/>
-          </w:tblCellMar>
-        </w:tblPrEx>
         <w:trPr>
           <w:cantSplit/>
         </w:trPr>
@@ -38618,12 +36868,6 @@
         <w:gridCol w:w="2808"/>
       </w:tblGrid>
       <w:tr>
-        <w:tblPrEx>
-          <w:tblCellMar>
-            <w:top w:w="0" w:type="dxa"/>
-            <w:bottom w:w="0" w:type="dxa"/>
-          </w:tblCellMar>
-        </w:tblPrEx>
         <w:trPr>
           <w:cantSplit/>
           <w:tblHeader/>
@@ -38711,12 +36955,6 @@
         </w:tc>
       </w:tr>
       <w:tr>
-        <w:tblPrEx>
-          <w:tblCellMar>
-            <w:top w:w="0" w:type="dxa"/>
-            <w:bottom w:w="0" w:type="dxa"/>
-          </w:tblCellMar>
-        </w:tblPrEx>
         <w:trPr>
           <w:cantSplit/>
         </w:trPr>
@@ -38791,12 +37029,6 @@
         </w:tc>
       </w:tr>
       <w:tr>
-        <w:tblPrEx>
-          <w:tblCellMar>
-            <w:top w:w="0" w:type="dxa"/>
-            <w:bottom w:w="0" w:type="dxa"/>
-          </w:tblCellMar>
-        </w:tblPrEx>
         <w:trPr>
           <w:cantSplit/>
         </w:trPr>
@@ -38874,12 +37106,6 @@
         </w:tc>
       </w:tr>
       <w:tr>
-        <w:tblPrEx>
-          <w:tblCellMar>
-            <w:top w:w="0" w:type="dxa"/>
-            <w:bottom w:w="0" w:type="dxa"/>
-          </w:tblCellMar>
-        </w:tblPrEx>
         <w:trPr>
           <w:cantSplit/>
         </w:trPr>
@@ -38954,12 +37180,6 @@
         </w:tc>
       </w:tr>
       <w:tr>
-        <w:tblPrEx>
-          <w:tblCellMar>
-            <w:top w:w="0" w:type="dxa"/>
-            <w:bottom w:w="0" w:type="dxa"/>
-          </w:tblCellMar>
-        </w:tblPrEx>
         <w:trPr>
           <w:cantSplit/>
         </w:trPr>
@@ -39037,12 +37257,6 @@
         </w:tc>
       </w:tr>
       <w:tr>
-        <w:tblPrEx>
-          <w:tblCellMar>
-            <w:top w:w="0" w:type="dxa"/>
-            <w:bottom w:w="0" w:type="dxa"/>
-          </w:tblCellMar>
-        </w:tblPrEx>
         <w:trPr>
           <w:cantSplit/>
         </w:trPr>
@@ -39117,12 +37331,6 @@
         </w:tc>
       </w:tr>
       <w:tr>
-        <w:tblPrEx>
-          <w:tblCellMar>
-            <w:top w:w="0" w:type="dxa"/>
-            <w:bottom w:w="0" w:type="dxa"/>
-          </w:tblCellMar>
-        </w:tblPrEx>
         <w:trPr>
           <w:cantSplit/>
         </w:trPr>
@@ -39200,12 +37408,6 @@
         </w:tc>
       </w:tr>
       <w:tr>
-        <w:tblPrEx>
-          <w:tblCellMar>
-            <w:top w:w="0" w:type="dxa"/>
-            <w:bottom w:w="0" w:type="dxa"/>
-          </w:tblCellMar>
-        </w:tblPrEx>
         <w:trPr>
           <w:cantSplit/>
         </w:trPr>
@@ -39280,12 +37482,6 @@
         </w:tc>
       </w:tr>
       <w:tr>
-        <w:tblPrEx>
-          <w:tblCellMar>
-            <w:top w:w="0" w:type="dxa"/>
-            <w:bottom w:w="0" w:type="dxa"/>
-          </w:tblCellMar>
-        </w:tblPrEx>
         <w:trPr>
           <w:cantSplit/>
         </w:trPr>
@@ -39363,12 +37559,6 @@
         </w:tc>
       </w:tr>
       <w:tr>
-        <w:tblPrEx>
-          <w:tblCellMar>
-            <w:top w:w="0" w:type="dxa"/>
-            <w:bottom w:w="0" w:type="dxa"/>
-          </w:tblCellMar>
-        </w:tblPrEx>
         <w:trPr>
           <w:cantSplit/>
         </w:trPr>
@@ -39443,12 +37633,6 @@
         </w:tc>
       </w:tr>
       <w:tr>
-        <w:tblPrEx>
-          <w:tblCellMar>
-            <w:top w:w="0" w:type="dxa"/>
-            <w:bottom w:w="0" w:type="dxa"/>
-          </w:tblCellMar>
-        </w:tblPrEx>
         <w:trPr>
           <w:cantSplit/>
         </w:trPr>
@@ -39526,12 +37710,6 @@
         </w:tc>
       </w:tr>
       <w:tr>
-        <w:tblPrEx>
-          <w:tblCellMar>
-            <w:top w:w="0" w:type="dxa"/>
-            <w:bottom w:w="0" w:type="dxa"/>
-          </w:tblCellMar>
-        </w:tblPrEx>
         <w:trPr>
           <w:cantSplit/>
         </w:trPr>
@@ -39606,12 +37784,6 @@
         </w:tc>
       </w:tr>
       <w:tr>
-        <w:tblPrEx>
-          <w:tblCellMar>
-            <w:top w:w="0" w:type="dxa"/>
-            <w:bottom w:w="0" w:type="dxa"/>
-          </w:tblCellMar>
-        </w:tblPrEx>
         <w:trPr>
           <w:cantSplit/>
         </w:trPr>
@@ -39689,12 +37861,6 @@
         </w:tc>
       </w:tr>
       <w:tr>
-        <w:tblPrEx>
-          <w:tblCellMar>
-            <w:top w:w="0" w:type="dxa"/>
-            <w:bottom w:w="0" w:type="dxa"/>
-          </w:tblCellMar>
-        </w:tblPrEx>
         <w:trPr>
           <w:cantSplit/>
         </w:trPr>
@@ -39806,12 +37972,6 @@
         <w:gridCol w:w="6265"/>
       </w:tblGrid>
       <w:tr>
-        <w:tblPrEx>
-          <w:tblCellMar>
-            <w:top w:w="0" w:type="dxa"/>
-            <w:bottom w:w="0" w:type="dxa"/>
-          </w:tblCellMar>
-        </w:tblPrEx>
         <w:trPr>
           <w:cantSplit/>
           <w:tblHeader/>
@@ -39872,12 +38032,6 @@
         </w:tc>
       </w:tr>
       <w:tr>
-        <w:tblPrEx>
-          <w:tblCellMar>
-            <w:top w:w="0" w:type="dxa"/>
-            <w:bottom w:w="0" w:type="dxa"/>
-          </w:tblCellMar>
-        </w:tblPrEx>
         <w:trPr>
           <w:cantSplit/>
         </w:trPr>
@@ -39929,12 +38083,6 @@
         </w:tc>
       </w:tr>
       <w:tr>
-        <w:tblPrEx>
-          <w:tblCellMar>
-            <w:top w:w="0" w:type="dxa"/>
-            <w:bottom w:w="0" w:type="dxa"/>
-          </w:tblCellMar>
-        </w:tblPrEx>
         <w:trPr>
           <w:cantSplit/>
         </w:trPr>
@@ -39988,12 +38136,6 @@
         </w:tc>
       </w:tr>
       <w:tr>
-        <w:tblPrEx>
-          <w:tblCellMar>
-            <w:top w:w="0" w:type="dxa"/>
-            <w:bottom w:w="0" w:type="dxa"/>
-          </w:tblCellMar>
-        </w:tblPrEx>
         <w:trPr>
           <w:cantSplit/>
         </w:trPr>
@@ -40045,12 +38187,6 @@
         </w:tc>
       </w:tr>
       <w:tr>
-        <w:tblPrEx>
-          <w:tblCellMar>
-            <w:top w:w="0" w:type="dxa"/>
-            <w:bottom w:w="0" w:type="dxa"/>
-          </w:tblCellMar>
-        </w:tblPrEx>
         <w:trPr>
           <w:cantSplit/>
         </w:trPr>
@@ -40104,12 +38240,6 @@
         </w:tc>
       </w:tr>
       <w:tr>
-        <w:tblPrEx>
-          <w:tblCellMar>
-            <w:top w:w="0" w:type="dxa"/>
-            <w:bottom w:w="0" w:type="dxa"/>
-          </w:tblCellMar>
-        </w:tblPrEx>
         <w:trPr>
           <w:cantSplit/>
         </w:trPr>
@@ -40198,12 +38328,6 @@
         <w:gridCol w:w="6265"/>
       </w:tblGrid>
       <w:tr>
-        <w:tblPrEx>
-          <w:tblCellMar>
-            <w:top w:w="0" w:type="dxa"/>
-            <w:bottom w:w="0" w:type="dxa"/>
-          </w:tblCellMar>
-        </w:tblPrEx>
         <w:trPr>
           <w:cantSplit/>
           <w:tblHeader/>
@@ -40264,12 +38388,6 @@
         </w:tc>
       </w:tr>
       <w:tr>
-        <w:tblPrEx>
-          <w:tblCellMar>
-            <w:top w:w="0" w:type="dxa"/>
-            <w:bottom w:w="0" w:type="dxa"/>
-          </w:tblCellMar>
-        </w:tblPrEx>
         <w:trPr>
           <w:cantSplit/>
         </w:trPr>
@@ -40321,12 +38439,6 @@
         </w:tc>
       </w:tr>
       <w:tr>
-        <w:tblPrEx>
-          <w:tblCellMar>
-            <w:top w:w="0" w:type="dxa"/>
-            <w:bottom w:w="0" w:type="dxa"/>
-          </w:tblCellMar>
-        </w:tblPrEx>
         <w:trPr>
           <w:cantSplit/>
         </w:trPr>
@@ -40380,12 +38492,6 @@
         </w:tc>
       </w:tr>
       <w:tr>
-        <w:tblPrEx>
-          <w:tblCellMar>
-            <w:top w:w="0" w:type="dxa"/>
-            <w:bottom w:w="0" w:type="dxa"/>
-          </w:tblCellMar>
-        </w:tblPrEx>
         <w:trPr>
           <w:cantSplit/>
         </w:trPr>
@@ -40437,12 +38543,6 @@
         </w:tc>
       </w:tr>
       <w:tr>
-        <w:tblPrEx>
-          <w:tblCellMar>
-            <w:top w:w="0" w:type="dxa"/>
-            <w:bottom w:w="0" w:type="dxa"/>
-          </w:tblCellMar>
-        </w:tblPrEx>
         <w:trPr>
           <w:cantSplit/>
         </w:trPr>
@@ -40496,12 +38596,6 @@
         </w:tc>
       </w:tr>
       <w:tr>
-        <w:tblPrEx>
-          <w:tblCellMar>
-            <w:top w:w="0" w:type="dxa"/>
-            <w:bottom w:w="0" w:type="dxa"/>
-          </w:tblCellMar>
-        </w:tblPrEx>
         <w:trPr>
           <w:cantSplit/>
         </w:trPr>
@@ -40590,12 +38684,6 @@
         <w:gridCol w:w="6265"/>
       </w:tblGrid>
       <w:tr>
-        <w:tblPrEx>
-          <w:tblCellMar>
-            <w:top w:w="0" w:type="dxa"/>
-            <w:bottom w:w="0" w:type="dxa"/>
-          </w:tblCellMar>
-        </w:tblPrEx>
         <w:trPr>
           <w:cantSplit/>
           <w:tblHeader/>
@@ -40656,12 +38744,6 @@
         </w:tc>
       </w:tr>
       <w:tr>
-        <w:tblPrEx>
-          <w:tblCellMar>
-            <w:top w:w="0" w:type="dxa"/>
-            <w:bottom w:w="0" w:type="dxa"/>
-          </w:tblCellMar>
-        </w:tblPrEx>
         <w:trPr>
           <w:cantSplit/>
         </w:trPr>
@@ -40713,12 +38795,6 @@
         </w:tc>
       </w:tr>
       <w:tr>
-        <w:tblPrEx>
-          <w:tblCellMar>
-            <w:top w:w="0" w:type="dxa"/>
-            <w:bottom w:w="0" w:type="dxa"/>
-          </w:tblCellMar>
-        </w:tblPrEx>
         <w:trPr>
           <w:cantSplit/>
         </w:trPr>
@@ -40772,12 +38848,6 @@
         </w:tc>
       </w:tr>
       <w:tr>
-        <w:tblPrEx>
-          <w:tblCellMar>
-            <w:top w:w="0" w:type="dxa"/>
-            <w:bottom w:w="0" w:type="dxa"/>
-          </w:tblCellMar>
-        </w:tblPrEx>
         <w:trPr>
           <w:cantSplit/>
         </w:trPr>
@@ -40855,12 +38925,6 @@
         <w:gridCol w:w="9638"/>
       </w:tblGrid>
       <w:tr>
-        <w:tblPrEx>
-          <w:tblCellMar>
-            <w:top w:w="0" w:type="dxa"/>
-            <w:bottom w:w="0" w:type="dxa"/>
-          </w:tblCellMar>
-        </w:tblPrEx>
         <w:trPr>
           <w:cantSplit/>
         </w:trPr>
@@ -41010,12 +39074,6 @@
         <w:gridCol w:w="1770"/>
       </w:tblGrid>
       <w:tr>
-        <w:tblPrEx>
-          <w:tblCellMar>
-            <w:top w:w="0" w:type="dxa"/>
-            <w:bottom w:w="0" w:type="dxa"/>
-          </w:tblCellMar>
-        </w:tblPrEx>
         <w:trPr>
           <w:cantSplit/>
           <w:tblHeader/>
@@ -41130,12 +39188,6 @@
         </w:tc>
       </w:tr>
       <w:tr>
-        <w:tblPrEx>
-          <w:tblCellMar>
-            <w:top w:w="0" w:type="dxa"/>
-            <w:bottom w:w="0" w:type="dxa"/>
-          </w:tblCellMar>
-        </w:tblPrEx>
         <w:trPr>
           <w:cantSplit/>
         </w:trPr>
@@ -41233,12 +39285,6 @@
         </w:tc>
       </w:tr>
       <w:tr>
-        <w:tblPrEx>
-          <w:tblCellMar>
-            <w:top w:w="0" w:type="dxa"/>
-            <w:bottom w:w="0" w:type="dxa"/>
-          </w:tblCellMar>
-        </w:tblPrEx>
         <w:trPr>
           <w:cantSplit/>
         </w:trPr>
@@ -41340,12 +39386,6 @@
         </w:tc>
       </w:tr>
       <w:tr>
-        <w:tblPrEx>
-          <w:tblCellMar>
-            <w:top w:w="0" w:type="dxa"/>
-            <w:bottom w:w="0" w:type="dxa"/>
-          </w:tblCellMar>
-        </w:tblPrEx>
         <w:trPr>
           <w:cantSplit/>
         </w:trPr>
@@ -41443,12 +39483,6 @@
         </w:tc>
       </w:tr>
       <w:tr>
-        <w:tblPrEx>
-          <w:tblCellMar>
-            <w:top w:w="0" w:type="dxa"/>
-            <w:bottom w:w="0" w:type="dxa"/>
-          </w:tblCellMar>
-        </w:tblPrEx>
         <w:trPr>
           <w:cantSplit/>
         </w:trPr>
@@ -41550,12 +39584,6 @@
         </w:tc>
       </w:tr>
       <w:tr>
-        <w:tblPrEx>
-          <w:tblCellMar>
-            <w:top w:w="0" w:type="dxa"/>
-            <w:bottom w:w="0" w:type="dxa"/>
-          </w:tblCellMar>
-        </w:tblPrEx>
         <w:trPr>
           <w:cantSplit/>
         </w:trPr>
@@ -41653,12 +39681,6 @@
         </w:tc>
       </w:tr>
       <w:tr>
-        <w:tblPrEx>
-          <w:tblCellMar>
-            <w:top w:w="0" w:type="dxa"/>
-            <w:bottom w:w="0" w:type="dxa"/>
-          </w:tblCellMar>
-        </w:tblPrEx>
         <w:trPr>
           <w:cantSplit/>
         </w:trPr>
@@ -41760,12 +39782,6 @@
         </w:tc>
       </w:tr>
       <w:tr>
-        <w:tblPrEx>
-          <w:tblCellMar>
-            <w:top w:w="0" w:type="dxa"/>
-            <w:bottom w:w="0" w:type="dxa"/>
-          </w:tblCellMar>
-        </w:tblPrEx>
         <w:trPr>
           <w:cantSplit/>
         </w:trPr>
@@ -41863,12 +39879,6 @@
         </w:tc>
       </w:tr>
       <w:tr>
-        <w:tblPrEx>
-          <w:tblCellMar>
-            <w:top w:w="0" w:type="dxa"/>
-            <w:bottom w:w="0" w:type="dxa"/>
-          </w:tblCellMar>
-        </w:tblPrEx>
         <w:trPr>
           <w:cantSplit/>
         </w:trPr>
@@ -41970,12 +39980,6 @@
         </w:tc>
       </w:tr>
       <w:tr>
-        <w:tblPrEx>
-          <w:tblCellMar>
-            <w:top w:w="0" w:type="dxa"/>
-            <w:bottom w:w="0" w:type="dxa"/>
-          </w:tblCellMar>
-        </w:tblPrEx>
         <w:trPr>
           <w:cantSplit/>
         </w:trPr>
@@ -42073,12 +40077,6 @@
         </w:tc>
       </w:tr>
       <w:tr>
-        <w:tblPrEx>
-          <w:tblCellMar>
-            <w:top w:w="0" w:type="dxa"/>
-            <w:bottom w:w="0" w:type="dxa"/>
-          </w:tblCellMar>
-        </w:tblPrEx>
         <w:trPr>
           <w:cantSplit/>
         </w:trPr>
@@ -42180,12 +40178,6 @@
         </w:tc>
       </w:tr>
       <w:tr>
-        <w:tblPrEx>
-          <w:tblCellMar>
-            <w:top w:w="0" w:type="dxa"/>
-            <w:bottom w:w="0" w:type="dxa"/>
-          </w:tblCellMar>
-        </w:tblPrEx>
         <w:trPr>
           <w:cantSplit/>
         </w:trPr>
@@ -42283,12 +40275,6 @@
         </w:tc>
       </w:tr>
       <w:tr>
-        <w:tblPrEx>
-          <w:tblCellMar>
-            <w:top w:w="0" w:type="dxa"/>
-            <w:bottom w:w="0" w:type="dxa"/>
-          </w:tblCellMar>
-        </w:tblPrEx>
         <w:trPr>
           <w:cantSplit/>
         </w:trPr>
@@ -42406,12 +40392,6 @@
         </w:tc>
       </w:tr>
       <w:tr>
-        <w:tblPrEx>
-          <w:tblCellMar>
-            <w:top w:w="0" w:type="dxa"/>
-            <w:bottom w:w="0" w:type="dxa"/>
-          </w:tblCellMar>
-        </w:tblPrEx>
         <w:trPr>
           <w:cantSplit/>
         </w:trPr>
@@ -42556,12 +40536,6 @@
         <w:gridCol w:w="2507"/>
       </w:tblGrid>
       <w:tr>
-        <w:tblPrEx>
-          <w:tblCellMar>
-            <w:top w:w="0" w:type="dxa"/>
-            <w:bottom w:w="0" w:type="dxa"/>
-          </w:tblCellMar>
-        </w:tblPrEx>
         <w:trPr>
           <w:cantSplit/>
           <w:tblHeader/>
@@ -42676,12 +40650,6 @@
         </w:tc>
       </w:tr>
       <w:tr>
-        <w:tblPrEx>
-          <w:tblCellMar>
-            <w:top w:w="0" w:type="dxa"/>
-            <w:bottom w:w="0" w:type="dxa"/>
-          </w:tblCellMar>
-        </w:tblPrEx>
         <w:trPr>
           <w:cantSplit/>
         </w:trPr>
@@ -42779,12 +40747,6 @@
         </w:tc>
       </w:tr>
       <w:tr>
-        <w:tblPrEx>
-          <w:tblCellMar>
-            <w:top w:w="0" w:type="dxa"/>
-            <w:bottom w:w="0" w:type="dxa"/>
-          </w:tblCellMar>
-        </w:tblPrEx>
         <w:trPr>
           <w:cantSplit/>
         </w:trPr>
@@ -42886,12 +40848,6 @@
         </w:tc>
       </w:tr>
       <w:tr>
-        <w:tblPrEx>
-          <w:tblCellMar>
-            <w:top w:w="0" w:type="dxa"/>
-            <w:bottom w:w="0" w:type="dxa"/>
-          </w:tblCellMar>
-        </w:tblPrEx>
         <w:trPr>
           <w:cantSplit/>
         </w:trPr>
@@ -42989,12 +40945,6 @@
         </w:tc>
       </w:tr>
       <w:tr>
-        <w:tblPrEx>
-          <w:tblCellMar>
-            <w:top w:w="0" w:type="dxa"/>
-            <w:bottom w:w="0" w:type="dxa"/>
-          </w:tblCellMar>
-        </w:tblPrEx>
         <w:trPr>
           <w:cantSplit/>
         </w:trPr>
@@ -43155,12 +41105,6 @@
         <w:gridCol w:w="1456"/>
       </w:tblGrid>
       <w:tr>
-        <w:tblPrEx>
-          <w:tblCellMar>
-            <w:top w:w="0" w:type="dxa"/>
-            <w:bottom w:w="0" w:type="dxa"/>
-          </w:tblCellMar>
-        </w:tblPrEx>
         <w:trPr>
           <w:cantSplit/>
           <w:tblHeader/>
@@ -43275,12 +41219,6 @@
         </w:tc>
       </w:tr>
       <w:tr>
-        <w:tblPrEx>
-          <w:tblCellMar>
-            <w:top w:w="0" w:type="dxa"/>
-            <w:bottom w:w="0" w:type="dxa"/>
-          </w:tblCellMar>
-        </w:tblPrEx>
         <w:trPr>
           <w:cantSplit/>
         </w:trPr>
@@ -43378,12 +41316,6 @@
         </w:tc>
       </w:tr>
       <w:tr>
-        <w:tblPrEx>
-          <w:tblCellMar>
-            <w:top w:w="0" w:type="dxa"/>
-            <w:bottom w:w="0" w:type="dxa"/>
-          </w:tblCellMar>
-        </w:tblPrEx>
         <w:trPr>
           <w:cantSplit/>
         </w:trPr>
@@ -43485,12 +41417,6 @@
         </w:tc>
       </w:tr>
       <w:tr>
-        <w:tblPrEx>
-          <w:tblCellMar>
-            <w:top w:w="0" w:type="dxa"/>
-            <w:bottom w:w="0" w:type="dxa"/>
-          </w:tblCellMar>
-        </w:tblPrEx>
         <w:trPr>
           <w:cantSplit/>
         </w:trPr>
@@ -43588,12 +41514,6 @@
         </w:tc>
       </w:tr>
       <w:tr>
-        <w:tblPrEx>
-          <w:tblCellMar>
-            <w:top w:w="0" w:type="dxa"/>
-            <w:bottom w:w="0" w:type="dxa"/>
-          </w:tblCellMar>
-        </w:tblPrEx>
         <w:trPr>
           <w:cantSplit/>
         </w:trPr>
@@ -43695,12 +41615,6 @@
         </w:tc>
       </w:tr>
       <w:tr>
-        <w:tblPrEx>
-          <w:tblCellMar>
-            <w:top w:w="0" w:type="dxa"/>
-            <w:bottom w:w="0" w:type="dxa"/>
-          </w:tblCellMar>
-        </w:tblPrEx>
         <w:trPr>
           <w:cantSplit/>
         </w:trPr>
@@ -43798,12 +41712,6 @@
         </w:tc>
       </w:tr>
       <w:tr>
-        <w:tblPrEx>
-          <w:tblCellMar>
-            <w:top w:w="0" w:type="dxa"/>
-            <w:bottom w:w="0" w:type="dxa"/>
-          </w:tblCellMar>
-        </w:tblPrEx>
         <w:trPr>
           <w:cantSplit/>
         </w:trPr>
@@ -43905,12 +41813,6 @@
         </w:tc>
       </w:tr>
       <w:tr>
-        <w:tblPrEx>
-          <w:tblCellMar>
-            <w:top w:w="0" w:type="dxa"/>
-            <w:bottom w:w="0" w:type="dxa"/>
-          </w:tblCellMar>
-        </w:tblPrEx>
         <w:trPr>
           <w:cantSplit/>
         </w:trPr>
@@ -44008,12 +41910,6 @@
         </w:tc>
       </w:tr>
       <w:tr>
-        <w:tblPrEx>
-          <w:tblCellMar>
-            <w:top w:w="0" w:type="dxa"/>
-            <w:bottom w:w="0" w:type="dxa"/>
-          </w:tblCellMar>
-        </w:tblPrEx>
         <w:trPr>
           <w:cantSplit/>
         </w:trPr>
@@ -44115,12 +42011,6 @@
         </w:tc>
       </w:tr>
       <w:tr>
-        <w:tblPrEx>
-          <w:tblCellMar>
-            <w:top w:w="0" w:type="dxa"/>
-            <w:bottom w:w="0" w:type="dxa"/>
-          </w:tblCellMar>
-        </w:tblPrEx>
         <w:trPr>
           <w:cantSplit/>
         </w:trPr>
@@ -44218,12 +42108,6 @@
         </w:tc>
       </w:tr>
       <w:tr>
-        <w:tblPrEx>
-          <w:tblCellMar>
-            <w:top w:w="0" w:type="dxa"/>
-            <w:bottom w:w="0" w:type="dxa"/>
-          </w:tblCellMar>
-        </w:tblPrEx>
         <w:trPr>
           <w:cantSplit/>
         </w:trPr>
@@ -44450,12 +42334,6 @@
         <w:gridCol w:w="6265"/>
       </w:tblGrid>
       <w:tr>
-        <w:tblPrEx>
-          <w:tblCellMar>
-            <w:top w:w="0" w:type="dxa"/>
-            <w:bottom w:w="0" w:type="dxa"/>
-          </w:tblCellMar>
-        </w:tblPrEx>
         <w:trPr>
           <w:cantSplit/>
           <w:tblHeader/>
@@ -44516,12 +42394,6 @@
         </w:tc>
       </w:tr>
       <w:tr>
-        <w:tblPrEx>
-          <w:tblCellMar>
-            <w:top w:w="0" w:type="dxa"/>
-            <w:bottom w:w="0" w:type="dxa"/>
-          </w:tblCellMar>
-        </w:tblPrEx>
         <w:trPr>
           <w:cantSplit/>
         </w:trPr>
@@ -44573,12 +42445,6 @@
         </w:tc>
       </w:tr>
       <w:tr>
-        <w:tblPrEx>
-          <w:tblCellMar>
-            <w:top w:w="0" w:type="dxa"/>
-            <w:bottom w:w="0" w:type="dxa"/>
-          </w:tblCellMar>
-        </w:tblPrEx>
         <w:trPr>
           <w:cantSplit/>
         </w:trPr>
@@ -44632,12 +42498,6 @@
         </w:tc>
       </w:tr>
       <w:tr>
-        <w:tblPrEx>
-          <w:tblCellMar>
-            <w:top w:w="0" w:type="dxa"/>
-            <w:bottom w:w="0" w:type="dxa"/>
-          </w:tblCellMar>
-        </w:tblPrEx>
         <w:trPr>
           <w:cantSplit/>
         </w:trPr>
@@ -44690,12 +42550,6 @@
         </w:tc>
       </w:tr>
       <w:tr>
-        <w:tblPrEx>
-          <w:tblCellMar>
-            <w:top w:w="0" w:type="dxa"/>
-            <w:bottom w:w="0" w:type="dxa"/>
-          </w:tblCellMar>
-        </w:tblPrEx>
         <w:trPr>
           <w:cantSplit/>
         </w:trPr>
@@ -44749,12 +42603,6 @@
         </w:tc>
       </w:tr>
       <w:tr>
-        <w:tblPrEx>
-          <w:tblCellMar>
-            <w:top w:w="0" w:type="dxa"/>
-            <w:bottom w:w="0" w:type="dxa"/>
-          </w:tblCellMar>
-        </w:tblPrEx>
         <w:trPr>
           <w:cantSplit/>
         </w:trPr>
@@ -44806,12 +42654,6 @@
         </w:tc>
       </w:tr>
       <w:tr>
-        <w:tblPrEx>
-          <w:tblCellMar>
-            <w:top w:w="0" w:type="dxa"/>
-            <w:bottom w:w="0" w:type="dxa"/>
-          </w:tblCellMar>
-        </w:tblPrEx>
         <w:trPr>
           <w:cantSplit/>
         </w:trPr>
@@ -44903,12 +42745,6 @@
         <w:gridCol w:w="2410"/>
       </w:tblGrid>
       <w:tr>
-        <w:tblPrEx>
-          <w:tblCellMar>
-            <w:top w:w="0" w:type="dxa"/>
-            <w:bottom w:w="0" w:type="dxa"/>
-          </w:tblCellMar>
-        </w:tblPrEx>
         <w:trPr>
           <w:cantSplit/>
           <w:tblHeader/>
@@ -44996,12 +42832,6 @@
         </w:tc>
       </w:tr>
       <w:tr>
-        <w:tblPrEx>
-          <w:tblCellMar>
-            <w:top w:w="0" w:type="dxa"/>
-            <w:bottom w:w="0" w:type="dxa"/>
-          </w:tblCellMar>
-        </w:tblPrEx>
         <w:trPr>
           <w:cantSplit/>
         </w:trPr>
@@ -45076,12 +42906,6 @@
         </w:tc>
       </w:tr>
       <w:tr>
-        <w:tblPrEx>
-          <w:tblCellMar>
-            <w:top w:w="0" w:type="dxa"/>
-            <w:bottom w:w="0" w:type="dxa"/>
-          </w:tblCellMar>
-        </w:tblPrEx>
         <w:trPr>
           <w:cantSplit/>
         </w:trPr>
@@ -45159,12 +42983,6 @@
         </w:tc>
       </w:tr>
       <w:tr>
-        <w:tblPrEx>
-          <w:tblCellMar>
-            <w:top w:w="0" w:type="dxa"/>
-            <w:bottom w:w="0" w:type="dxa"/>
-          </w:tblCellMar>
-        </w:tblPrEx>
         <w:trPr>
           <w:cantSplit/>
         </w:trPr>
@@ -45239,12 +43057,6 @@
         </w:tc>
       </w:tr>
       <w:tr>
-        <w:tblPrEx>
-          <w:tblCellMar>
-            <w:top w:w="0" w:type="dxa"/>
-            <w:bottom w:w="0" w:type="dxa"/>
-          </w:tblCellMar>
-        </w:tblPrEx>
         <w:trPr>
           <w:cantSplit/>
         </w:trPr>
@@ -45322,12 +43134,6 @@
         </w:tc>
       </w:tr>
       <w:tr>
-        <w:tblPrEx>
-          <w:tblCellMar>
-            <w:top w:w="0" w:type="dxa"/>
-            <w:bottom w:w="0" w:type="dxa"/>
-          </w:tblCellMar>
-        </w:tblPrEx>
         <w:trPr>
           <w:cantSplit/>
         </w:trPr>
@@ -45402,12 +43208,6 @@
         </w:tc>
       </w:tr>
       <w:tr>
-        <w:tblPrEx>
-          <w:tblCellMar>
-            <w:top w:w="0" w:type="dxa"/>
-            <w:bottom w:w="0" w:type="dxa"/>
-          </w:tblCellMar>
-        </w:tblPrEx>
         <w:trPr>
           <w:cantSplit/>
         </w:trPr>
@@ -45485,12 +43285,6 @@
         </w:tc>
       </w:tr>
       <w:tr>
-        <w:tblPrEx>
-          <w:tblCellMar>
-            <w:top w:w="0" w:type="dxa"/>
-            <w:bottom w:w="0" w:type="dxa"/>
-          </w:tblCellMar>
-        </w:tblPrEx>
         <w:trPr>
           <w:cantSplit/>
         </w:trPr>
@@ -45565,12 +43359,6 @@
         </w:tc>
       </w:tr>
       <w:tr>
-        <w:tblPrEx>
-          <w:tblCellMar>
-            <w:top w:w="0" w:type="dxa"/>
-            <w:bottom w:w="0" w:type="dxa"/>
-          </w:tblCellMar>
-        </w:tblPrEx>
         <w:trPr>
           <w:cantSplit/>
         </w:trPr>
@@ -45893,12 +43681,6 @@
         <w:gridCol w:w="7518"/>
       </w:tblGrid>
       <w:tr>
-        <w:tblPrEx>
-          <w:tblCellMar>
-            <w:top w:w="0" w:type="dxa"/>
-            <w:bottom w:w="0" w:type="dxa"/>
-          </w:tblCellMar>
-        </w:tblPrEx>
         <w:trPr>
           <w:cantSplit/>
           <w:tblHeader/>
@@ -45959,12 +43741,6 @@
         </w:tc>
       </w:tr>
       <w:tr>
-        <w:tblPrEx>
-          <w:tblCellMar>
-            <w:top w:w="0" w:type="dxa"/>
-            <w:bottom w:w="0" w:type="dxa"/>
-          </w:tblCellMar>
-        </w:tblPrEx>
         <w:trPr>
           <w:cantSplit/>
         </w:trPr>
@@ -46080,12 +43856,6 @@
         </w:tc>
       </w:tr>
       <w:tr>
-        <w:tblPrEx>
-          <w:tblCellMar>
-            <w:top w:w="0" w:type="dxa"/>
-            <w:bottom w:w="0" w:type="dxa"/>
-          </w:tblCellMar>
-        </w:tblPrEx>
         <w:trPr>
           <w:cantSplit/>
         </w:trPr>
@@ -46251,12 +44021,6 @@
         </w:tc>
       </w:tr>
       <w:tr>
-        <w:tblPrEx>
-          <w:tblCellMar>
-            <w:top w:w="0" w:type="dxa"/>
-            <w:bottom w:w="0" w:type="dxa"/>
-          </w:tblCellMar>
-        </w:tblPrEx>
         <w:trPr>
           <w:cantSplit/>
         </w:trPr>
@@ -46429,12 +44193,6 @@
         </w:tc>
       </w:tr>
       <w:tr>
-        <w:tblPrEx>
-          <w:tblCellMar>
-            <w:top w:w="0" w:type="dxa"/>
-            <w:bottom w:w="0" w:type="dxa"/>
-          </w:tblCellMar>
-        </w:tblPrEx>
         <w:trPr>
           <w:cantSplit/>
         </w:trPr>
@@ -46648,12 +44406,6 @@
         </w:tc>
       </w:tr>
       <w:tr>
-        <w:tblPrEx>
-          <w:tblCellMar>
-            <w:top w:w="0" w:type="dxa"/>
-            <w:bottom w:w="0" w:type="dxa"/>
-          </w:tblCellMar>
-        </w:tblPrEx>
         <w:trPr>
           <w:cantSplit/>
         </w:trPr>
@@ -46794,12 +44546,6 @@
         </w:tc>
       </w:tr>
       <w:tr>
-        <w:tblPrEx>
-          <w:tblCellMar>
-            <w:top w:w="0" w:type="dxa"/>
-            <w:bottom w:w="0" w:type="dxa"/>
-          </w:tblCellMar>
-        </w:tblPrEx>
         <w:trPr>
           <w:cantSplit/>
         </w:trPr>
@@ -46949,12 +44695,6 @@
         </w:tc>
       </w:tr>
       <w:tr>
-        <w:tblPrEx>
-          <w:tblCellMar>
-            <w:top w:w="0" w:type="dxa"/>
-            <w:bottom w:w="0" w:type="dxa"/>
-          </w:tblCellMar>
-        </w:tblPrEx>
         <w:trPr>
           <w:cantSplit/>
         </w:trPr>
@@ -47086,12 +44826,6 @@
         </w:tc>
       </w:tr>
       <w:tr>
-        <w:tblPrEx>
-          <w:tblCellMar>
-            <w:top w:w="0" w:type="dxa"/>
-            <w:bottom w:w="0" w:type="dxa"/>
-          </w:tblCellMar>
-        </w:tblPrEx>
         <w:trPr>
           <w:cantSplit/>
         </w:trPr>
@@ -47266,12 +45000,6 @@
         </w:tc>
       </w:tr>
       <w:tr>
-        <w:tblPrEx>
-          <w:tblCellMar>
-            <w:top w:w="0" w:type="dxa"/>
-            <w:bottom w:w="0" w:type="dxa"/>
-          </w:tblCellMar>
-        </w:tblPrEx>
         <w:trPr>
           <w:cantSplit/>
         </w:trPr>
@@ -47396,12 +45124,6 @@
         </w:tc>
       </w:tr>
       <w:tr>
-        <w:tblPrEx>
-          <w:tblCellMar>
-            <w:top w:w="0" w:type="dxa"/>
-            <w:bottom w:w="0" w:type="dxa"/>
-          </w:tblCellMar>
-        </w:tblPrEx>
         <w:trPr>
           <w:cantSplit/>
         </w:trPr>
@@ -47725,12 +45447,6 @@
         <w:gridCol w:w="2892"/>
       </w:tblGrid>
       <w:tr>
-        <w:tblPrEx>
-          <w:tblCellMar>
-            <w:top w:w="0" w:type="dxa"/>
-            <w:bottom w:w="0" w:type="dxa"/>
-          </w:tblCellMar>
-        </w:tblPrEx>
         <w:trPr>
           <w:cantSplit/>
           <w:tblHeader/>
@@ -47818,12 +45534,6 @@
         </w:tc>
       </w:tr>
       <w:tr>
-        <w:tblPrEx>
-          <w:tblCellMar>
-            <w:top w:w="0" w:type="dxa"/>
-            <w:bottom w:w="0" w:type="dxa"/>
-          </w:tblCellMar>
-        </w:tblPrEx>
         <w:trPr>
           <w:cantSplit/>
         </w:trPr>
@@ -47898,12 +45608,6 @@
         </w:tc>
       </w:tr>
       <w:tr>
-        <w:tblPrEx>
-          <w:tblCellMar>
-            <w:top w:w="0" w:type="dxa"/>
-            <w:bottom w:w="0" w:type="dxa"/>
-          </w:tblCellMar>
-        </w:tblPrEx>
         <w:trPr>
           <w:cantSplit/>
         </w:trPr>
@@ -47981,12 +45685,6 @@
         </w:tc>
       </w:tr>
       <w:tr>
-        <w:tblPrEx>
-          <w:tblCellMar>
-            <w:top w:w="0" w:type="dxa"/>
-            <w:bottom w:w="0" w:type="dxa"/>
-          </w:tblCellMar>
-        </w:tblPrEx>
         <w:trPr>
           <w:cantSplit/>
         </w:trPr>
@@ -48061,12 +45759,6 @@
         </w:tc>
       </w:tr>
       <w:tr>
-        <w:tblPrEx>
-          <w:tblCellMar>
-            <w:top w:w="0" w:type="dxa"/>
-            <w:bottom w:w="0" w:type="dxa"/>
-          </w:tblCellMar>
-        </w:tblPrEx>
         <w:trPr>
           <w:cantSplit/>
         </w:trPr>
@@ -48144,12 +45836,6 @@
         </w:tc>
       </w:tr>
       <w:tr>
-        <w:tblPrEx>
-          <w:tblCellMar>
-            <w:top w:w="0" w:type="dxa"/>
-            <w:bottom w:w="0" w:type="dxa"/>
-          </w:tblCellMar>
-        </w:tblPrEx>
         <w:trPr>
           <w:cantSplit/>
         </w:trPr>
@@ -48224,12 +45910,6 @@
         </w:tc>
       </w:tr>
       <w:tr>
-        <w:tblPrEx>
-          <w:tblCellMar>
-            <w:top w:w="0" w:type="dxa"/>
-            <w:bottom w:w="0" w:type="dxa"/>
-          </w:tblCellMar>
-        </w:tblPrEx>
         <w:trPr>
           <w:cantSplit/>
         </w:trPr>
@@ -48307,12 +45987,6 @@
         </w:tc>
       </w:tr>
       <w:tr>
-        <w:tblPrEx>
-          <w:tblCellMar>
-            <w:top w:w="0" w:type="dxa"/>
-            <w:bottom w:w="0" w:type="dxa"/>
-          </w:tblCellMar>
-        </w:tblPrEx>
         <w:trPr>
           <w:cantSplit/>
         </w:trPr>
@@ -48387,12 +46061,6 @@
         </w:tc>
       </w:tr>
       <w:tr>
-        <w:tblPrEx>
-          <w:tblCellMar>
-            <w:top w:w="0" w:type="dxa"/>
-            <w:bottom w:w="0" w:type="dxa"/>
-          </w:tblCellMar>
-        </w:tblPrEx>
         <w:trPr>
           <w:cantSplit/>
         </w:trPr>
@@ -48470,12 +46138,6 @@
         </w:tc>
       </w:tr>
       <w:tr>
-        <w:tblPrEx>
-          <w:tblCellMar>
-            <w:top w:w="0" w:type="dxa"/>
-            <w:bottom w:w="0" w:type="dxa"/>
-          </w:tblCellMar>
-        </w:tblPrEx>
         <w:trPr>
           <w:cantSplit/>
         </w:trPr>
@@ -48550,12 +46212,6 @@
         </w:tc>
       </w:tr>
       <w:tr>
-        <w:tblPrEx>
-          <w:tblCellMar>
-            <w:top w:w="0" w:type="dxa"/>
-            <w:bottom w:w="0" w:type="dxa"/>
-          </w:tblCellMar>
-        </w:tblPrEx>
         <w:trPr>
           <w:cantSplit/>
         </w:trPr>
@@ -48633,12 +46289,6 @@
         </w:tc>
       </w:tr>
       <w:tr>
-        <w:tblPrEx>
-          <w:tblCellMar>
-            <w:top w:w="0" w:type="dxa"/>
-            <w:bottom w:w="0" w:type="dxa"/>
-          </w:tblCellMar>
-        </w:tblPrEx>
         <w:trPr>
           <w:cantSplit/>
         </w:trPr>
@@ -48713,12 +46363,6 @@
         </w:tc>
       </w:tr>
       <w:tr>
-        <w:tblPrEx>
-          <w:tblCellMar>
-            <w:top w:w="0" w:type="dxa"/>
-            <w:bottom w:w="0" w:type="dxa"/>
-          </w:tblCellMar>
-        </w:tblPrEx>
         <w:trPr>
           <w:cantSplit/>
         </w:trPr>
@@ -48796,12 +46440,6 @@
         </w:tc>
       </w:tr>
       <w:tr>
-        <w:tblPrEx>
-          <w:tblCellMar>
-            <w:top w:w="0" w:type="dxa"/>
-            <w:bottom w:w="0" w:type="dxa"/>
-          </w:tblCellMar>
-        </w:tblPrEx>
         <w:trPr>
           <w:cantSplit/>
         </w:trPr>
@@ -48876,12 +46514,6 @@
         </w:tc>
       </w:tr>
       <w:tr>
-        <w:tblPrEx>
-          <w:tblCellMar>
-            <w:top w:w="0" w:type="dxa"/>
-            <w:bottom w:w="0" w:type="dxa"/>
-          </w:tblCellMar>
-        </w:tblPrEx>
         <w:trPr>
           <w:cantSplit/>
         </w:trPr>
@@ -48959,12 +46591,6 @@
         </w:tc>
       </w:tr>
       <w:tr>
-        <w:tblPrEx>
-          <w:tblCellMar>
-            <w:top w:w="0" w:type="dxa"/>
-            <w:bottom w:w="0" w:type="dxa"/>
-          </w:tblCellMar>
-        </w:tblPrEx>
         <w:trPr>
           <w:cantSplit/>
         </w:trPr>
@@ -49039,12 +46665,6 @@
         </w:tc>
       </w:tr>
       <w:tr>
-        <w:tblPrEx>
-          <w:tblCellMar>
-            <w:top w:w="0" w:type="dxa"/>
-            <w:bottom w:w="0" w:type="dxa"/>
-          </w:tblCellMar>
-        </w:tblPrEx>
         <w:trPr>
           <w:cantSplit/>
         </w:trPr>
@@ -49171,12 +46791,6 @@
         <w:gridCol w:w="2121"/>
       </w:tblGrid>
       <w:tr>
-        <w:tblPrEx>
-          <w:tblCellMar>
-            <w:top w:w="0" w:type="dxa"/>
-            <w:bottom w:w="0" w:type="dxa"/>
-          </w:tblCellMar>
-        </w:tblPrEx>
         <w:trPr>
           <w:cantSplit/>
           <w:tblHeader/>
@@ -49291,12 +46905,6 @@
         </w:tc>
       </w:tr>
       <w:tr>
-        <w:tblPrEx>
-          <w:tblCellMar>
-            <w:top w:w="0" w:type="dxa"/>
-            <w:bottom w:w="0" w:type="dxa"/>
-          </w:tblCellMar>
-        </w:tblPrEx>
         <w:trPr>
           <w:cantSplit/>
         </w:trPr>
@@ -49394,12 +47002,6 @@
         </w:tc>
       </w:tr>
       <w:tr>
-        <w:tblPrEx>
-          <w:tblCellMar>
-            <w:top w:w="0" w:type="dxa"/>
-            <w:bottom w:w="0" w:type="dxa"/>
-          </w:tblCellMar>
-        </w:tblPrEx>
         <w:trPr>
           <w:cantSplit/>
         </w:trPr>
@@ -49533,12 +47135,6 @@
         </w:tc>
       </w:tr>
       <w:tr>
-        <w:tblPrEx>
-          <w:tblCellMar>
-            <w:top w:w="0" w:type="dxa"/>
-            <w:bottom w:w="0" w:type="dxa"/>
-          </w:tblCellMar>
-        </w:tblPrEx>
         <w:trPr>
           <w:cantSplit/>
         </w:trPr>
@@ -49636,12 +47232,6 @@
         </w:tc>
       </w:tr>
       <w:tr>
-        <w:tblPrEx>
-          <w:tblCellMar>
-            <w:top w:w="0" w:type="dxa"/>
-            <w:bottom w:w="0" w:type="dxa"/>
-          </w:tblCellMar>
-        </w:tblPrEx>
         <w:trPr>
           <w:cantSplit/>
         </w:trPr>
@@ -49743,12 +47333,6 @@
         </w:tc>
       </w:tr>
       <w:tr>
-        <w:tblPrEx>
-          <w:tblCellMar>
-            <w:top w:w="0" w:type="dxa"/>
-            <w:bottom w:w="0" w:type="dxa"/>
-          </w:tblCellMar>
-        </w:tblPrEx>
         <w:trPr>
           <w:cantSplit/>
         </w:trPr>
@@ -49896,12 +47480,6 @@
         </w:tc>
       </w:tr>
       <w:tr>
-        <w:tblPrEx>
-          <w:tblCellMar>
-            <w:top w:w="0" w:type="dxa"/>
-            <w:bottom w:w="0" w:type="dxa"/>
-          </w:tblCellMar>
-        </w:tblPrEx>
         <w:trPr>
           <w:cantSplit/>
         </w:trPr>
@@ -50003,12 +47581,6 @@
         </w:tc>
       </w:tr>
       <w:tr>
-        <w:tblPrEx>
-          <w:tblCellMar>
-            <w:top w:w="0" w:type="dxa"/>
-            <w:bottom w:w="0" w:type="dxa"/>
-          </w:tblCellMar>
-        </w:tblPrEx>
         <w:trPr>
           <w:cantSplit/>
         </w:trPr>
@@ -50106,12 +47678,6 @@
         </w:tc>
       </w:tr>
       <w:tr>
-        <w:tblPrEx>
-          <w:tblCellMar>
-            <w:top w:w="0" w:type="dxa"/>
-            <w:bottom w:w="0" w:type="dxa"/>
-          </w:tblCellMar>
-        </w:tblPrEx>
         <w:trPr>
           <w:cantSplit/>
         </w:trPr>
@@ -50213,12 +47779,6 @@
         </w:tc>
       </w:tr>
       <w:tr>
-        <w:tblPrEx>
-          <w:tblCellMar>
-            <w:top w:w="0" w:type="dxa"/>
-            <w:bottom w:w="0" w:type="dxa"/>
-          </w:tblCellMar>
-        </w:tblPrEx>
         <w:trPr>
           <w:cantSplit/>
         </w:trPr>
@@ -50316,12 +47876,6 @@
         </w:tc>
       </w:tr>
       <w:tr>
-        <w:tblPrEx>
-          <w:tblCellMar>
-            <w:top w:w="0" w:type="dxa"/>
-            <w:bottom w:w="0" w:type="dxa"/>
-          </w:tblCellMar>
-        </w:tblPrEx>
         <w:trPr>
           <w:cantSplit/>
         </w:trPr>
@@ -50423,12 +47977,6 @@
         </w:tc>
       </w:tr>
       <w:tr>
-        <w:tblPrEx>
-          <w:tblCellMar>
-            <w:top w:w="0" w:type="dxa"/>
-            <w:bottom w:w="0" w:type="dxa"/>
-          </w:tblCellMar>
-        </w:tblPrEx>
         <w:trPr>
           <w:cantSplit/>
         </w:trPr>
@@ -50526,12 +48074,6 @@
         </w:tc>
       </w:tr>
       <w:tr>
-        <w:tblPrEx>
-          <w:tblCellMar>
-            <w:top w:w="0" w:type="dxa"/>
-            <w:bottom w:w="0" w:type="dxa"/>
-          </w:tblCellMar>
-        </w:tblPrEx>
         <w:trPr>
           <w:cantSplit/>
         </w:trPr>
@@ -50642,12 +48184,6 @@
         </w:tc>
       </w:tr>
       <w:tr>
-        <w:tblPrEx>
-          <w:tblCellMar>
-            <w:top w:w="0" w:type="dxa"/>
-            <w:bottom w:w="0" w:type="dxa"/>
-          </w:tblCellMar>
-        </w:tblPrEx>
         <w:trPr>
           <w:cantSplit/>
         </w:trPr>
@@ -50745,12 +48281,6 @@
         </w:tc>
       </w:tr>
       <w:tr>
-        <w:tblPrEx>
-          <w:tblCellMar>
-            <w:top w:w="0" w:type="dxa"/>
-            <w:bottom w:w="0" w:type="dxa"/>
-          </w:tblCellMar>
-        </w:tblPrEx>
         <w:trPr>
           <w:cantSplit/>
         </w:trPr>
@@ -50852,12 +48382,6 @@
         </w:tc>
       </w:tr>
       <w:tr>
-        <w:tblPrEx>
-          <w:tblCellMar>
-            <w:top w:w="0" w:type="dxa"/>
-            <w:bottom w:w="0" w:type="dxa"/>
-          </w:tblCellMar>
-        </w:tblPrEx>
         <w:trPr>
           <w:cantSplit/>
         </w:trPr>
@@ -50955,12 +48479,6 @@
         </w:tc>
       </w:tr>
       <w:tr>
-        <w:tblPrEx>
-          <w:tblCellMar>
-            <w:top w:w="0" w:type="dxa"/>
-            <w:bottom w:w="0" w:type="dxa"/>
-          </w:tblCellMar>
-        </w:tblPrEx>
         <w:trPr>
           <w:cantSplit/>
         </w:trPr>
@@ -51062,12 +48580,6 @@
         </w:tc>
       </w:tr>
       <w:tr>
-        <w:tblPrEx>
-          <w:tblCellMar>
-            <w:top w:w="0" w:type="dxa"/>
-            <w:bottom w:w="0" w:type="dxa"/>
-          </w:tblCellMar>
-        </w:tblPrEx>
         <w:trPr>
           <w:cantSplit/>
         </w:trPr>
@@ -51165,12 +48677,6 @@
         </w:tc>
       </w:tr>
       <w:tr>
-        <w:tblPrEx>
-          <w:tblCellMar>
-            <w:top w:w="0" w:type="dxa"/>
-            <w:bottom w:w="0" w:type="dxa"/>
-          </w:tblCellMar>
-        </w:tblPrEx>
         <w:trPr>
           <w:cantSplit/>
         </w:trPr>
@@ -51321,12 +48827,6 @@
         <w:gridCol w:w="6458"/>
       </w:tblGrid>
       <w:tr>
-        <w:tblPrEx>
-          <w:tblCellMar>
-            <w:top w:w="0" w:type="dxa"/>
-            <w:bottom w:w="0" w:type="dxa"/>
-          </w:tblCellMar>
-        </w:tblPrEx>
         <w:trPr>
           <w:cantSplit/>
           <w:tblHeader/>
@@ -51387,12 +48887,6 @@
         </w:tc>
       </w:tr>
       <w:tr>
-        <w:tblPrEx>
-          <w:tblCellMar>
-            <w:top w:w="0" w:type="dxa"/>
-            <w:bottom w:w="0" w:type="dxa"/>
-          </w:tblCellMar>
-        </w:tblPrEx>
         <w:trPr>
           <w:cantSplit/>
         </w:trPr>
@@ -51460,12 +48954,6 @@
         </w:tc>
       </w:tr>
       <w:tr>
-        <w:tblPrEx>
-          <w:tblCellMar>
-            <w:top w:w="0" w:type="dxa"/>
-            <w:bottom w:w="0" w:type="dxa"/>
-          </w:tblCellMar>
-        </w:tblPrEx>
         <w:trPr>
           <w:cantSplit/>
         </w:trPr>
@@ -51535,12 +49023,6 @@
         </w:tc>
       </w:tr>
       <w:tr>
-        <w:tblPrEx>
-          <w:tblCellMar>
-            <w:top w:w="0" w:type="dxa"/>
-            <w:bottom w:w="0" w:type="dxa"/>
-          </w:tblCellMar>
-        </w:tblPrEx>
         <w:trPr>
           <w:cantSplit/>
         </w:trPr>
@@ -51592,12 +49074,6 @@
         </w:tc>
       </w:tr>
       <w:tr>
-        <w:tblPrEx>
-          <w:tblCellMar>
-            <w:top w:w="0" w:type="dxa"/>
-            <w:bottom w:w="0" w:type="dxa"/>
-          </w:tblCellMar>
-        </w:tblPrEx>
         <w:trPr>
           <w:cantSplit/>
         </w:trPr>
@@ -51651,12 +49127,6 @@
         </w:tc>
       </w:tr>
       <w:tr>
-        <w:tblPrEx>
-          <w:tblCellMar>
-            <w:top w:w="0" w:type="dxa"/>
-            <w:bottom w:w="0" w:type="dxa"/>
-          </w:tblCellMar>
-        </w:tblPrEx>
         <w:trPr>
           <w:cantSplit/>
         </w:trPr>
@@ -51708,12 +49178,6 @@
         </w:tc>
       </w:tr>
       <w:tr>
-        <w:tblPrEx>
-          <w:tblCellMar>
-            <w:top w:w="0" w:type="dxa"/>
-            <w:bottom w:w="0" w:type="dxa"/>
-          </w:tblCellMar>
-        </w:tblPrEx>
         <w:trPr>
           <w:cantSplit/>
         </w:trPr>
@@ -51767,12 +49231,6 @@
         </w:tc>
       </w:tr>
       <w:tr>
-        <w:tblPrEx>
-          <w:tblCellMar>
-            <w:top w:w="0" w:type="dxa"/>
-            <w:bottom w:w="0" w:type="dxa"/>
-          </w:tblCellMar>
-        </w:tblPrEx>
         <w:trPr>
           <w:cantSplit/>
         </w:trPr>
@@ -51824,12 +49282,6 @@
         </w:tc>
       </w:tr>
       <w:tr>
-        <w:tblPrEx>
-          <w:tblCellMar>
-            <w:top w:w="0" w:type="dxa"/>
-            <w:bottom w:w="0" w:type="dxa"/>
-          </w:tblCellMar>
-        </w:tblPrEx>
         <w:trPr>
           <w:cantSplit/>
         </w:trPr>
@@ -51883,12 +49335,6 @@
         </w:tc>
       </w:tr>
       <w:tr>
-        <w:tblPrEx>
-          <w:tblCellMar>
-            <w:top w:w="0" w:type="dxa"/>
-            <w:bottom w:w="0" w:type="dxa"/>
-          </w:tblCellMar>
-        </w:tblPrEx>
         <w:trPr>
           <w:cantSplit/>
         </w:trPr>
@@ -51940,12 +49386,6 @@
         </w:tc>
       </w:tr>
       <w:tr>
-        <w:tblPrEx>
-          <w:tblCellMar>
-            <w:top w:w="0" w:type="dxa"/>
-            <w:bottom w:w="0" w:type="dxa"/>
-          </w:tblCellMar>
-        </w:tblPrEx>
         <w:trPr>
           <w:cantSplit/>
         </w:trPr>
@@ -52124,12 +49564,6 @@
         <w:gridCol w:w="7133"/>
       </w:tblGrid>
       <w:tr>
-        <w:tblPrEx>
-          <w:tblCellMar>
-            <w:top w:w="0" w:type="dxa"/>
-            <w:bottom w:w="0" w:type="dxa"/>
-          </w:tblCellMar>
-        </w:tblPrEx>
         <w:trPr>
           <w:cantSplit/>
           <w:tblHeader/>
@@ -52190,12 +49624,6 @@
         </w:tc>
       </w:tr>
       <w:tr>
-        <w:tblPrEx>
-          <w:tblCellMar>
-            <w:top w:w="0" w:type="dxa"/>
-            <w:bottom w:w="0" w:type="dxa"/>
-          </w:tblCellMar>
-        </w:tblPrEx>
         <w:trPr>
           <w:cantSplit/>
         </w:trPr>
@@ -52247,12 +49675,6 @@
         </w:tc>
       </w:tr>
       <w:tr>
-        <w:tblPrEx>
-          <w:tblCellMar>
-            <w:top w:w="0" w:type="dxa"/>
-            <w:bottom w:w="0" w:type="dxa"/>
-          </w:tblCellMar>
-        </w:tblPrEx>
         <w:trPr>
           <w:cantSplit/>
         </w:trPr>
@@ -52306,12 +49728,6 @@
         </w:tc>
       </w:tr>
       <w:tr>
-        <w:tblPrEx>
-          <w:tblCellMar>
-            <w:top w:w="0" w:type="dxa"/>
-            <w:bottom w:w="0" w:type="dxa"/>
-          </w:tblCellMar>
-        </w:tblPrEx>
         <w:trPr>
           <w:cantSplit/>
         </w:trPr>
@@ -52363,12 +49779,6 @@
         </w:tc>
       </w:tr>
       <w:tr>
-        <w:tblPrEx>
-          <w:tblCellMar>
-            <w:top w:w="0" w:type="dxa"/>
-            <w:bottom w:w="0" w:type="dxa"/>
-          </w:tblCellMar>
-        </w:tblPrEx>
         <w:trPr>
           <w:cantSplit/>
         </w:trPr>
@@ -52423,12 +49833,6 @@
         </w:tc>
       </w:tr>
       <w:tr>
-        <w:tblPrEx>
-          <w:tblCellMar>
-            <w:top w:w="0" w:type="dxa"/>
-            <w:bottom w:w="0" w:type="dxa"/>
-          </w:tblCellMar>
-        </w:tblPrEx>
         <w:trPr>
           <w:cantSplit/>
         </w:trPr>
@@ -52707,12 +50111,6 @@
         <w:gridCol w:w="2701"/>
       </w:tblGrid>
       <w:tr>
-        <w:tblPrEx>
-          <w:tblCellMar>
-            <w:top w:w="0" w:type="dxa"/>
-            <w:bottom w:w="0" w:type="dxa"/>
-          </w:tblCellMar>
-        </w:tblPrEx>
         <w:trPr>
           <w:cantSplit/>
           <w:tblHeader/>
@@ -52827,12 +50225,6 @@
         </w:tc>
       </w:tr>
       <w:tr>
-        <w:tblPrEx>
-          <w:tblCellMar>
-            <w:top w:w="0" w:type="dxa"/>
-            <w:bottom w:w="0" w:type="dxa"/>
-          </w:tblCellMar>
-        </w:tblPrEx>
         <w:trPr>
           <w:cantSplit/>
         </w:trPr>
@@ -52930,12 +50322,6 @@
         </w:tc>
       </w:tr>
       <w:tr>
-        <w:tblPrEx>
-          <w:tblCellMar>
-            <w:top w:w="0" w:type="dxa"/>
-            <w:bottom w:w="0" w:type="dxa"/>
-          </w:tblCellMar>
-        </w:tblPrEx>
         <w:trPr>
           <w:cantSplit/>
         </w:trPr>
@@ -53053,12 +50439,6 @@
         </w:tc>
       </w:tr>
       <w:tr>
-        <w:tblPrEx>
-          <w:tblCellMar>
-            <w:top w:w="0" w:type="dxa"/>
-            <w:bottom w:w="0" w:type="dxa"/>
-          </w:tblCellMar>
-        </w:tblPrEx>
         <w:trPr>
           <w:cantSplit/>
         </w:trPr>
@@ -53156,12 +50536,6 @@
         </w:tc>
       </w:tr>
       <w:tr>
-        <w:tblPrEx>
-          <w:tblCellMar>
-            <w:top w:w="0" w:type="dxa"/>
-            <w:bottom w:w="0" w:type="dxa"/>
-          </w:tblCellMar>
-        </w:tblPrEx>
         <w:trPr>
           <w:cantSplit/>
         </w:trPr>
@@ -53288,12 +50662,6 @@
         </w:tc>
       </w:tr>
       <w:tr>
-        <w:tblPrEx>
-          <w:tblCellMar>
-            <w:top w:w="0" w:type="dxa"/>
-            <w:bottom w:w="0" w:type="dxa"/>
-          </w:tblCellMar>
-        </w:tblPrEx>
         <w:trPr>
           <w:cantSplit/>
         </w:trPr>
@@ -53391,12 +50759,6 @@
         </w:tc>
       </w:tr>
       <w:tr>
-        <w:tblPrEx>
-          <w:tblCellMar>
-            <w:top w:w="0" w:type="dxa"/>
-            <w:bottom w:w="0" w:type="dxa"/>
-          </w:tblCellMar>
-        </w:tblPrEx>
         <w:trPr>
           <w:cantSplit/>
         </w:trPr>
@@ -53498,12 +50860,6 @@
         </w:tc>
       </w:tr>
       <w:tr>
-        <w:tblPrEx>
-          <w:tblCellMar>
-            <w:top w:w="0" w:type="dxa"/>
-            <w:bottom w:w="0" w:type="dxa"/>
-          </w:tblCellMar>
-        </w:tblPrEx>
         <w:trPr>
           <w:cantSplit/>
         </w:trPr>
@@ -53633,12 +50989,6 @@
         </w:tc>
       </w:tr>
       <w:tr>
-        <w:tblPrEx>
-          <w:tblCellMar>
-            <w:top w:w="0" w:type="dxa"/>
-            <w:bottom w:w="0" w:type="dxa"/>
-          </w:tblCellMar>
-        </w:tblPrEx>
         <w:trPr>
           <w:cantSplit/>
         </w:trPr>
@@ -53749,12 +51099,6 @@
         </w:tc>
       </w:tr>
       <w:tr>
-        <w:tblPrEx>
-          <w:tblCellMar>
-            <w:top w:w="0" w:type="dxa"/>
-            <w:bottom w:w="0" w:type="dxa"/>
-          </w:tblCellMar>
-        </w:tblPrEx>
         <w:trPr>
           <w:cantSplit/>
         </w:trPr>
@@ -53852,12 +51196,6 @@
         </w:tc>
       </w:tr>
       <w:tr>
-        <w:tblPrEx>
-          <w:tblCellMar>
-            <w:top w:w="0" w:type="dxa"/>
-            <w:bottom w:w="0" w:type="dxa"/>
-          </w:tblCellMar>
-        </w:tblPrEx>
         <w:trPr>
           <w:cantSplit/>
         </w:trPr>
@@ -53994,12 +51332,6 @@
         </w:tc>
       </w:tr>
       <w:tr>
-        <w:tblPrEx>
-          <w:tblCellMar>
-            <w:top w:w="0" w:type="dxa"/>
-            <w:bottom w:w="0" w:type="dxa"/>
-          </w:tblCellMar>
-        </w:tblPrEx>
         <w:trPr>
           <w:cantSplit/>
         </w:trPr>
@@ -54113,12 +51445,6 @@
         </w:tc>
       </w:tr>
       <w:tr>
-        <w:tblPrEx>
-          <w:tblCellMar>
-            <w:top w:w="0" w:type="dxa"/>
-            <w:bottom w:w="0" w:type="dxa"/>
-          </w:tblCellMar>
-        </w:tblPrEx>
         <w:trPr>
           <w:cantSplit/>
         </w:trPr>
@@ -54236,12 +51562,6 @@
         </w:tc>
       </w:tr>
       <w:tr>
-        <w:tblPrEx>
-          <w:tblCellMar>
-            <w:top w:w="0" w:type="dxa"/>
-            <w:bottom w:w="0" w:type="dxa"/>
-          </w:tblCellMar>
-        </w:tblPrEx>
         <w:trPr>
           <w:cantSplit/>
         </w:trPr>
@@ -54339,12 +51659,6 @@
         </w:tc>
       </w:tr>
       <w:tr>
-        <w:tblPrEx>
-          <w:tblCellMar>
-            <w:top w:w="0" w:type="dxa"/>
-            <w:bottom w:w="0" w:type="dxa"/>
-          </w:tblCellMar>
-        </w:tblPrEx>
         <w:trPr>
           <w:cantSplit/>
         </w:trPr>
@@ -54455,12 +51769,6 @@
         </w:tc>
       </w:tr>
       <w:tr>
-        <w:tblPrEx>
-          <w:tblCellMar>
-            <w:top w:w="0" w:type="dxa"/>
-            <w:bottom w:w="0" w:type="dxa"/>
-          </w:tblCellMar>
-        </w:tblPrEx>
         <w:trPr>
           <w:cantSplit/>
         </w:trPr>
@@ -54567,12 +51875,6 @@
         </w:tc>
       </w:tr>
       <w:tr>
-        <w:tblPrEx>
-          <w:tblCellMar>
-            <w:top w:w="0" w:type="dxa"/>
-            <w:bottom w:w="0" w:type="dxa"/>
-          </w:tblCellMar>
-        </w:tblPrEx>
         <w:trPr>
           <w:cantSplit/>
         </w:trPr>
@@ -54674,12 +51976,6 @@
         </w:tc>
       </w:tr>
       <w:tr>
-        <w:tblPrEx>
-          <w:tblCellMar>
-            <w:top w:w="0" w:type="dxa"/>
-            <w:bottom w:w="0" w:type="dxa"/>
-          </w:tblCellMar>
-        </w:tblPrEx>
         <w:trPr>
           <w:cantSplit/>
         </w:trPr>
@@ -54786,12 +52082,6 @@
         </w:tc>
       </w:tr>
       <w:tr>
-        <w:tblPrEx>
-          <w:tblCellMar>
-            <w:top w:w="0" w:type="dxa"/>
-            <w:bottom w:w="0" w:type="dxa"/>
-          </w:tblCellMar>
-        </w:tblPrEx>
         <w:trPr>
           <w:cantSplit/>
         </w:trPr>
@@ -54930,12 +52220,6 @@
         <w:gridCol w:w="7325"/>
       </w:tblGrid>
       <w:tr>
-        <w:tblPrEx>
-          <w:tblCellMar>
-            <w:top w:w="0" w:type="dxa"/>
-            <w:bottom w:w="0" w:type="dxa"/>
-          </w:tblCellMar>
-        </w:tblPrEx>
         <w:trPr>
           <w:cantSplit/>
           <w:tblHeader/>
@@ -54996,12 +52280,6 @@
         </w:tc>
       </w:tr>
       <w:tr>
-        <w:tblPrEx>
-          <w:tblCellMar>
-            <w:top w:w="0" w:type="dxa"/>
-            <w:bottom w:w="0" w:type="dxa"/>
-          </w:tblCellMar>
-        </w:tblPrEx>
         <w:trPr>
           <w:cantSplit/>
         </w:trPr>
@@ -55053,12 +52331,6 @@
         </w:tc>
       </w:tr>
       <w:tr>
-        <w:tblPrEx>
-          <w:tblCellMar>
-            <w:top w:w="0" w:type="dxa"/>
-            <w:bottom w:w="0" w:type="dxa"/>
-          </w:tblCellMar>
-        </w:tblPrEx>
         <w:trPr>
           <w:cantSplit/>
         </w:trPr>
@@ -55112,12 +52384,6 @@
         </w:tc>
       </w:tr>
       <w:tr>
-        <w:tblPrEx>
-          <w:tblCellMar>
-            <w:top w:w="0" w:type="dxa"/>
-            <w:bottom w:w="0" w:type="dxa"/>
-          </w:tblCellMar>
-        </w:tblPrEx>
         <w:trPr>
           <w:cantSplit/>
         </w:trPr>
@@ -55169,12 +52435,6 @@
         </w:tc>
       </w:tr>
       <w:tr>
-        <w:tblPrEx>
-          <w:tblCellMar>
-            <w:top w:w="0" w:type="dxa"/>
-            <w:bottom w:w="0" w:type="dxa"/>
-          </w:tblCellMar>
-        </w:tblPrEx>
         <w:trPr>
           <w:cantSplit/>
         </w:trPr>
@@ -55228,12 +52488,6 @@
         </w:tc>
       </w:tr>
       <w:tr>
-        <w:tblPrEx>
-          <w:tblCellMar>
-            <w:top w:w="0" w:type="dxa"/>
-            <w:bottom w:w="0" w:type="dxa"/>
-          </w:tblCellMar>
-        </w:tblPrEx>
         <w:trPr>
           <w:cantSplit/>
         </w:trPr>
@@ -55333,12 +52587,6 @@
         <w:gridCol w:w="2699"/>
       </w:tblGrid>
       <w:tr>
-        <w:tblPrEx>
-          <w:tblCellMar>
-            <w:top w:w="0" w:type="dxa"/>
-            <w:bottom w:w="0" w:type="dxa"/>
-          </w:tblCellMar>
-        </w:tblPrEx>
         <w:trPr>
           <w:cantSplit/>
           <w:tblHeader/>
@@ -55426,12 +52674,6 @@
         </w:tc>
       </w:tr>
       <w:tr>
-        <w:tblPrEx>
-          <w:tblCellMar>
-            <w:top w:w="0" w:type="dxa"/>
-            <w:bottom w:w="0" w:type="dxa"/>
-          </w:tblCellMar>
-        </w:tblPrEx>
         <w:trPr>
           <w:cantSplit/>
         </w:trPr>
@@ -55506,12 +52748,6 @@
         </w:tc>
       </w:tr>
       <w:tr>
-        <w:tblPrEx>
-          <w:tblCellMar>
-            <w:top w:w="0" w:type="dxa"/>
-            <w:bottom w:w="0" w:type="dxa"/>
-          </w:tblCellMar>
-        </w:tblPrEx>
         <w:trPr>
           <w:cantSplit/>
         </w:trPr>
@@ -55589,12 +52825,6 @@
         </w:tc>
       </w:tr>
       <w:tr>
-        <w:tblPrEx>
-          <w:tblCellMar>
-            <w:top w:w="0" w:type="dxa"/>
-            <w:bottom w:w="0" w:type="dxa"/>
-          </w:tblCellMar>
-        </w:tblPrEx>
         <w:trPr>
           <w:cantSplit/>
         </w:trPr>
@@ -55669,12 +52899,6 @@
         </w:tc>
       </w:tr>
       <w:tr>
-        <w:tblPrEx>
-          <w:tblCellMar>
-            <w:top w:w="0" w:type="dxa"/>
-            <w:bottom w:w="0" w:type="dxa"/>
-          </w:tblCellMar>
-        </w:tblPrEx>
         <w:trPr>
           <w:cantSplit/>
         </w:trPr>
@@ -55752,12 +52976,6 @@
         </w:tc>
       </w:tr>
       <w:tr>
-        <w:tblPrEx>
-          <w:tblCellMar>
-            <w:top w:w="0" w:type="dxa"/>
-            <w:bottom w:w="0" w:type="dxa"/>
-          </w:tblCellMar>
-        </w:tblPrEx>
         <w:trPr>
           <w:cantSplit/>
         </w:trPr>
@@ -55832,12 +53050,6 @@
         </w:tc>
       </w:tr>
       <w:tr>
-        <w:tblPrEx>
-          <w:tblCellMar>
-            <w:top w:w="0" w:type="dxa"/>
-            <w:bottom w:w="0" w:type="dxa"/>
-          </w:tblCellMar>
-        </w:tblPrEx>
         <w:trPr>
           <w:cantSplit/>
         </w:trPr>
@@ -55915,12 +53127,6 @@
         </w:tc>
       </w:tr>
       <w:tr>
-        <w:tblPrEx>
-          <w:tblCellMar>
-            <w:top w:w="0" w:type="dxa"/>
-            <w:bottom w:w="0" w:type="dxa"/>
-          </w:tblCellMar>
-        </w:tblPrEx>
         <w:trPr>
           <w:cantSplit/>
         </w:trPr>
@@ -55995,12 +53201,6 @@
         </w:tc>
       </w:tr>
       <w:tr>
-        <w:tblPrEx>
-          <w:tblCellMar>
-            <w:top w:w="0" w:type="dxa"/>
-            <w:bottom w:w="0" w:type="dxa"/>
-          </w:tblCellMar>
-        </w:tblPrEx>
         <w:trPr>
           <w:cantSplit/>
         </w:trPr>
@@ -56078,12 +53278,6 @@
         </w:tc>
       </w:tr>
       <w:tr>
-        <w:tblPrEx>
-          <w:tblCellMar>
-            <w:top w:w="0" w:type="dxa"/>
-            <w:bottom w:w="0" w:type="dxa"/>
-          </w:tblCellMar>
-        </w:tblPrEx>
         <w:trPr>
           <w:cantSplit/>
         </w:trPr>
@@ -56158,12 +53352,6 @@
         </w:tc>
       </w:tr>
       <w:tr>
-        <w:tblPrEx>
-          <w:tblCellMar>
-            <w:top w:w="0" w:type="dxa"/>
-            <w:bottom w:w="0" w:type="dxa"/>
-          </w:tblCellMar>
-        </w:tblPrEx>
         <w:trPr>
           <w:cantSplit/>
         </w:trPr>
@@ -56241,12 +53429,6 @@
         </w:tc>
       </w:tr>
       <w:tr>
-        <w:tblPrEx>
-          <w:tblCellMar>
-            <w:top w:w="0" w:type="dxa"/>
-            <w:bottom w:w="0" w:type="dxa"/>
-          </w:tblCellMar>
-        </w:tblPrEx>
         <w:trPr>
           <w:cantSplit/>
         </w:trPr>
@@ -56321,12 +53503,6 @@
         </w:tc>
       </w:tr>
       <w:tr>
-        <w:tblPrEx>
-          <w:tblCellMar>
-            <w:top w:w="0" w:type="dxa"/>
-            <w:bottom w:w="0" w:type="dxa"/>
-          </w:tblCellMar>
-        </w:tblPrEx>
         <w:trPr>
           <w:cantSplit/>
         </w:trPr>
@@ -56404,12 +53580,6 @@
         </w:tc>
       </w:tr>
       <w:tr>
-        <w:tblPrEx>
-          <w:tblCellMar>
-            <w:top w:w="0" w:type="dxa"/>
-            <w:bottom w:w="0" w:type="dxa"/>
-          </w:tblCellMar>
-        </w:tblPrEx>
         <w:trPr>
           <w:cantSplit/>
         </w:trPr>
@@ -56484,12 +53654,6 @@
         </w:tc>
       </w:tr>
       <w:tr>
-        <w:tblPrEx>
-          <w:tblCellMar>
-            <w:top w:w="0" w:type="dxa"/>
-            <w:bottom w:w="0" w:type="dxa"/>
-          </w:tblCellMar>
-        </w:tblPrEx>
         <w:trPr>
           <w:cantSplit/>
         </w:trPr>
@@ -56567,12 +53731,6 @@
         </w:tc>
       </w:tr>
       <w:tr>
-        <w:tblPrEx>
-          <w:tblCellMar>
-            <w:top w:w="0" w:type="dxa"/>
-            <w:bottom w:w="0" w:type="dxa"/>
-          </w:tblCellMar>
-        </w:tblPrEx>
         <w:trPr>
           <w:cantSplit/>
         </w:trPr>
@@ -56647,12 +53805,6 @@
         </w:tc>
       </w:tr>
       <w:tr>
-        <w:tblPrEx>
-          <w:tblCellMar>
-            <w:top w:w="0" w:type="dxa"/>
-            <w:bottom w:w="0" w:type="dxa"/>
-          </w:tblCellMar>
-        </w:tblPrEx>
         <w:trPr>
           <w:cantSplit/>
         </w:trPr>
@@ -56730,12 +53882,6 @@
         </w:tc>
       </w:tr>
       <w:tr>
-        <w:tblPrEx>
-          <w:tblCellMar>
-            <w:top w:w="0" w:type="dxa"/>
-            <w:bottom w:w="0" w:type="dxa"/>
-          </w:tblCellMar>
-        </w:tblPrEx>
         <w:trPr>
           <w:cantSplit/>
         </w:trPr>
@@ -56810,12 +53956,6 @@
         </w:tc>
       </w:tr>
       <w:tr>
-        <w:tblPrEx>
-          <w:tblCellMar>
-            <w:top w:w="0" w:type="dxa"/>
-            <w:bottom w:w="0" w:type="dxa"/>
-          </w:tblCellMar>
-        </w:tblPrEx>
         <w:trPr>
           <w:cantSplit/>
         </w:trPr>
@@ -56893,12 +54033,6 @@
         </w:tc>
       </w:tr>
       <w:tr>
-        <w:tblPrEx>
-          <w:tblCellMar>
-            <w:top w:w="0" w:type="dxa"/>
-            <w:bottom w:w="0" w:type="dxa"/>
-          </w:tblCellMar>
-        </w:tblPrEx>
         <w:trPr>
           <w:cantSplit/>
         </w:trPr>
@@ -56973,12 +54107,6 @@
         </w:tc>
       </w:tr>
       <w:tr>
-        <w:tblPrEx>
-          <w:tblCellMar>
-            <w:top w:w="0" w:type="dxa"/>
-            <w:bottom w:w="0" w:type="dxa"/>
-          </w:tblCellMar>
-        </w:tblPrEx>
         <w:trPr>
           <w:cantSplit/>
         </w:trPr>
@@ -57056,12 +54184,6 @@
         </w:tc>
       </w:tr>
       <w:tr>
-        <w:tblPrEx>
-          <w:tblCellMar>
-            <w:top w:w="0" w:type="dxa"/>
-            <w:bottom w:w="0" w:type="dxa"/>
-          </w:tblCellMar>
-        </w:tblPrEx>
         <w:trPr>
           <w:cantSplit/>
         </w:trPr>
@@ -57136,12 +54258,6 @@
         </w:tc>
       </w:tr>
       <w:tr>
-        <w:tblPrEx>
-          <w:tblCellMar>
-            <w:top w:w="0" w:type="dxa"/>
-            <w:bottom w:w="0" w:type="dxa"/>
-          </w:tblCellMar>
-        </w:tblPrEx>
         <w:trPr>
           <w:cantSplit/>
         </w:trPr>
@@ -57260,12 +54376,6 @@
         <w:gridCol w:w="2122"/>
       </w:tblGrid>
       <w:tr>
-        <w:tblPrEx>
-          <w:tblCellMar>
-            <w:top w:w="0" w:type="dxa"/>
-            <w:bottom w:w="0" w:type="dxa"/>
-          </w:tblCellMar>
-        </w:tblPrEx>
         <w:trPr>
           <w:cantSplit/>
           <w:tblHeader/>
@@ -57380,12 +54490,6 @@
         </w:tc>
       </w:tr>
       <w:tr>
-        <w:tblPrEx>
-          <w:tblCellMar>
-            <w:top w:w="0" w:type="dxa"/>
-            <w:bottom w:w="0" w:type="dxa"/>
-          </w:tblCellMar>
-        </w:tblPrEx>
         <w:trPr>
           <w:cantSplit/>
         </w:trPr>
@@ -57499,12 +54603,6 @@
         </w:tc>
       </w:tr>
       <w:tr>
-        <w:tblPrEx>
-          <w:tblCellMar>
-            <w:top w:w="0" w:type="dxa"/>
-            <w:bottom w:w="0" w:type="dxa"/>
-          </w:tblCellMar>
-        </w:tblPrEx>
         <w:trPr>
           <w:cantSplit/>
         </w:trPr>
@@ -57631,12 +54729,6 @@
         </w:tc>
       </w:tr>
       <w:tr>
-        <w:tblPrEx>
-          <w:tblCellMar>
-            <w:top w:w="0" w:type="dxa"/>
-            <w:bottom w:w="0" w:type="dxa"/>
-          </w:tblCellMar>
-        </w:tblPrEx>
         <w:trPr>
           <w:cantSplit/>
         </w:trPr>
@@ -57734,12 +54826,6 @@
         </w:tc>
       </w:tr>
       <w:tr>
-        <w:tblPrEx>
-          <w:tblCellMar>
-            <w:top w:w="0" w:type="dxa"/>
-            <w:bottom w:w="0" w:type="dxa"/>
-          </w:tblCellMar>
-        </w:tblPrEx>
         <w:trPr>
           <w:cantSplit/>
         </w:trPr>
@@ -57841,12 +54927,6 @@
         </w:tc>
       </w:tr>
       <w:tr>
-        <w:tblPrEx>
-          <w:tblCellMar>
-            <w:top w:w="0" w:type="dxa"/>
-            <w:bottom w:w="0" w:type="dxa"/>
-          </w:tblCellMar>
-        </w:tblPrEx>
         <w:trPr>
           <w:cantSplit/>
         </w:trPr>
@@ -57944,12 +55024,6 @@
         </w:tc>
       </w:tr>
       <w:tr>
-        <w:tblPrEx>
-          <w:tblCellMar>
-            <w:top w:w="0" w:type="dxa"/>
-            <w:bottom w:w="0" w:type="dxa"/>
-          </w:tblCellMar>
-        </w:tblPrEx>
         <w:trPr>
           <w:cantSplit/>
         </w:trPr>
@@ -58051,12 +55125,6 @@
         </w:tc>
       </w:tr>
       <w:tr>
-        <w:tblPrEx>
-          <w:tblCellMar>
-            <w:top w:w="0" w:type="dxa"/>
-            <w:bottom w:w="0" w:type="dxa"/>
-          </w:tblCellMar>
-        </w:tblPrEx>
         <w:trPr>
           <w:cantSplit/>
         </w:trPr>
@@ -58186,12 +55254,6 @@
         </w:tc>
       </w:tr>
       <w:tr>
-        <w:tblPrEx>
-          <w:tblCellMar>
-            <w:top w:w="0" w:type="dxa"/>
-            <w:bottom w:w="0" w:type="dxa"/>
-          </w:tblCellMar>
-        </w:tblPrEx>
         <w:trPr>
           <w:cantSplit/>
         </w:trPr>
@@ -58293,12 +55355,6 @@
         </w:tc>
       </w:tr>
       <w:tr>
-        <w:tblPrEx>
-          <w:tblCellMar>
-            <w:top w:w="0" w:type="dxa"/>
-            <w:bottom w:w="0" w:type="dxa"/>
-          </w:tblCellMar>
-        </w:tblPrEx>
         <w:trPr>
           <w:cantSplit/>
         </w:trPr>
@@ -58396,12 +55452,6 @@
         </w:tc>
       </w:tr>
       <w:tr>
-        <w:tblPrEx>
-          <w:tblCellMar>
-            <w:top w:w="0" w:type="dxa"/>
-            <w:bottom w:w="0" w:type="dxa"/>
-          </w:tblCellMar>
-        </w:tblPrEx>
         <w:trPr>
           <w:cantSplit/>
         </w:trPr>
@@ -58503,12 +55553,6 @@
         </w:tc>
       </w:tr>
       <w:tr>
-        <w:tblPrEx>
-          <w:tblCellMar>
-            <w:top w:w="0" w:type="dxa"/>
-            <w:bottom w:w="0" w:type="dxa"/>
-          </w:tblCellMar>
-        </w:tblPrEx>
         <w:trPr>
           <w:cantSplit/>
         </w:trPr>
@@ -58606,12 +55650,6 @@
         </w:tc>
       </w:tr>
       <w:tr>
-        <w:tblPrEx>
-          <w:tblCellMar>
-            <w:top w:w="0" w:type="dxa"/>
-            <w:bottom w:w="0" w:type="dxa"/>
-          </w:tblCellMar>
-        </w:tblPrEx>
         <w:trPr>
           <w:cantSplit/>
         </w:trPr>
@@ -58909,12 +55947,6 @@
         <w:gridCol w:w="2410"/>
       </w:tblGrid>
       <w:tr>
-        <w:tblPrEx>
-          <w:tblCellMar>
-            <w:top w:w="0" w:type="dxa"/>
-            <w:bottom w:w="0" w:type="dxa"/>
-          </w:tblCellMar>
-        </w:tblPrEx>
         <w:trPr>
           <w:cantSplit/>
           <w:tblHeader/>
@@ -59002,12 +56034,6 @@
         </w:tc>
       </w:tr>
       <w:tr>
-        <w:tblPrEx>
-          <w:tblCellMar>
-            <w:top w:w="0" w:type="dxa"/>
-            <w:bottom w:w="0" w:type="dxa"/>
-          </w:tblCellMar>
-        </w:tblPrEx>
         <w:trPr>
           <w:cantSplit/>
         </w:trPr>
@@ -59082,12 +56108,6 @@
         </w:tc>
       </w:tr>
       <w:tr>
-        <w:tblPrEx>
-          <w:tblCellMar>
-            <w:top w:w="0" w:type="dxa"/>
-            <w:bottom w:w="0" w:type="dxa"/>
-          </w:tblCellMar>
-        </w:tblPrEx>
         <w:trPr>
           <w:cantSplit/>
         </w:trPr>
@@ -59165,12 +56185,6 @@
         </w:tc>
       </w:tr>
       <w:tr>
-        <w:tblPrEx>
-          <w:tblCellMar>
-            <w:top w:w="0" w:type="dxa"/>
-            <w:bottom w:w="0" w:type="dxa"/>
-          </w:tblCellMar>
-        </w:tblPrEx>
         <w:trPr>
           <w:cantSplit/>
         </w:trPr>
@@ -59245,12 +56259,6 @@
         </w:tc>
       </w:tr>
       <w:tr>
-        <w:tblPrEx>
-          <w:tblCellMar>
-            <w:top w:w="0" w:type="dxa"/>
-            <w:bottom w:w="0" w:type="dxa"/>
-          </w:tblCellMar>
-        </w:tblPrEx>
         <w:trPr>
           <w:cantSplit/>
         </w:trPr>
@@ -59328,12 +56336,6 @@
         </w:tc>
       </w:tr>
       <w:tr>
-        <w:tblPrEx>
-          <w:tblCellMar>
-            <w:top w:w="0" w:type="dxa"/>
-            <w:bottom w:w="0" w:type="dxa"/>
-          </w:tblCellMar>
-        </w:tblPrEx>
         <w:trPr>
           <w:cantSplit/>
         </w:trPr>
@@ -59408,12 +56410,6 @@
         </w:tc>
       </w:tr>
       <w:tr>
-        <w:tblPrEx>
-          <w:tblCellMar>
-            <w:top w:w="0" w:type="dxa"/>
-            <w:bottom w:w="0" w:type="dxa"/>
-          </w:tblCellMar>
-        </w:tblPrEx>
         <w:trPr>
           <w:cantSplit/>
         </w:trPr>
@@ -59491,12 +56487,6 @@
         </w:tc>
       </w:tr>
       <w:tr>
-        <w:tblPrEx>
-          <w:tblCellMar>
-            <w:top w:w="0" w:type="dxa"/>
-            <w:bottom w:w="0" w:type="dxa"/>
-          </w:tblCellMar>
-        </w:tblPrEx>
         <w:trPr>
           <w:cantSplit/>
         </w:trPr>
@@ -59571,12 +56561,6 @@
         </w:tc>
       </w:tr>
       <w:tr>
-        <w:tblPrEx>
-          <w:tblCellMar>
-            <w:top w:w="0" w:type="dxa"/>
-            <w:bottom w:w="0" w:type="dxa"/>
-          </w:tblCellMar>
-        </w:tblPrEx>
         <w:trPr>
           <w:cantSplit/>
         </w:trPr>
@@ -59654,12 +56638,6 @@
         </w:tc>
       </w:tr>
       <w:tr>
-        <w:tblPrEx>
-          <w:tblCellMar>
-            <w:top w:w="0" w:type="dxa"/>
-            <w:bottom w:w="0" w:type="dxa"/>
-          </w:tblCellMar>
-        </w:tblPrEx>
         <w:trPr>
           <w:cantSplit/>
         </w:trPr>
@@ -59734,12 +56712,6 @@
         </w:tc>
       </w:tr>
       <w:tr>
-        <w:tblPrEx>
-          <w:tblCellMar>
-            <w:top w:w="0" w:type="dxa"/>
-            <w:bottom w:w="0" w:type="dxa"/>
-          </w:tblCellMar>
-        </w:tblPrEx>
         <w:trPr>
           <w:cantSplit/>
         </w:trPr>
@@ -59817,12 +56789,6 @@
         </w:tc>
       </w:tr>
       <w:tr>
-        <w:tblPrEx>
-          <w:tblCellMar>
-            <w:top w:w="0" w:type="dxa"/>
-            <w:bottom w:w="0" w:type="dxa"/>
-          </w:tblCellMar>
-        </w:tblPrEx>
         <w:trPr>
           <w:cantSplit/>
         </w:trPr>
@@ -59897,12 +56863,6 @@
         </w:tc>
       </w:tr>
       <w:tr>
-        <w:tblPrEx>
-          <w:tblCellMar>
-            <w:top w:w="0" w:type="dxa"/>
-            <w:bottom w:w="0" w:type="dxa"/>
-          </w:tblCellMar>
-        </w:tblPrEx>
         <w:trPr>
           <w:cantSplit/>
         </w:trPr>
@@ -59980,12 +56940,6 @@
         </w:tc>
       </w:tr>
       <w:tr>
-        <w:tblPrEx>
-          <w:tblCellMar>
-            <w:top w:w="0" w:type="dxa"/>
-            <w:bottom w:w="0" w:type="dxa"/>
-          </w:tblCellMar>
-        </w:tblPrEx>
         <w:trPr>
           <w:cantSplit/>
         </w:trPr>
@@ -60060,12 +57014,6 @@
         </w:tc>
       </w:tr>
       <w:tr>
-        <w:tblPrEx>
-          <w:tblCellMar>
-            <w:top w:w="0" w:type="dxa"/>
-            <w:bottom w:w="0" w:type="dxa"/>
-          </w:tblCellMar>
-        </w:tblPrEx>
         <w:trPr>
           <w:cantSplit/>
         </w:trPr>
@@ -60143,12 +57091,6 @@
         </w:tc>
       </w:tr>
       <w:tr>
-        <w:tblPrEx>
-          <w:tblCellMar>
-            <w:top w:w="0" w:type="dxa"/>
-            <w:bottom w:w="0" w:type="dxa"/>
-          </w:tblCellMar>
-        </w:tblPrEx>
         <w:trPr>
           <w:cantSplit/>
         </w:trPr>
@@ -60239,12 +57181,6 @@
         </w:tc>
       </w:tr>
       <w:tr>
-        <w:tblPrEx>
-          <w:tblCellMar>
-            <w:top w:w="0" w:type="dxa"/>
-            <w:bottom w:w="0" w:type="dxa"/>
-          </w:tblCellMar>
-        </w:tblPrEx>
         <w:trPr>
           <w:cantSplit/>
         </w:trPr>
@@ -60322,12 +57258,6 @@
         </w:tc>
       </w:tr>
       <w:tr>
-        <w:tblPrEx>
-          <w:tblCellMar>
-            <w:top w:w="0" w:type="dxa"/>
-            <w:bottom w:w="0" w:type="dxa"/>
-          </w:tblCellMar>
-        </w:tblPrEx>
         <w:trPr>
           <w:cantSplit/>
         </w:trPr>
@@ -60402,12 +57332,6 @@
         </w:tc>
       </w:tr>
       <w:tr>
-        <w:tblPrEx>
-          <w:tblCellMar>
-            <w:top w:w="0" w:type="dxa"/>
-            <w:bottom w:w="0" w:type="dxa"/>
-          </w:tblCellMar>
-        </w:tblPrEx>
         <w:trPr>
           <w:cantSplit/>
         </w:trPr>
@@ -60501,12 +57425,6 @@
         </w:tc>
       </w:tr>
       <w:tr>
-        <w:tblPrEx>
-          <w:tblCellMar>
-            <w:top w:w="0" w:type="dxa"/>
-            <w:bottom w:w="0" w:type="dxa"/>
-          </w:tblCellMar>
-        </w:tblPrEx>
         <w:trPr>
           <w:cantSplit/>
         </w:trPr>
@@ -60581,12 +57499,6 @@
         </w:tc>
       </w:tr>
       <w:tr>
-        <w:tblPrEx>
-          <w:tblCellMar>
-            <w:top w:w="0" w:type="dxa"/>
-            <w:bottom w:w="0" w:type="dxa"/>
-          </w:tblCellMar>
-        </w:tblPrEx>
         <w:trPr>
           <w:cantSplit/>
         </w:trPr>
@@ -60713,12 +57625,6 @@
         <w:gridCol w:w="1219"/>
       </w:tblGrid>
       <w:tr>
-        <w:tblPrEx>
-          <w:tblCellMar>
-            <w:top w:w="0" w:type="dxa"/>
-            <w:bottom w:w="0" w:type="dxa"/>
-          </w:tblCellMar>
-        </w:tblPrEx>
         <w:trPr>
           <w:cantSplit/>
           <w:tblHeader/>
@@ -60833,12 +57739,6 @@
         </w:tc>
       </w:tr>
       <w:tr>
-        <w:tblPrEx>
-          <w:tblCellMar>
-            <w:top w:w="0" w:type="dxa"/>
-            <w:bottom w:w="0" w:type="dxa"/>
-          </w:tblCellMar>
-        </w:tblPrEx>
         <w:trPr>
           <w:cantSplit/>
         </w:trPr>
@@ -60936,12 +57836,6 @@
         </w:tc>
       </w:tr>
       <w:tr>
-        <w:tblPrEx>
-          <w:tblCellMar>
-            <w:top w:w="0" w:type="dxa"/>
-            <w:bottom w:w="0" w:type="dxa"/>
-          </w:tblCellMar>
-        </w:tblPrEx>
         <w:trPr>
           <w:cantSplit/>
         </w:trPr>
@@ -61043,12 +57937,6 @@
         </w:tc>
       </w:tr>
       <w:tr>
-        <w:tblPrEx>
-          <w:tblCellMar>
-            <w:top w:w="0" w:type="dxa"/>
-            <w:bottom w:w="0" w:type="dxa"/>
-          </w:tblCellMar>
-        </w:tblPrEx>
         <w:trPr>
           <w:cantSplit/>
         </w:trPr>
@@ -61146,12 +58034,6 @@
         </w:tc>
       </w:tr>
       <w:tr>
-        <w:tblPrEx>
-          <w:tblCellMar>
-            <w:top w:w="0" w:type="dxa"/>
-            <w:bottom w:w="0" w:type="dxa"/>
-          </w:tblCellMar>
-        </w:tblPrEx>
         <w:trPr>
           <w:cantSplit/>
         </w:trPr>
@@ -61403,12 +58285,6 @@
         <w:gridCol w:w="4049"/>
       </w:tblGrid>
       <w:tr>
-        <w:tblPrEx>
-          <w:tblCellMar>
-            <w:top w:w="0" w:type="dxa"/>
-            <w:bottom w:w="0" w:type="dxa"/>
-          </w:tblCellMar>
-        </w:tblPrEx>
         <w:trPr>
           <w:cantSplit/>
           <w:tblHeader/>
@@ -61496,12 +58372,6 @@
         </w:tc>
       </w:tr>
       <w:tr>
-        <w:tblPrEx>
-          <w:tblCellMar>
-            <w:top w:w="0" w:type="dxa"/>
-            <w:bottom w:w="0" w:type="dxa"/>
-          </w:tblCellMar>
-        </w:tblPrEx>
         <w:trPr>
           <w:cantSplit/>
         </w:trPr>
@@ -61576,12 +58446,6 @@
         </w:tc>
       </w:tr>
       <w:tr>
-        <w:tblPrEx>
-          <w:tblCellMar>
-            <w:top w:w="0" w:type="dxa"/>
-            <w:bottom w:w="0" w:type="dxa"/>
-          </w:tblCellMar>
-        </w:tblPrEx>
         <w:trPr>
           <w:cantSplit/>
         </w:trPr>
@@ -61659,12 +58523,6 @@
         </w:tc>
       </w:tr>
       <w:tr>
-        <w:tblPrEx>
-          <w:tblCellMar>
-            <w:top w:w="0" w:type="dxa"/>
-            <w:bottom w:w="0" w:type="dxa"/>
-          </w:tblCellMar>
-        </w:tblPrEx>
         <w:trPr>
           <w:cantSplit/>
         </w:trPr>
@@ -61739,12 +58597,6 @@
         </w:tc>
       </w:tr>
       <w:tr>
-        <w:tblPrEx>
-          <w:tblCellMar>
-            <w:top w:w="0" w:type="dxa"/>
-            <w:bottom w:w="0" w:type="dxa"/>
-          </w:tblCellMar>
-        </w:tblPrEx>
         <w:trPr>
           <w:cantSplit/>
         </w:trPr>
@@ -61822,12 +58674,6 @@
         </w:tc>
       </w:tr>
       <w:tr>
-        <w:tblPrEx>
-          <w:tblCellMar>
-            <w:top w:w="0" w:type="dxa"/>
-            <w:bottom w:w="0" w:type="dxa"/>
-          </w:tblCellMar>
-        </w:tblPrEx>
         <w:trPr>
           <w:cantSplit/>
         </w:trPr>
@@ -61902,12 +58748,6 @@
         </w:tc>
       </w:tr>
       <w:tr>
-        <w:tblPrEx>
-          <w:tblCellMar>
-            <w:top w:w="0" w:type="dxa"/>
-            <w:bottom w:w="0" w:type="dxa"/>
-          </w:tblCellMar>
-        </w:tblPrEx>
         <w:trPr>
           <w:cantSplit/>
         </w:trPr>
@@ -61985,12 +58825,6 @@
         </w:tc>
       </w:tr>
       <w:tr>
-        <w:tblPrEx>
-          <w:tblCellMar>
-            <w:top w:w="0" w:type="dxa"/>
-            <w:bottom w:w="0" w:type="dxa"/>
-          </w:tblCellMar>
-        </w:tblPrEx>
         <w:trPr>
           <w:cantSplit/>
         </w:trPr>
@@ -62065,12 +58899,6 @@
         </w:tc>
       </w:tr>
       <w:tr>
-        <w:tblPrEx>
-          <w:tblCellMar>
-            <w:top w:w="0" w:type="dxa"/>
-            <w:bottom w:w="0" w:type="dxa"/>
-          </w:tblCellMar>
-        </w:tblPrEx>
         <w:trPr>
           <w:cantSplit/>
         </w:trPr>
@@ -62148,12 +58976,6 @@
         </w:tc>
       </w:tr>
       <w:tr>
-        <w:tblPrEx>
-          <w:tblCellMar>
-            <w:top w:w="0" w:type="dxa"/>
-            <w:bottom w:w="0" w:type="dxa"/>
-          </w:tblCellMar>
-        </w:tblPrEx>
         <w:trPr>
           <w:cantSplit/>
         </w:trPr>
@@ -62228,12 +59050,6 @@
         </w:tc>
       </w:tr>
       <w:tr>
-        <w:tblPrEx>
-          <w:tblCellMar>
-            <w:top w:w="0" w:type="dxa"/>
-            <w:bottom w:w="0" w:type="dxa"/>
-          </w:tblCellMar>
-        </w:tblPrEx>
         <w:trPr>
           <w:cantSplit/>
         </w:trPr>
@@ -62327,12 +59143,6 @@
         </w:tc>
       </w:tr>
       <w:tr>
-        <w:tblPrEx>
-          <w:tblCellMar>
-            <w:top w:w="0" w:type="dxa"/>
-            <w:bottom w:w="0" w:type="dxa"/>
-          </w:tblCellMar>
-        </w:tblPrEx>
         <w:trPr>
           <w:cantSplit/>
         </w:trPr>
@@ -62781,12 +59591,6 @@
         <w:gridCol w:w="3857"/>
       </w:tblGrid>
       <w:tr>
-        <w:tblPrEx>
-          <w:tblCellMar>
-            <w:top w:w="0" w:type="dxa"/>
-            <w:bottom w:w="0" w:type="dxa"/>
-          </w:tblCellMar>
-        </w:tblPrEx>
         <w:trPr>
           <w:cantSplit/>
           <w:tblHeader/>
@@ -62874,12 +59678,6 @@
         </w:tc>
       </w:tr>
       <w:tr>
-        <w:tblPrEx>
-          <w:tblCellMar>
-            <w:top w:w="0" w:type="dxa"/>
-            <w:bottom w:w="0" w:type="dxa"/>
-          </w:tblCellMar>
-        </w:tblPrEx>
         <w:trPr>
           <w:cantSplit/>
         </w:trPr>
@@ -62954,12 +59752,6 @@
         </w:tc>
       </w:tr>
       <w:tr>
-        <w:tblPrEx>
-          <w:tblCellMar>
-            <w:top w:w="0" w:type="dxa"/>
-            <w:bottom w:w="0" w:type="dxa"/>
-          </w:tblCellMar>
-        </w:tblPrEx>
         <w:trPr>
           <w:cantSplit/>
         </w:trPr>
@@ -63037,12 +59829,6 @@
         </w:tc>
       </w:tr>
       <w:tr>
-        <w:tblPrEx>
-          <w:tblCellMar>
-            <w:top w:w="0" w:type="dxa"/>
-            <w:bottom w:w="0" w:type="dxa"/>
-          </w:tblCellMar>
-        </w:tblPrEx>
         <w:trPr>
           <w:cantSplit/>
         </w:trPr>
@@ -63117,12 +59903,6 @@
         </w:tc>
       </w:tr>
       <w:tr>
-        <w:tblPrEx>
-          <w:tblCellMar>
-            <w:top w:w="0" w:type="dxa"/>
-            <w:bottom w:w="0" w:type="dxa"/>
-          </w:tblCellMar>
-        </w:tblPrEx>
         <w:trPr>
           <w:cantSplit/>
         </w:trPr>
@@ -63200,12 +59980,6 @@
         </w:tc>
       </w:tr>
       <w:tr>
-        <w:tblPrEx>
-          <w:tblCellMar>
-            <w:top w:w="0" w:type="dxa"/>
-            <w:bottom w:w="0" w:type="dxa"/>
-          </w:tblCellMar>
-        </w:tblPrEx>
         <w:trPr>
           <w:cantSplit/>
         </w:trPr>
@@ -63280,12 +60054,6 @@
         </w:tc>
       </w:tr>
       <w:tr>
-        <w:tblPrEx>
-          <w:tblCellMar>
-            <w:top w:w="0" w:type="dxa"/>
-            <w:bottom w:w="0" w:type="dxa"/>
-          </w:tblCellMar>
-        </w:tblPrEx>
         <w:trPr>
           <w:cantSplit/>
         </w:trPr>
@@ -63363,12 +60131,6 @@
         </w:tc>
       </w:tr>
       <w:tr>
-        <w:tblPrEx>
-          <w:tblCellMar>
-            <w:top w:w="0" w:type="dxa"/>
-            <w:bottom w:w="0" w:type="dxa"/>
-          </w:tblCellMar>
-        </w:tblPrEx>
         <w:trPr>
           <w:cantSplit/>
         </w:trPr>
@@ -63443,12 +60205,6 @@
         </w:tc>
       </w:tr>
       <w:tr>
-        <w:tblPrEx>
-          <w:tblCellMar>
-            <w:top w:w="0" w:type="dxa"/>
-            <w:bottom w:w="0" w:type="dxa"/>
-          </w:tblCellMar>
-        </w:tblPrEx>
         <w:trPr>
           <w:cantSplit/>
         </w:trPr>
@@ -63526,12 +60282,6 @@
         </w:tc>
       </w:tr>
       <w:tr>
-        <w:tblPrEx>
-          <w:tblCellMar>
-            <w:top w:w="0" w:type="dxa"/>
-            <w:bottom w:w="0" w:type="dxa"/>
-          </w:tblCellMar>
-        </w:tblPrEx>
         <w:trPr>
           <w:cantSplit/>
         </w:trPr>
@@ -63606,12 +60356,6 @@
         </w:tc>
       </w:tr>
       <w:tr>
-        <w:tblPrEx>
-          <w:tblCellMar>
-            <w:top w:w="0" w:type="dxa"/>
-            <w:bottom w:w="0" w:type="dxa"/>
-          </w:tblCellMar>
-        </w:tblPrEx>
         <w:trPr>
           <w:cantSplit/>
         </w:trPr>
@@ -63728,12 +60472,6 @@
         <w:gridCol w:w="7133"/>
       </w:tblGrid>
       <w:tr>
-        <w:tblPrEx>
-          <w:tblCellMar>
-            <w:top w:w="0" w:type="dxa"/>
-            <w:bottom w:w="0" w:type="dxa"/>
-          </w:tblCellMar>
-        </w:tblPrEx>
         <w:trPr>
           <w:cantSplit/>
           <w:tblHeader/>
@@ -63794,12 +60532,6 @@
         </w:tc>
       </w:tr>
       <w:tr>
-        <w:tblPrEx>
-          <w:tblCellMar>
-            <w:top w:w="0" w:type="dxa"/>
-            <w:bottom w:w="0" w:type="dxa"/>
-          </w:tblCellMar>
-        </w:tblPrEx>
         <w:trPr>
           <w:cantSplit/>
         </w:trPr>
@@ -63851,12 +60583,6 @@
         </w:tc>
       </w:tr>
       <w:tr>
-        <w:tblPrEx>
-          <w:tblCellMar>
-            <w:top w:w="0" w:type="dxa"/>
-            <w:bottom w:w="0" w:type="dxa"/>
-          </w:tblCellMar>
-        </w:tblPrEx>
         <w:trPr>
           <w:cantSplit/>
         </w:trPr>
@@ -63910,12 +60636,6 @@
         </w:tc>
       </w:tr>
       <w:tr>
-        <w:tblPrEx>
-          <w:tblCellMar>
-            <w:top w:w="0" w:type="dxa"/>
-            <w:bottom w:w="0" w:type="dxa"/>
-          </w:tblCellMar>
-        </w:tblPrEx>
         <w:trPr>
           <w:cantSplit/>
         </w:trPr>
@@ -63967,12 +60687,6 @@
         </w:tc>
       </w:tr>
       <w:tr>
-        <w:tblPrEx>
-          <w:tblCellMar>
-            <w:top w:w="0" w:type="dxa"/>
-            <w:bottom w:w="0" w:type="dxa"/>
-          </w:tblCellMar>
-        </w:tblPrEx>
         <w:trPr>
           <w:cantSplit/>
         </w:trPr>
@@ -64026,12 +60740,6 @@
         </w:tc>
       </w:tr>
       <w:tr>
-        <w:tblPrEx>
-          <w:tblCellMar>
-            <w:top w:w="0" w:type="dxa"/>
-            <w:bottom w:w="0" w:type="dxa"/>
-          </w:tblCellMar>
-        </w:tblPrEx>
         <w:trPr>
           <w:cantSplit/>
         </w:trPr>
@@ -64085,12 +60793,6 @@
         </w:tc>
       </w:tr>
       <w:tr>
-        <w:tblPrEx>
-          <w:tblCellMar>
-            <w:top w:w="0" w:type="dxa"/>
-            <w:bottom w:w="0" w:type="dxa"/>
-          </w:tblCellMar>
-        </w:tblPrEx>
         <w:trPr>
           <w:cantSplit/>
         </w:trPr>
@@ -64144,12 +60846,6 @@
         </w:tc>
       </w:tr>
       <w:tr>
-        <w:tblPrEx>
-          <w:tblCellMar>
-            <w:top w:w="0" w:type="dxa"/>
-            <w:bottom w:w="0" w:type="dxa"/>
-          </w:tblCellMar>
-        </w:tblPrEx>
         <w:trPr>
           <w:cantSplit/>
         </w:trPr>
@@ -64201,12 +60897,6 @@
         </w:tc>
       </w:tr>
       <w:tr>
-        <w:tblPrEx>
-          <w:tblCellMar>
-            <w:top w:w="0" w:type="dxa"/>
-            <w:bottom w:w="0" w:type="dxa"/>
-          </w:tblCellMar>
-        </w:tblPrEx>
         <w:trPr>
           <w:cantSplit/>
         </w:trPr>
@@ -64262,12 +60952,6 @@
         </w:tc>
       </w:tr>
       <w:tr>
-        <w:tblPrEx>
-          <w:tblCellMar>
-            <w:top w:w="0" w:type="dxa"/>
-            <w:bottom w:w="0" w:type="dxa"/>
-          </w:tblCellMar>
-        </w:tblPrEx>
         <w:trPr>
           <w:cantSplit/>
         </w:trPr>
@@ -64319,12 +61003,6 @@
         </w:tc>
       </w:tr>
       <w:tr>
-        <w:tblPrEx>
-          <w:tblCellMar>
-            <w:top w:w="0" w:type="dxa"/>
-            <w:bottom w:w="0" w:type="dxa"/>
-          </w:tblCellMar>
-        </w:tblPrEx>
         <w:trPr>
           <w:cantSplit/>
         </w:trPr>
@@ -64378,12 +61056,6 @@
         </w:tc>
       </w:tr>
       <w:tr>
-        <w:tblPrEx>
-          <w:tblCellMar>
-            <w:top w:w="0" w:type="dxa"/>
-            <w:bottom w:w="0" w:type="dxa"/>
-          </w:tblCellMar>
-        </w:tblPrEx>
         <w:trPr>
           <w:cantSplit/>
         </w:trPr>
@@ -64435,12 +61107,6 @@
         </w:tc>
       </w:tr>
       <w:tr>
-        <w:tblPrEx>
-          <w:tblCellMar>
-            <w:top w:w="0" w:type="dxa"/>
-            <w:bottom w:w="0" w:type="dxa"/>
-          </w:tblCellMar>
-        </w:tblPrEx>
         <w:trPr>
           <w:cantSplit/>
         </w:trPr>
@@ -64494,12 +61160,6 @@
         </w:tc>
       </w:tr>
       <w:tr>
-        <w:tblPrEx>
-          <w:tblCellMar>
-            <w:top w:w="0" w:type="dxa"/>
-            <w:bottom w:w="0" w:type="dxa"/>
-          </w:tblCellMar>
-        </w:tblPrEx>
         <w:trPr>
           <w:cantSplit/>
         </w:trPr>
@@ -64551,12 +61211,6 @@
         </w:tc>
       </w:tr>
       <w:tr>
-        <w:tblPrEx>
-          <w:tblCellMar>
-            <w:top w:w="0" w:type="dxa"/>
-            <w:bottom w:w="0" w:type="dxa"/>
-          </w:tblCellMar>
-        </w:tblPrEx>
         <w:trPr>
           <w:cantSplit/>
         </w:trPr>
@@ -64610,12 +61264,6 @@
         </w:tc>
       </w:tr>
       <w:tr>
-        <w:tblPrEx>
-          <w:tblCellMar>
-            <w:top w:w="0" w:type="dxa"/>
-            <w:bottom w:w="0" w:type="dxa"/>
-          </w:tblCellMar>
-        </w:tblPrEx>
         <w:trPr>
           <w:cantSplit/>
         </w:trPr>
@@ -64667,12 +61315,6 @@
         </w:tc>
       </w:tr>
       <w:tr>
-        <w:tblPrEx>
-          <w:tblCellMar>
-            <w:top w:w="0" w:type="dxa"/>
-            <w:bottom w:w="0" w:type="dxa"/>
-          </w:tblCellMar>
-        </w:tblPrEx>
         <w:trPr>
           <w:cantSplit/>
         </w:trPr>
@@ -64726,12 +61368,6 @@
         </w:tc>
       </w:tr>
       <w:tr>
-        <w:tblPrEx>
-          <w:tblCellMar>
-            <w:top w:w="0" w:type="dxa"/>
-            <w:bottom w:w="0" w:type="dxa"/>
-          </w:tblCellMar>
-        </w:tblPrEx>
         <w:trPr>
           <w:cantSplit/>
         </w:trPr>
@@ -64785,12 +61421,6 @@
         </w:tc>
       </w:tr>
       <w:tr>
-        <w:tblPrEx>
-          <w:tblCellMar>
-            <w:top w:w="0" w:type="dxa"/>
-            <w:bottom w:w="0" w:type="dxa"/>
-          </w:tblCellMar>
-        </w:tblPrEx>
         <w:trPr>
           <w:cantSplit/>
         </w:trPr>
